--- a/fuentes/CF1_93510381_DU.docx
+++ b/fuentes/CF1_93510381_DU.docx
@@ -1115,7 +1115,7 @@
               <w:rPr>
                 <w:webHidden/>
               </w:rPr>
-              <w:t>17</w:t>
+              <w:t>16</w:t>
             </w:r>
             <w:r>
               <w:rPr>
@@ -1289,7 +1289,7 @@
                 <w:noProof/>
                 <w:webHidden/>
               </w:rPr>
-              <w:t>21</w:t>
+              <w:t>20</w:t>
             </w:r>
             <w:r>
               <w:rPr>
@@ -1373,7 +1373,7 @@
               <w:rPr>
                 <w:webHidden/>
               </w:rPr>
-              <w:t>21</w:t>
+              <w:t>20</w:t>
             </w:r>
             <w:r>
               <w:rPr>
@@ -1456,7 +1456,7 @@
               <w:rPr>
                 <w:webHidden/>
               </w:rPr>
-              <w:t>23</w:t>
+              <w:t>22</w:t>
             </w:r>
             <w:r>
               <w:rPr>
@@ -1539,7 +1539,7 @@
               <w:rPr>
                 <w:webHidden/>
               </w:rPr>
-              <w:t>27</w:t>
+              <w:t>26</w:t>
             </w:r>
             <w:r>
               <w:rPr>
@@ -2004,6 +2004,13 @@
               <w:rFonts w:cstheme="minorHAnsi"/>
               <w:szCs w:val="28"/>
             </w:rPr>
+            <w:sectPr>
+              <w:footerReference w:type="default" r:id="rId12"/>
+              <w:pgSz w:w="12240" w:h="15840"/>
+              <w:pgMar w:top="1701" w:right="1134" w:bottom="1134" w:left="1134" w:header="709" w:footer="709" w:gutter="0"/>
+              <w:cols w:space="708"/>
+              <w:docGrid w:linePitch="360"/>
+            </w:sectPr>
           </w:pPr>
           <w:r>
             <w:rPr>
@@ -2013,28 +2020,11 @@
               <w:szCs w:val="28"/>
               <w:lang w:val="es-ES"/>
             </w:rPr>
-            <w:lastRenderedPageBreak/>
             <w:fldChar w:fldCharType="end"/>
           </w:r>
         </w:p>
       </w:sdtContent>
     </w:sdt>
-    <w:p>
-      <w:pPr>
-        <w:pStyle w:val="TDC1"/>
-        <w:rPr>
-          <w:rFonts w:cstheme="minorHAnsi"/>
-          <w:szCs w:val="28"/>
-        </w:rPr>
-        <w:sectPr>
-          <w:footerReference w:type="default" r:id="rId12"/>
-          <w:pgSz w:w="12240" w:h="15840"/>
-          <w:pgMar w:top="1701" w:right="1134" w:bottom="1134" w:left="1134" w:header="709" w:footer="709" w:gutter="0"/>
-          <w:cols w:space="708"/>
-          <w:docGrid w:linePitch="360"/>
-        </w:sectPr>
-      </w:pPr>
-    </w:p>
     <w:p>
       <w:pPr>
         <w:pStyle w:val="Ttulo1"/>
@@ -2061,21 +2051,7 @@
         <w:rPr>
           <w:lang w:val="es-419" w:eastAsia="es-CO"/>
         </w:rPr>
-        <w:t xml:space="preserve">Las fibras textiles son los filamentos procesados para formar hilos o telas para la industria de la confección y corresponden a un insumo que ha venido evolucionando con el tiempo. Inicialmente la industria solo contaba con las fibras que se obtenían de la naturaleza, pero con los avances tecnológicos y la necesidad de contar con fibras de características especiales, ha obligado a realizar estudios y pruebas para poder diseñar fibras artificiales hechas en laboratorios y con características que le dan un valor agregado a las prendas de vestir, tales como: impermeabilidad, efecto </w:t>
-      </w:r>
-      <w:proofErr w:type="spellStart"/>
-      <w:r>
-        <w:rPr>
-          <w:lang w:val="es-419" w:eastAsia="es-CO"/>
-        </w:rPr>
-        <w:t>antibacterial</w:t>
-      </w:r>
-      <w:proofErr w:type="spellEnd"/>
-      <w:r>
-        <w:rPr>
-          <w:lang w:val="es-419" w:eastAsia="es-CO"/>
-        </w:rPr>
-        <w:t>, protección, resistencia y durabilidad; un número importante de propiedades que permiten que el hombre pueda no solo satisfacer la necesidad básica de protección, si no a la vez contar con características especiales de acuerdo con las necesidades de uso para el campo personal y laboral.</w:t>
+        <w:t>Las fibras textiles son los filamentos procesados para formar hilos o telas para la industria de la confección y corresponden a un insumo que ha venido evolucionando con el tiempo. Inicialmente la industria solo contaba con las fibras que se obtenían de la naturaleza, pero con los avances tecnológicos y la necesidad de contar con fibras de características especiales, ha obligado a realizar estudios y pruebas para poder diseñar fibras artificiales hechas en laboratorios y con características que le dan un valor agregado a las prendas de vestir, tales como: impermeabilidad, efecto antibacterial, protección, resistencia y durabilidad; un número importante de propiedades que permiten que el hombre pueda no solo satisfacer la necesidad básica de protección, si no a la vez contar con características especiales de acuerdo con las necesidades de uso para el campo personal y laboral.</w:t>
       </w:r>
     </w:p>
     <w:p>
@@ -2364,21 +2340,7 @@
         <w:rPr>
           <w:lang w:eastAsia="es-CO"/>
         </w:rPr>
-        <w:t>Se denomina fibra textil a los materiales compuestos de filamentos, susceptibles de ser usados para formar hilos o telas, bien sea mediante tejido o mediante otros procesos físicos o químicos (</w:t>
-      </w:r>
-      <w:proofErr w:type="spellStart"/>
-      <w:r>
-        <w:rPr>
-          <w:lang w:eastAsia="es-CO"/>
-        </w:rPr>
-        <w:t>Coats</w:t>
-      </w:r>
-      <w:proofErr w:type="spellEnd"/>
-      <w:r>
-        <w:rPr>
-          <w:lang w:eastAsia="es-CO"/>
-        </w:rPr>
-        <w:t>, s.f.).</w:t>
+        <w:t>Se denomina fibra textil a los materiales compuestos de filamentos, susceptibles de ser usados para formar hilos o telas, bien sea mediante tejido o mediante otros procesos físicos o químicos (Coats, s.f.).</w:t>
       </w:r>
     </w:p>
     <w:p>
@@ -2525,21 +2487,7 @@
         <w:rPr>
           <w:lang w:eastAsia="es-CO"/>
         </w:rPr>
-        <w:t xml:space="preserve">Determina el volumen, cuerpo, textura y tacto de la fibra. Según su forma transversal, pueden ser redondas (nailon, poliéster), acanaladas (rayón, acetato) o almendradas (acrílicos, </w:t>
-      </w:r>
-      <w:proofErr w:type="spellStart"/>
-      <w:r>
-        <w:rPr>
-          <w:lang w:eastAsia="es-CO"/>
-        </w:rPr>
-        <w:t>modacrílicos</w:t>
-      </w:r>
-      <w:proofErr w:type="spellEnd"/>
-      <w:r>
-        <w:rPr>
-          <w:lang w:eastAsia="es-CO"/>
-        </w:rPr>
-        <w:t>).</w:t>
+        <w:t>Determina el volumen, cuerpo, textura y tacto de la fibra. Según su forma transversal, pueden ser redondas (nailon, poliéster), acanaladas (rayón, acetato) o almendradas (acrílicos, modacrílicos).</w:t>
       </w:r>
     </w:p>
     <w:p>
@@ -2685,7 +2633,31 @@
         <w:rPr>
           <w:lang w:eastAsia="es-CO"/>
         </w:rPr>
-        <w:t>La resistencia tiene una relación directa con la longitud e indirecta con la finura. En un material textil con menor longitud, tendrá menor resistencia (fibras celulósicas y proteicas).</w:t>
+        <w:t xml:space="preserve">La resistencia tiene una relación directa con la longitud e indirecta con la finura. </w:t>
+      </w:r>
+      <w:r>
+        <w:rPr>
+          <w:lang w:eastAsia="es-CO"/>
+        </w:rPr>
+        <w:t>U</w:t>
+      </w:r>
+      <w:r>
+        <w:rPr>
+          <w:lang w:eastAsia="es-CO"/>
+        </w:rPr>
+        <w:t>n material textil con menor longitud</w:t>
+      </w:r>
+      <w:r>
+        <w:rPr>
+          <w:lang w:eastAsia="es-CO"/>
+        </w:rPr>
+        <w:t xml:space="preserve"> </w:t>
+      </w:r>
+      <w:r>
+        <w:rPr>
+          <w:lang w:eastAsia="es-CO"/>
+        </w:rPr>
+        <w:t>tendrá menor resistencia (fibras celulósicas y proteicas).</w:t>
       </w:r>
     </w:p>
     <w:p>
@@ -3247,7 +3219,7 @@
         <w:rPr>
           <w:lang w:eastAsia="es-CO"/>
         </w:rPr>
-        <w:t>se obtiene principalmente de animales ovinos, como ovejas y carneros, a través del esquilado periódico. También proviene del pelo de otros animales como cabras, llamas, alpacas y vicuñas.</w:t>
+        <w:t>principalmente de animales ovinos, como ovejas y carneros, a través del esquilado periódico. También proviene del pelo de otros animales como cabras, llamas, alpacas y vicuñas.</w:t>
       </w:r>
     </w:p>
     <w:p>
@@ -4466,78 +4438,6 @@
     </w:p>
     <w:p>
       <w:pPr>
-        <w:pStyle w:val="Prrafodelista"/>
-        <w:numPr>
-          <w:ilvl w:val="0"/>
-          <w:numId w:val="23"/>
-        </w:numPr>
-        <w:rPr>
-          <w:lang w:eastAsia="es-CO"/>
-        </w:rPr>
-      </w:pPr>
-      <w:r>
-        <w:rPr>
-          <w:lang w:eastAsia="es-CO"/>
-        </w:rPr>
-        <w:t>Poliamidas.</w:t>
-      </w:r>
-    </w:p>
-    <w:p>
-      <w:pPr>
-        <w:pStyle w:val="Prrafodelista"/>
-        <w:numPr>
-          <w:ilvl w:val="0"/>
-          <w:numId w:val="23"/>
-        </w:numPr>
-        <w:rPr>
-          <w:lang w:eastAsia="es-CO"/>
-        </w:rPr>
-      </w:pPr>
-      <w:r>
-        <w:rPr>
-          <w:lang w:eastAsia="es-CO"/>
-        </w:rPr>
-        <w:t>Nailon.</w:t>
-      </w:r>
-    </w:p>
-    <w:p>
-      <w:pPr>
-        <w:pStyle w:val="Prrafodelista"/>
-        <w:numPr>
-          <w:ilvl w:val="0"/>
-          <w:numId w:val="23"/>
-        </w:numPr>
-        <w:rPr>
-          <w:lang w:eastAsia="es-CO"/>
-        </w:rPr>
-      </w:pPr>
-      <w:r>
-        <w:rPr>
-          <w:lang w:eastAsia="es-CO"/>
-        </w:rPr>
-        <w:t>Poliolefinas.</w:t>
-      </w:r>
-    </w:p>
-    <w:p>
-      <w:pPr>
-        <w:pStyle w:val="Prrafodelista"/>
-        <w:numPr>
-          <w:ilvl w:val="0"/>
-          <w:numId w:val="23"/>
-        </w:numPr>
-        <w:rPr>
-          <w:lang w:eastAsia="es-CO"/>
-        </w:rPr>
-      </w:pPr>
-      <w:r>
-        <w:rPr>
-          <w:lang w:eastAsia="es-CO"/>
-        </w:rPr>
-        <w:t>Polietileno.</w:t>
-      </w:r>
-    </w:p>
-    <w:p>
-      <w:pPr>
         <w:rPr>
           <w:b/>
           <w:bCs/>
@@ -4664,9 +4564,15 @@
       </w:pPr>
       <w:r>
         <w:rPr>
-          <w:lang w:eastAsia="es-CO"/>
-        </w:rPr>
-        <w:t>Lycra.</w:t>
+          <w:rStyle w:val="Extranjerismo"/>
+        </w:rPr>
+        <w:t>Lycra</w:t>
+      </w:r>
+      <w:r>
+        <w:rPr>
+          <w:lang w:eastAsia="es-CO"/>
+        </w:rPr>
+        <w:t>.</w:t>
       </w:r>
     </w:p>
     <w:p>
@@ -4763,7 +4669,6 @@
           <w:bCs/>
           <w:lang w:eastAsia="es-CO"/>
         </w:rPr>
-        <w:lastRenderedPageBreak/>
         <w:t>Aplicaciones:</w:t>
       </w:r>
       <w:r>
@@ -4813,7 +4718,14 @@
         <w:rPr>
           <w:lang w:eastAsia="es-CO"/>
         </w:rPr>
-        <w:t> estas fibras son rígidas, duras y altamente fibrosas. Para mejorar su resistencia, las hojas de metal se combinan con capas delgadas de plástico. Algunos hilos metálicos tienen un núcleo de algodón envuelto en una tira metálica o están recubiertos con una sustancia viscosa impregnada de polvo metálico.</w:t>
+        <w:t xml:space="preserve"> estas fibras son rígidas, duras y altamente fibrosas. Para mejorar su resistencia, las hojas de metal se combinan con capas delgadas de plástico. </w:t>
+      </w:r>
+      <w:r>
+        <w:rPr>
+          <w:lang w:eastAsia="es-CO"/>
+        </w:rPr>
+        <w:lastRenderedPageBreak/>
+        <w:t>Algunos hilos metálicos tienen un núcleo de algodón envuelto en una tira metálica o están recubiertos con una sustancia viscosa impregnada de polvo metálico.</w:t>
       </w:r>
     </w:p>
     <w:p>
@@ -4916,21 +4828,7 @@
         <w:rPr>
           <w:lang w:eastAsia="es-CO"/>
         </w:rPr>
-        <w:t>el acetato es una fibra sintética derivada de la celulosa extraída de la madera o del interior del algodón (</w:t>
-      </w:r>
-      <w:proofErr w:type="spellStart"/>
-      <w:r>
-        <w:rPr>
-          <w:lang w:eastAsia="es-CO"/>
-        </w:rPr>
-        <w:t>Coats</w:t>
-      </w:r>
-      <w:proofErr w:type="spellEnd"/>
-      <w:r>
-        <w:rPr>
-          <w:lang w:eastAsia="es-CO"/>
-        </w:rPr>
-        <w:t>, s.f.). Se diferencia del rayón viscosa porque se disuelve en ácido acético, lo que altera sus propiedades finales. Las telas de acetato tienen una apariencia similar a la seda y se fabrican con hilos de fibra de acetato de celulosa.</w:t>
+        <w:t>el acetato es una fibra sintética derivada de la celulosa extraída de la madera o del interior del algodón (Coats, s.f.). Se diferencia del rayón viscosa porque se disuelve en ácido acético, lo que altera sus propiedades finales. Las telas de acetato tienen una apariencia similar a la seda y se fabrican con hilos de fibra de acetato de celulosa.</w:t>
       </w:r>
     </w:p>
     <w:p>
@@ -5040,7 +4938,6 @@
         <w:rPr>
           <w:lang w:eastAsia="es-CO"/>
         </w:rPr>
-        <w:lastRenderedPageBreak/>
         <w:t>No encoge, no destiñe y no se arruga.</w:t>
       </w:r>
     </w:p>
@@ -5128,6 +5025,7 @@
           <w:bCs/>
           <w:lang w:eastAsia="es-CO"/>
         </w:rPr>
+        <w:lastRenderedPageBreak/>
         <w:t>Nailon</w:t>
       </w:r>
     </w:p>
@@ -5422,7 +5320,6 @@
         <w:rPr>
           <w:lang w:eastAsia="es-CO"/>
         </w:rPr>
-        <w:lastRenderedPageBreak/>
         <w:t>Fácil de lavar y de secado rápido.</w:t>
       </w:r>
     </w:p>
@@ -5529,18 +5426,28 @@
     </w:p>
     <w:p>
       <w:pPr>
-        <w:rPr>
-          <w:b/>
-          <w:bCs/>
-          <w:lang w:eastAsia="es-CO"/>
-        </w:rPr>
-      </w:pPr>
-      <w:r>
-        <w:rPr>
-          <w:b/>
-          <w:bCs/>
-          <w:lang w:eastAsia="es-CO"/>
-        </w:rPr>
+        <w:pStyle w:val="Prrafodelista"/>
+        <w:ind w:left="1068" w:firstLine="0"/>
+        <w:rPr>
+          <w:lang w:eastAsia="es-CO"/>
+        </w:rPr>
+      </w:pPr>
+    </w:p>
+    <w:p>
+      <w:pPr>
+        <w:rPr>
+          <w:b/>
+          <w:bCs/>
+          <w:lang w:eastAsia="es-CO"/>
+        </w:rPr>
+      </w:pPr>
+      <w:r>
+        <w:rPr>
+          <w:b/>
+          <w:bCs/>
+          <w:lang w:eastAsia="es-CO"/>
+        </w:rPr>
+        <w:lastRenderedPageBreak/>
         <w:t>Elastano</w:t>
       </w:r>
     </w:p>
@@ -5603,21 +5510,35 @@
         </w:rPr>
         <w:t>se distingue por su gran elasticidad y capacidad de adaptarse al cuerpo. Es una fibra liviana, resistente al roce y altamente duradera. Generalmente se combina con otras fibras como poliéster, nailon y algodón, entre otras. En inglés, se conoce como </w:t>
       </w:r>
-      <w:proofErr w:type="spellStart"/>
-      <w:r>
-        <w:rPr>
-          <w:i/>
-          <w:iCs/>
-          <w:lang w:eastAsia="es-CO"/>
+      <w:r>
+        <w:rPr>
+          <w:rStyle w:val="Extranjerismo"/>
         </w:rPr>
         <w:t>spandex</w:t>
       </w:r>
-      <w:proofErr w:type="spellEnd"/>
-      <w:r>
-        <w:rPr>
-          <w:lang w:eastAsia="es-CO"/>
-        </w:rPr>
-        <w:t>, mientras que Lycra es su nombre comercial más reconocido. Una de sus particularidades es su tendencia a volverse amarillento con el tiempo, especialmente en su versión blanca. Además, tiene una baja capacidad de absorción de humedad.</w:t>
+      <w:r>
+        <w:rPr>
+          <w:lang w:eastAsia="es-CO"/>
+        </w:rPr>
+        <w:t xml:space="preserve">, mientras que </w:t>
+      </w:r>
+      <w:r>
+        <w:rPr>
+          <w:rStyle w:val="Extranjerismo"/>
+        </w:rPr>
+        <w:t>l</w:t>
+      </w:r>
+      <w:r>
+        <w:rPr>
+          <w:rStyle w:val="Extranjerismo"/>
+        </w:rPr>
+        <w:t>ycra</w:t>
+      </w:r>
+      <w:r>
+        <w:rPr>
+          <w:lang w:eastAsia="es-CO"/>
+        </w:rPr>
+        <w:t xml:space="preserve"> es su nombre comercial más reconocido. Una de sus particularidades es su tendencia a volverse amarillento con el tiempo, especialmente en su versión blanca. Además, tiene una baja capacidad de absorción de humedad.</w:t>
       </w:r>
     </w:p>
     <w:p>
@@ -5748,74 +5669,74 @@
           <w:bCs/>
           <w:lang w:eastAsia="es-CO"/>
         </w:rPr>
+        <w:t>Aplicaciones:</w:t>
+      </w:r>
+      <w:r>
+        <w:rPr>
+          <w:b/>
+          <w:bCs/>
+          <w:lang w:eastAsia="es-CO"/>
+        </w:rPr>
+        <w:t xml:space="preserve"> </w:t>
+      </w:r>
+      <w:r>
+        <w:rPr>
+          <w:lang w:eastAsia="es-CO"/>
+        </w:rPr>
+        <w:t>diferentes tipos de toallas y trapos, ropa interior, imitaciones de cuero para la fabricación de abrigos, guantes o tejidos para muebles tapizados.</w:t>
+      </w:r>
+    </w:p>
+    <w:p>
+      <w:pPr>
+        <w:rPr>
+          <w:b/>
+          <w:bCs/>
+          <w:lang w:eastAsia="es-CO"/>
+        </w:rPr>
+      </w:pPr>
+      <w:r>
+        <w:rPr>
+          <w:b/>
+          <w:bCs/>
+          <w:lang w:eastAsia="es-CO"/>
+        </w:rPr>
+        <w:t>Según su presentación</w:t>
+      </w:r>
+    </w:p>
+    <w:p>
+      <w:pPr>
+        <w:rPr>
+          <w:lang w:val="es-419" w:eastAsia="es-CO"/>
+        </w:rPr>
+      </w:pPr>
+      <w:r>
+        <w:rPr>
+          <w:b/>
+          <w:bCs/>
+          <w:lang w:eastAsia="es-CO"/>
+        </w:rPr>
+        <w:t>Fibras continuas:</w:t>
+      </w:r>
+      <w:r>
+        <w:rPr>
+          <w:lang w:eastAsia="es-CO"/>
+        </w:rPr>
+        <w:t> son filamentos capilares sintéticos y artificiales de longitud ilimitada. Un ejemplo de este tipo de fibra es la seda (Fibras textiles, s.f.).</w:t>
+      </w:r>
+    </w:p>
+    <w:p>
+      <w:pPr>
+        <w:rPr>
+          <w:lang w:eastAsia="es-CO"/>
+        </w:rPr>
+      </w:pPr>
+      <w:r>
+        <w:rPr>
+          <w:b/>
+          <w:bCs/>
+          <w:lang w:eastAsia="es-CO"/>
+        </w:rPr>
         <w:lastRenderedPageBreak/>
-        <w:t>Aplicaciones:</w:t>
-      </w:r>
-      <w:r>
-        <w:rPr>
-          <w:b/>
-          <w:bCs/>
-          <w:lang w:eastAsia="es-CO"/>
-        </w:rPr>
-        <w:t xml:space="preserve"> </w:t>
-      </w:r>
-      <w:r>
-        <w:rPr>
-          <w:lang w:eastAsia="es-CO"/>
-        </w:rPr>
-        <w:t>diferentes tipos de toallas y trapos, ropa interior, imitaciones de cuero para la fabricación de abrigos, guantes o tejidos para muebles tapizados.</w:t>
-      </w:r>
-    </w:p>
-    <w:p>
-      <w:pPr>
-        <w:rPr>
-          <w:b/>
-          <w:bCs/>
-          <w:lang w:eastAsia="es-CO"/>
-        </w:rPr>
-      </w:pPr>
-      <w:r>
-        <w:rPr>
-          <w:b/>
-          <w:bCs/>
-          <w:lang w:eastAsia="es-CO"/>
-        </w:rPr>
-        <w:t>Según su presentación</w:t>
-      </w:r>
-    </w:p>
-    <w:p>
-      <w:pPr>
-        <w:rPr>
-          <w:lang w:val="es-419" w:eastAsia="es-CO"/>
-        </w:rPr>
-      </w:pPr>
-      <w:r>
-        <w:rPr>
-          <w:b/>
-          <w:bCs/>
-          <w:lang w:eastAsia="es-CO"/>
-        </w:rPr>
-        <w:t>Fibras continuas:</w:t>
-      </w:r>
-      <w:r>
-        <w:rPr>
-          <w:lang w:eastAsia="es-CO"/>
-        </w:rPr>
-        <w:t> son filamentos capilares sintéticos y artificiales de longitud ilimitada. Un ejemplo de este tipo de fibra es la seda (Fibras textiles, s.f.).</w:t>
-      </w:r>
-    </w:p>
-    <w:p>
-      <w:pPr>
-        <w:rPr>
-          <w:lang w:eastAsia="es-CO"/>
-        </w:rPr>
-      </w:pPr>
-      <w:r>
-        <w:rPr>
-          <w:b/>
-          <w:bCs/>
-          <w:lang w:eastAsia="es-CO"/>
-        </w:rPr>
         <w:t>Fibras discontinuas:</w:t>
       </w:r>
       <w:r>
@@ -6116,35 +6037,49 @@
       </w:pPr>
       <w:bookmarkStart w:id="6" w:name="_Toc202339097"/>
       <w:r>
+        <w:t>Ventajas de acuerdo con el uso</w:t>
+      </w:r>
+      <w:bookmarkEnd w:id="6"/>
+    </w:p>
+    <w:p>
+      <w:pPr>
+        <w:rPr>
+          <w:lang w:eastAsia="es-CO"/>
+        </w:rPr>
+      </w:pPr>
+      <w:r>
+        <w:rPr>
+          <w:lang w:eastAsia="es-CO"/>
+        </w:rPr>
+        <w:t>Después de conocer las aplicaciones de los distintos tipos de fibras naturales y artificiales disponibles en el mercado, es importante repasar las ventajas de cada una en la industria textil. Para ello, se presenta la siguiente información.</w:t>
+      </w:r>
+    </w:p>
+    <w:p>
+      <w:pPr>
+        <w:rPr>
+          <w:lang w:eastAsia="es-CO"/>
+        </w:rPr>
+      </w:pPr>
+    </w:p>
+    <w:p>
+      <w:pPr>
+        <w:rPr>
+          <w:lang w:eastAsia="es-CO"/>
+        </w:rPr>
+      </w:pPr>
+    </w:p>
+    <w:p>
+      <w:pPr>
+        <w:pStyle w:val="Tabla"/>
+        <w:rPr>
+          <w:lang w:val="es-419" w:eastAsia="es-CO"/>
+        </w:rPr>
+      </w:pPr>
+      <w:r>
+        <w:rPr>
+          <w:lang w:val="es-419" w:eastAsia="es-CO"/>
+        </w:rPr>
         <w:lastRenderedPageBreak/>
-        <w:t>Ventajas de acuerdo con el uso</w:t>
-      </w:r>
-      <w:bookmarkEnd w:id="6"/>
-    </w:p>
-    <w:p>
-      <w:pPr>
-        <w:rPr>
-          <w:lang w:eastAsia="es-CO"/>
-        </w:rPr>
-      </w:pPr>
-      <w:r>
-        <w:rPr>
-          <w:lang w:eastAsia="es-CO"/>
-        </w:rPr>
-        <w:t>Después de conocer las aplicaciones de los distintos tipos de fibras naturales y artificiales disponibles en el mercado, es importante repasar las ventajas de cada una en la industria textil. Para ello, se presenta la siguiente información.</w:t>
-      </w:r>
-    </w:p>
-    <w:p>
-      <w:pPr>
-        <w:pStyle w:val="Tabla"/>
-        <w:rPr>
-          <w:lang w:val="es-419" w:eastAsia="es-CO"/>
-        </w:rPr>
-      </w:pPr>
-      <w:r>
-        <w:rPr>
-          <w:lang w:val="es-419" w:eastAsia="es-CO"/>
-        </w:rPr>
         <w:t>Ventajas de las fibras textiles</w:t>
       </w:r>
     </w:p>
@@ -6512,7 +6447,6 @@
               </w:numPr>
             </w:pPr>
             <w:r>
-              <w:lastRenderedPageBreak/>
               <w:t>Termoplástica.</w:t>
             </w:r>
           </w:p>
@@ -6543,7 +6477,6 @@
               <w:pStyle w:val="TextoTablas"/>
             </w:pPr>
             <w:r>
-              <w:lastRenderedPageBreak/>
               <w:t>Acrílico</w:t>
             </w:r>
           </w:p>
@@ -6597,6 +6530,7 @@
               </w:numPr>
             </w:pPr>
             <w:r>
+              <w:lastRenderedPageBreak/>
               <w:t>Fácil lavado y secado.</w:t>
             </w:r>
           </w:p>
@@ -6853,26 +6787,20 @@
         <w:rPr>
           <w:lang w:val="es-419" w:eastAsia="es-CO"/>
         </w:rPr>
-        <w:t xml:space="preserve">Los avances tecnológicos han impulsado el desarrollo de procedimientos innovadores en el sector textil, permitiendo la manipulación molecular de las fibras y la </w:t>
-      </w:r>
-      <w:r>
+        <w:t>Los avances tecnológicos han impulsado el desarrollo de procedimientos innovadores en el sector textil, permitiendo la manipulación molecular de las fibras y la incorporación de componentes electrónicos o productos químicos. Esto ha dado lugar a las denominadas fibras inteligentes, capaces de detectar la temperatura corporal, aislar temperaturas extremas, reducir los tiempos de secado y maximizar la absorción del sudor, entre otras propiedades especiales.</w:t>
+      </w:r>
+    </w:p>
+    <w:p>
+      <w:pPr>
         <w:rPr>
           <w:lang w:val="es-419" w:eastAsia="es-CO"/>
         </w:rPr>
+      </w:pPr>
+      <w:r>
+        <w:rPr>
+          <w:lang w:eastAsia="es-CO"/>
+        </w:rPr>
         <w:lastRenderedPageBreak/>
-        <w:t>incorporación de componentes electrónicos o productos químicos. Esto ha dado lugar a las denominadas fibras inteligentes, capaces de detectar la temperatura corporal, aislar temperaturas extremas, reducir los tiempos de secado y maximizar la absorción del sudor, entre otras propiedades especiales.</w:t>
-      </w:r>
-    </w:p>
-    <w:p>
-      <w:pPr>
-        <w:rPr>
-          <w:lang w:val="es-419" w:eastAsia="es-CO"/>
-        </w:rPr>
-      </w:pPr>
-      <w:r>
-        <w:rPr>
-          <w:lang w:eastAsia="es-CO"/>
-        </w:rPr>
         <w:t>Estos desarrollos están orientados a la creación de prendas con sensores integrados, capaces de medir diversas variables corporales y activar funciones específicas, como la regulación de la temperatura, la absorción del sudor y el monitoreo de indicadores de salud como el peso, el ritmo cardíaco y la presión arterial.</w:t>
       </w:r>
     </w:p>
@@ -6995,24 +6923,13 @@
           <w:lang w:eastAsia="es-CO"/>
         </w:rPr>
       </w:pPr>
-      <w:proofErr w:type="spellStart"/>
-      <w:r>
-        <w:rPr>
-          <w:b/>
-          <w:bCs/>
-          <w:lang w:eastAsia="es-CO"/>
-        </w:rPr>
-        <w:lastRenderedPageBreak/>
-        <w:t>Antiácaros</w:t>
-      </w:r>
-      <w:proofErr w:type="spellEnd"/>
-      <w:r>
-        <w:rPr>
-          <w:b/>
-          <w:bCs/>
-          <w:lang w:eastAsia="es-CO"/>
-        </w:rPr>
-        <w:t>:</w:t>
+      <w:r>
+        <w:rPr>
+          <w:b/>
+          <w:bCs/>
+          <w:lang w:eastAsia="es-CO"/>
+        </w:rPr>
+        <w:t>Antiácaros:</w:t>
       </w:r>
       <w:r>
         <w:rPr>
@@ -7033,23 +6950,13 @@
           <w:lang w:eastAsia="es-CO"/>
         </w:rPr>
       </w:pPr>
-      <w:proofErr w:type="spellStart"/>
-      <w:r>
-        <w:rPr>
-          <w:b/>
-          <w:bCs/>
-          <w:lang w:eastAsia="es-CO"/>
-        </w:rPr>
-        <w:t>Autolimpiantes</w:t>
-      </w:r>
-      <w:proofErr w:type="spellEnd"/>
-      <w:r>
-        <w:rPr>
-          <w:b/>
-          <w:bCs/>
-          <w:lang w:eastAsia="es-CO"/>
-        </w:rPr>
-        <w:t>:</w:t>
+      <w:r>
+        <w:rPr>
+          <w:b/>
+          <w:bCs/>
+          <w:lang w:eastAsia="es-CO"/>
+        </w:rPr>
+        <w:t>Autolimpiantes:</w:t>
       </w:r>
       <w:r>
         <w:rPr>
@@ -7060,105 +6967,7 @@
     </w:p>
     <w:p>
       <w:pPr>
-        <w:ind w:left="1057" w:firstLine="0"/>
-        <w:rPr>
-          <w:lang w:val="es-419" w:eastAsia="es-CO"/>
-        </w:rPr>
-      </w:pPr>
-    </w:p>
-    <w:p>
-      <w:pPr>
-        <w:rPr>
-          <w:lang w:val="es-419" w:eastAsia="es-CO"/>
-        </w:rPr>
-      </w:pPr>
-    </w:p>
-    <w:p>
-      <w:pPr>
-        <w:rPr>
-          <w:lang w:val="es-419" w:eastAsia="es-CO"/>
-        </w:rPr>
-      </w:pPr>
-    </w:p>
-    <w:p>
-      <w:pPr>
-        <w:rPr>
-          <w:lang w:val="es-419" w:eastAsia="es-CO"/>
-        </w:rPr>
-      </w:pPr>
-    </w:p>
-    <w:p>
-      <w:pPr>
-        <w:rPr>
-          <w:lang w:val="es-419" w:eastAsia="es-CO"/>
-        </w:rPr>
-      </w:pPr>
-    </w:p>
-    <w:p>
-      <w:pPr>
-        <w:rPr>
-          <w:lang w:val="es-419" w:eastAsia="es-CO"/>
-        </w:rPr>
-      </w:pPr>
-    </w:p>
-    <w:p>
-      <w:pPr>
-        <w:rPr>
-          <w:lang w:val="es-419" w:eastAsia="es-CO"/>
-        </w:rPr>
-      </w:pPr>
-    </w:p>
-    <w:p>
-      <w:pPr>
-        <w:rPr>
-          <w:lang w:val="es-419" w:eastAsia="es-CO"/>
-        </w:rPr>
-      </w:pPr>
-    </w:p>
-    <w:p>
-      <w:pPr>
-        <w:rPr>
-          <w:lang w:val="es-419" w:eastAsia="es-CO"/>
-        </w:rPr>
-      </w:pPr>
-    </w:p>
-    <w:p>
-      <w:pPr>
-        <w:rPr>
-          <w:lang w:val="es-419" w:eastAsia="es-CO"/>
-        </w:rPr>
-      </w:pPr>
-    </w:p>
-    <w:p>
-      <w:pPr>
-        <w:rPr>
-          <w:lang w:val="es-419" w:eastAsia="es-CO"/>
-        </w:rPr>
-      </w:pPr>
-    </w:p>
-    <w:p>
-      <w:pPr>
-        <w:rPr>
-          <w:lang w:val="es-419" w:eastAsia="es-CO"/>
-        </w:rPr>
-      </w:pPr>
-    </w:p>
-    <w:p>
-      <w:pPr>
-        <w:rPr>
-          <w:lang w:val="es-419" w:eastAsia="es-CO"/>
-        </w:rPr>
-      </w:pPr>
-    </w:p>
-    <w:p>
-      <w:pPr>
-        <w:rPr>
-          <w:lang w:val="es-419" w:eastAsia="es-CO"/>
-        </w:rPr>
-      </w:pPr>
-    </w:p>
-    <w:p>
-      <w:pPr>
+        <w:ind w:firstLine="0"/>
         <w:rPr>
           <w:lang w:val="es-419" w:eastAsia="es-CO"/>
         </w:rPr>
@@ -7211,21 +7020,7 @@
         <w:rPr>
           <w:lang w:eastAsia="es-CO"/>
         </w:rPr>
-        <w:t>El hilo puede fabricarse con fibras naturales o sintéticas. Entre ellos, el poliéster es uno de los más utilizados debido a su alta resistencia, superior a la del algodón, y a su disponibilidad en una amplia variedad de tamaños y colores (</w:t>
-      </w:r>
-      <w:proofErr w:type="spellStart"/>
-      <w:r>
-        <w:rPr>
-          <w:lang w:eastAsia="es-CO"/>
-        </w:rPr>
-        <w:t>Coats</w:t>
-      </w:r>
-      <w:proofErr w:type="spellEnd"/>
-      <w:r>
-        <w:rPr>
-          <w:lang w:eastAsia="es-CO"/>
-        </w:rPr>
-        <w:t>, s.f.).</w:t>
+        <w:t>El hilo puede fabricarse con fibras naturales o sintéticas. Entre ellos, el poliéster es uno de los más utilizados debido a su alta resistencia, superior a la del algodón, y a su disponibilidad en una amplia variedad de tamaños y colores (Coats, s.f.).</w:t>
       </w:r>
     </w:p>
     <w:p>
@@ -7680,6 +7475,12 @@
         </w:rPr>
         <w:t>Solidez del color</w:t>
       </w:r>
+      <w:r>
+        <w:rPr>
+          <w:lang w:eastAsia="es-CO"/>
+        </w:rPr>
+        <w:t>.</w:t>
+      </w:r>
     </w:p>
     <w:p>
       <w:pPr>
@@ -7788,7 +7589,7 @@
         <w:rPr>
           <w:lang w:val="es-419" w:eastAsia="es-CO"/>
         </w:rPr>
-        <w:t>Los hilos pueden estar compuestos por fibras naturales o artificiales. En la siguiente tabla se presenta su origen y tipo de fibra.</w:t>
+        <w:t xml:space="preserve">Los hilos pueden estar compuestos por fibras naturales o artificiales. </w:t>
       </w:r>
     </w:p>
     <w:p>
@@ -7850,58 +7651,62 @@
     <w:p>
       <w:pPr>
         <w:rPr>
-          <w:lang w:eastAsia="es-CO"/>
-        </w:rPr>
-      </w:pPr>
-    </w:p>
-    <w:p>
-      <w:pPr>
-        <w:rPr>
-          <w:lang w:eastAsia="es-CO"/>
-        </w:rPr>
-      </w:pPr>
-    </w:p>
-    <w:p>
-      <w:pPr>
-        <w:rPr>
-          <w:b/>
-          <w:bCs/>
-          <w:lang w:eastAsia="es-CO"/>
-        </w:rPr>
-      </w:pPr>
-      <w:r>
-        <w:rPr>
-          <w:b/>
-          <w:bCs/>
+          <w:b/>
+          <w:bCs/>
+          <w:lang w:eastAsia="es-CO"/>
+        </w:rPr>
+      </w:pPr>
+      <w:r>
+        <w:rPr>
+          <w:b/>
+          <w:bCs/>
+          <w:lang w:eastAsia="es-CO"/>
+        </w:rPr>
+        <w:t>Hilo sintético</w:t>
+      </w:r>
+    </w:p>
+    <w:p>
+      <w:pPr>
+        <w:rPr>
+          <w:lang w:eastAsia="es-CO"/>
+        </w:rPr>
+      </w:pPr>
+      <w:r>
+        <w:rPr>
+          <w:lang w:eastAsia="es-CO"/>
+        </w:rPr>
+        <w:t>Es</w:t>
+      </w:r>
+      <w:r>
+        <w:rPr>
+          <w:lang w:eastAsia="es-CO"/>
+        </w:rPr>
+        <w:t xml:space="preserve"> elaborad</w:t>
+      </w:r>
+      <w:r>
+        <w:rPr>
+          <w:lang w:eastAsia="es-CO"/>
+        </w:rPr>
+        <w:t>o</w:t>
+      </w:r>
+      <w:r>
+        <w:rPr>
+          <w:lang w:eastAsia="es-CO"/>
+        </w:rPr>
+        <w:t xml:space="preserve"> a través de procesos químicos, especialmente de derivados del petróleo, el carbón y otros minerales. También se les conoce como fibras sintéticas.</w:t>
+      </w:r>
+    </w:p>
+    <w:p>
+      <w:pPr>
+        <w:rPr>
+          <w:lang w:eastAsia="es-CO"/>
+        </w:rPr>
+      </w:pPr>
+      <w:r>
+        <w:rPr>
           <w:lang w:eastAsia="es-CO"/>
         </w:rPr>
         <w:lastRenderedPageBreak/>
-        <w:t>Hilo sintético</w:t>
-      </w:r>
-    </w:p>
-    <w:p>
-      <w:pPr>
-        <w:rPr>
-          <w:lang w:eastAsia="es-CO"/>
-        </w:rPr>
-      </w:pPr>
-      <w:r>
-        <w:rPr>
-          <w:lang w:eastAsia="es-CO"/>
-        </w:rPr>
-        <w:t>Son elaboradas a través de procesos químicos, especialmente de derivados del petróleo, el carbón y otros minerales. También se les conoce como fibras sintéticas.</w:t>
-      </w:r>
-    </w:p>
-    <w:p>
-      <w:pPr>
-        <w:rPr>
-          <w:lang w:eastAsia="es-CO"/>
-        </w:rPr>
-      </w:pPr>
-      <w:r>
-        <w:rPr>
-          <w:lang w:eastAsia="es-CO"/>
-        </w:rPr>
         <w:t>Este tipo de hilo tiene propiedades como alta tenacidad, resistencia a la abrasión y buena resistencia a químicos. No se ven significativamente afectados por la humedad, podredumbre, moho, insectos o bacterias.</w:t>
       </w:r>
     </w:p>
@@ -8021,15 +7826,29 @@
     <w:p>
       <w:pPr>
         <w:rPr>
+          <w:lang w:eastAsia="es-CO"/>
+        </w:rPr>
+      </w:pPr>
+      <w:r>
+        <w:rPr>
+          <w:lang w:eastAsia="es-CO"/>
+        </w:rPr>
+        <w:t>Los hilos de filamento son más fuertes que los hilos de fibra corta de la misma fibra y tamaño. Se usan comúnmente tres tipos de hilos de filamento:</w:t>
+      </w:r>
+    </w:p>
+    <w:p>
+      <w:pPr>
+        <w:rPr>
+          <w:lang w:eastAsia="es-CO"/>
+        </w:rPr>
+      </w:pPr>
+    </w:p>
+    <w:p>
+      <w:pPr>
+        <w:rPr>
           <w:lang w:val="es-419" w:eastAsia="es-CO"/>
         </w:rPr>
       </w:pPr>
-      <w:r>
-        <w:rPr>
-          <w:lang w:eastAsia="es-CO"/>
-        </w:rPr>
-        <w:t>Los hilos de filamento son más fuertes que los hilos de fibra corta de la misma fibra y tamaño. Se usan comúnmente tres tipos de hilos de filamento:</w:t>
-      </w:r>
     </w:p>
     <w:p>
       <w:pPr>
@@ -8223,6 +8042,20 @@
     </w:p>
     <w:p>
       <w:pPr>
+        <w:rPr>
+          <w:lang w:val="es-419" w:eastAsia="es-CO"/>
+        </w:rPr>
+      </w:pPr>
+      <w:r>
+        <w:rPr>
+          <w:lang w:eastAsia="es-CO"/>
+        </w:rPr>
+        <w:lastRenderedPageBreak/>
+        <w:t>El hilo multifilamento suave se elabora comúnmente de nailon o poliéster y se usa donde la resistencia es primordial. Está compuesto por dos o más filamentos continuos torcidos juntos. Es común en la costura de zapatos, prendas de cuero y productos industriales.</w:t>
+      </w:r>
+    </w:p>
+    <w:p>
+      <w:pPr>
         <w:pStyle w:val="Figura"/>
         <w:rPr>
           <w:lang w:val="es-419"/>
@@ -8232,7 +8065,6 @@
         <w:rPr>
           <w:lang w:val="es-419"/>
         </w:rPr>
-        <w:lastRenderedPageBreak/>
         <w:t>Hilo de filamento texturizado</w:t>
       </w:r>
     </w:p>
@@ -8362,21 +8194,7 @@
         <w:rPr>
           <w:lang w:eastAsia="es-CO"/>
         </w:rPr>
-        <w:t>Dentro de la clasificación del hilo, existen aquellos que se basan en la estructura del terminado. Se dan terminados al hilo por dos propósitos (</w:t>
-      </w:r>
-      <w:proofErr w:type="spellStart"/>
-      <w:r>
-        <w:rPr>
-          <w:lang w:eastAsia="es-CO"/>
-        </w:rPr>
-        <w:t>Coats</w:t>
-      </w:r>
-      <w:proofErr w:type="spellEnd"/>
-      <w:r>
-        <w:rPr>
-          <w:lang w:eastAsia="es-CO"/>
-        </w:rPr>
-        <w:t>, s.f.).</w:t>
+        <w:t>Dentro de la clasificación del hilo, existen aquellos que se basan en la estructura del terminado. Se dan terminados al hilo por dos propósitos (Coats, s.f.).</w:t>
       </w:r>
     </w:p>
     <w:p>
@@ -8396,6 +8214,7 @@
           <w:bCs/>
           <w:lang w:eastAsia="es-CO"/>
         </w:rPr>
+        <w:lastRenderedPageBreak/>
         <w:t>Para mejorar la facilidad de costura:</w:t>
       </w:r>
       <w:r>
@@ -8422,194 +8241,152 @@
           <w:bCs/>
           <w:lang w:eastAsia="es-CO"/>
         </w:rPr>
+        <w:t>Para lograr un requisito funcional específico:</w:t>
+      </w:r>
+      <w:r>
+        <w:rPr>
+          <w:lang w:eastAsia="es-CO"/>
+        </w:rPr>
+        <w:t> algunos terminados incluyen bondeo, antiabsorbencia, antihongo, retardante de fuego, repelente al agua y antiestático.</w:t>
+      </w:r>
+    </w:p>
+    <w:p>
+      <w:pPr>
+        <w:pStyle w:val="Ttulo2"/>
+      </w:pPr>
+      <w:bookmarkStart w:id="13" w:name="_Toc202339103"/>
+      <w:r>
+        <w:t>Tipos de hilos según su aplicación en la industria</w:t>
+      </w:r>
+      <w:bookmarkEnd w:id="13"/>
+    </w:p>
+    <w:p>
+      <w:pPr>
+        <w:rPr>
+          <w:b/>
+          <w:bCs/>
+          <w:lang w:val="es-419" w:eastAsia="es-CO"/>
+        </w:rPr>
+      </w:pPr>
+      <w:r>
+        <w:rPr>
+          <w:b/>
+          <w:bCs/>
+          <w:lang w:val="es-419" w:eastAsia="es-CO"/>
+        </w:rPr>
+        <w:t>Hilos aptos para teñir</w:t>
+      </w:r>
+    </w:p>
+    <w:p>
+      <w:pPr>
+        <w:rPr>
+          <w:lang w:val="es-419" w:eastAsia="es-CO"/>
+        </w:rPr>
+      </w:pPr>
+      <w:r>
+        <w:rPr>
+          <w:lang w:val="es-419" w:eastAsia="es-CO"/>
+        </w:rPr>
+        <w:t>Elaborados para telas blancas o crudas, fabricados en algodón 100 %. Resistentes al calor de la aguja, se utilizan en crudo y pueden aplicarse en todo tipo de costura.</w:t>
+      </w:r>
+    </w:p>
+    <w:p>
+      <w:pPr>
+        <w:rPr>
+          <w:b/>
+          <w:bCs/>
+          <w:lang w:eastAsia="es-CO"/>
+        </w:rPr>
+      </w:pPr>
+      <w:r>
+        <w:rPr>
+          <w:b/>
+          <w:bCs/>
+          <w:lang w:eastAsia="es-CO"/>
+        </w:rPr>
+        <w:t>Hilos poliéster 100 %</w:t>
+      </w:r>
+    </w:p>
+    <w:p>
+      <w:pPr>
+        <w:rPr>
+          <w:lang w:eastAsia="es-CO"/>
+        </w:rPr>
+      </w:pPr>
+      <w:r>
+        <w:rPr>
+          <w:lang w:eastAsia="es-CO"/>
+        </w:rPr>
+        <w:t>Filamento continuo, especial para costura de realce, con elasticidad controlada. No encoge fácilmente, no es afectado por humedad o bacterias, el color no cede al cloro y brinda protección térmica. Desliza suavemente y no deja residuos en la máquina.</w:t>
+      </w:r>
+    </w:p>
+    <w:p>
+      <w:pPr>
+        <w:rPr>
+          <w:b/>
+          <w:bCs/>
+          <w:lang w:eastAsia="es-CO"/>
+        </w:rPr>
+      </w:pPr>
+      <w:r>
+        <w:rPr>
+          <w:b/>
+          <w:bCs/>
+          <w:lang w:eastAsia="es-CO"/>
+        </w:rPr>
+        <w:t>Hilos de algodón</w:t>
+      </w:r>
+    </w:p>
+    <w:p>
+      <w:pPr>
+        <w:rPr>
+          <w:lang w:eastAsia="es-CO"/>
+        </w:rPr>
+      </w:pPr>
+      <w:r>
+        <w:rPr>
+          <w:lang w:eastAsia="es-CO"/>
+        </w:rPr>
+        <w:t>Utilizados en costura básica, no ceden y pueden romperse con telas flexibles. Son ideales para trabajos de lencería.</w:t>
+      </w:r>
+    </w:p>
+    <w:p>
+      <w:pPr>
+        <w:rPr>
+          <w:b/>
+          <w:bCs/>
+          <w:lang w:eastAsia="es-CO"/>
+        </w:rPr>
+      </w:pPr>
+      <w:r>
+        <w:rPr>
+          <w:b/>
+          <w:bCs/>
+          <w:lang w:eastAsia="es-CO"/>
+        </w:rPr>
+        <w:t>Hilos para bordar</w:t>
+      </w:r>
+    </w:p>
+    <w:p>
+      <w:pPr>
+        <w:rPr>
+          <w:lang w:eastAsia="es-CO"/>
+        </w:rPr>
+      </w:pPr>
+      <w:r>
+        <w:rPr>
+          <w:lang w:eastAsia="es-CO"/>
+        </w:rPr>
+        <w:t>Fabricados con rayón, alta resistencia, metálicos y poliéster súper brillante. El poliéster es el más fuerte debido a su fibra sintética. El hilo mercerizado y el multifilamento resisten la humedad. El acrílico se usa en máquinas multi - cabezas.</w:t>
+      </w:r>
+    </w:p>
+    <w:p>
+      <w:pPr>
+        <w:pStyle w:val="Ttulo2"/>
+      </w:pPr>
+      <w:bookmarkStart w:id="14" w:name="_Toc202339104"/>
+      <w:r>
         <w:lastRenderedPageBreak/>
-        <w:t>Para lograr un requisito funcional específico:</w:t>
-      </w:r>
-      <w:r>
-        <w:rPr>
-          <w:lang w:eastAsia="es-CO"/>
-        </w:rPr>
-        <w:t xml:space="preserve"> algunos terminados incluyen </w:t>
-      </w:r>
-      <w:proofErr w:type="spellStart"/>
-      <w:r>
-        <w:rPr>
-          <w:lang w:eastAsia="es-CO"/>
-        </w:rPr>
-        <w:t>bondeo</w:t>
-      </w:r>
-      <w:proofErr w:type="spellEnd"/>
-      <w:r>
-        <w:rPr>
-          <w:lang w:eastAsia="es-CO"/>
-        </w:rPr>
-        <w:t xml:space="preserve">, </w:t>
-      </w:r>
-      <w:proofErr w:type="spellStart"/>
-      <w:r>
-        <w:rPr>
-          <w:lang w:eastAsia="es-CO"/>
-        </w:rPr>
-        <w:t>antiabsorbencia</w:t>
-      </w:r>
-      <w:proofErr w:type="spellEnd"/>
-      <w:r>
-        <w:rPr>
-          <w:lang w:eastAsia="es-CO"/>
-        </w:rPr>
-        <w:t xml:space="preserve">, </w:t>
-      </w:r>
-      <w:proofErr w:type="spellStart"/>
-      <w:r>
-        <w:rPr>
-          <w:lang w:eastAsia="es-CO"/>
-        </w:rPr>
-        <w:t>antihongo</w:t>
-      </w:r>
-      <w:proofErr w:type="spellEnd"/>
-      <w:r>
-        <w:rPr>
-          <w:lang w:eastAsia="es-CO"/>
-        </w:rPr>
-        <w:t>, retardante de fuego, repelente al agua y antiestático.</w:t>
-      </w:r>
-    </w:p>
-    <w:p>
-      <w:pPr>
-        <w:pStyle w:val="Ttulo2"/>
-      </w:pPr>
-      <w:bookmarkStart w:id="13" w:name="_Toc202339103"/>
-      <w:r>
-        <w:t>Tipos de hilos según su aplicación en la industria</w:t>
-      </w:r>
-      <w:bookmarkEnd w:id="13"/>
-    </w:p>
-    <w:p>
-      <w:pPr>
-        <w:rPr>
-          <w:b/>
-          <w:bCs/>
-          <w:lang w:val="es-419" w:eastAsia="es-CO"/>
-        </w:rPr>
-      </w:pPr>
-      <w:r>
-        <w:rPr>
-          <w:b/>
-          <w:bCs/>
-          <w:lang w:val="es-419" w:eastAsia="es-CO"/>
-        </w:rPr>
-        <w:t>Hilos aptos para teñir</w:t>
-      </w:r>
-    </w:p>
-    <w:p>
-      <w:pPr>
-        <w:rPr>
-          <w:lang w:val="es-419" w:eastAsia="es-CO"/>
-        </w:rPr>
-      </w:pPr>
-      <w:r>
-        <w:rPr>
-          <w:lang w:val="es-419" w:eastAsia="es-CO"/>
-        </w:rPr>
-        <w:t>Elaborados para telas blancas o crudas, fabricados en algodón 100 %. Resistentes al calor de la aguja, se utilizan en crudo y pueden aplicarse en todo tipo de costura.</w:t>
-      </w:r>
-    </w:p>
-    <w:p>
-      <w:pPr>
-        <w:rPr>
-          <w:b/>
-          <w:bCs/>
-          <w:lang w:eastAsia="es-CO"/>
-        </w:rPr>
-      </w:pPr>
-      <w:r>
-        <w:rPr>
-          <w:b/>
-          <w:bCs/>
-          <w:lang w:eastAsia="es-CO"/>
-        </w:rPr>
-        <w:t>Hilos poliéster 100 %</w:t>
-      </w:r>
-    </w:p>
-    <w:p>
-      <w:pPr>
-        <w:rPr>
-          <w:lang w:eastAsia="es-CO"/>
-        </w:rPr>
-      </w:pPr>
-      <w:r>
-        <w:rPr>
-          <w:lang w:eastAsia="es-CO"/>
-        </w:rPr>
-        <w:t>Filamento continuo, especial para costura de realce, con elasticidad controlada. No encoge fácilmente, no es afectado por humedad o bacterias, el color no cede al cloro y brinda protección térmica. Desliza suavemente y no deja residuos en la máquina.</w:t>
-      </w:r>
-    </w:p>
-    <w:p>
-      <w:pPr>
-        <w:rPr>
-          <w:b/>
-          <w:bCs/>
-          <w:lang w:eastAsia="es-CO"/>
-        </w:rPr>
-      </w:pPr>
-      <w:r>
-        <w:rPr>
-          <w:b/>
-          <w:bCs/>
-          <w:lang w:eastAsia="es-CO"/>
-        </w:rPr>
-        <w:t>Hilos de algodón</w:t>
-      </w:r>
-    </w:p>
-    <w:p>
-      <w:pPr>
-        <w:rPr>
-          <w:lang w:eastAsia="es-CO"/>
-        </w:rPr>
-      </w:pPr>
-      <w:r>
-        <w:rPr>
-          <w:lang w:eastAsia="es-CO"/>
-        </w:rPr>
-        <w:t>Utilizados en costura básica, no ceden y pueden romperse con telas flexibles. Son ideales para trabajos de lencería.</w:t>
-      </w:r>
-    </w:p>
-    <w:p>
-      <w:pPr>
-        <w:rPr>
-          <w:b/>
-          <w:bCs/>
-          <w:lang w:eastAsia="es-CO"/>
-        </w:rPr>
-      </w:pPr>
-      <w:r>
-        <w:rPr>
-          <w:b/>
-          <w:bCs/>
-          <w:lang w:eastAsia="es-CO"/>
-        </w:rPr>
-        <w:t>Hilos para bordar</w:t>
-      </w:r>
-    </w:p>
-    <w:p>
-      <w:pPr>
-        <w:rPr>
-          <w:lang w:eastAsia="es-CO"/>
-        </w:rPr>
-      </w:pPr>
-      <w:r>
-        <w:rPr>
-          <w:lang w:eastAsia="es-CO"/>
-        </w:rPr>
-        <w:t>Fabricados con rayón, alta resistencia, metálicos y poliéster súper brillante. El poliéster es el más fuerte debido a su fibra sintética. El hilo mercerizado y el multifilamento resisten la humedad. El acrílico se usa en máquinas multi - cabezas.</w:t>
-      </w:r>
-    </w:p>
-    <w:p>
-      <w:pPr>
-        <w:pStyle w:val="Ttulo2"/>
-      </w:pPr>
-      <w:bookmarkStart w:id="14" w:name="_Toc202339104"/>
-      <w:r>
         <w:t>Recomendaciones para la selección del hilo</w:t>
       </w:r>
       <w:bookmarkEnd w:id="14"/>
@@ -8624,14 +8401,7 @@
         <w:rPr>
           <w:lang w:eastAsia="es-CO"/>
         </w:rPr>
-        <w:t xml:space="preserve">En el mercado se encuentra gran variedad de catálogos de hilos de acuerdo con sus características y usos. Los códigos que describen las características de un hilo se </w:t>
-      </w:r>
-      <w:r>
-        <w:rPr>
-          <w:lang w:eastAsia="es-CO"/>
-        </w:rPr>
-        <w:lastRenderedPageBreak/>
-        <w:t>conocen con el nombre de “título” y deben de ir precedidos del símbolo del sistema que se haya empleado. Los sistemas de numeración se clasifican en dos grupos muy bien diferenciados, estos se basan en planteamientos opuestos: el sistema directo (peso) y el sistema inverso (longitud).</w:t>
+        <w:t>En el mercado se encuentra gran variedad de catálogos de hilos de acuerdo con sus características y usos. Los códigos que describen las características de un hilo se conocen con el nombre de “título” y deben de ir precedidos del símbolo del sistema que se haya empleado. Los sistemas de numeración se clasifican en dos grupos muy bien diferenciados, estos se basan en planteamientos opuestos: el sistema directo (peso) y el sistema inverso (longitud).</w:t>
       </w:r>
     </w:p>
     <w:p>
@@ -8781,17 +8551,25 @@
     <w:p>
       <w:pPr>
         <w:rPr>
-          <w:b/>
-          <w:bCs/>
-          <w:lang w:eastAsia="es-CO"/>
-        </w:rPr>
-      </w:pPr>
-      <w:r>
-        <w:rPr>
-          <w:b/>
-          <w:bCs/>
-          <w:lang w:eastAsia="es-CO"/>
-        </w:rPr>
+          <w:lang w:eastAsia="es-CO"/>
+        </w:rPr>
+      </w:pPr>
+    </w:p>
+    <w:p>
+      <w:pPr>
+        <w:rPr>
+          <w:b/>
+          <w:bCs/>
+          <w:lang w:eastAsia="es-CO"/>
+        </w:rPr>
+      </w:pPr>
+      <w:r>
+        <w:rPr>
+          <w:b/>
+          <w:bCs/>
+          <w:lang w:eastAsia="es-CO"/>
+        </w:rPr>
+        <w:lastRenderedPageBreak/>
         <w:t>Calibres de hilos y sus usos:</w:t>
       </w:r>
     </w:p>
@@ -8846,7 +8624,6 @@
         <w:rPr>
           <w:lang w:eastAsia="es-CO"/>
         </w:rPr>
-        <w:lastRenderedPageBreak/>
         <w:t>Calibre 80: ideal para coser popelinas, corsetería, hacer ojales y trajes de baño.</w:t>
       </w:r>
     </w:p>
@@ -8883,7 +8660,19 @@
         <w:rPr>
           <w:lang w:eastAsia="es-CO"/>
         </w:rPr>
-        <w:t>Calibre 20: usado en costuras generales de pantalones, chaquetas o jeans.</w:t>
+        <w:t xml:space="preserve">Calibre 20: usado en costuras generales de pantalones, chaquetas o </w:t>
+      </w:r>
+      <w:r>
+        <w:rPr>
+          <w:rStyle w:val="Extranjerismo"/>
+        </w:rPr>
+        <w:t>jeans</w:t>
+      </w:r>
+      <w:r>
+        <w:rPr>
+          <w:lang w:eastAsia="es-CO"/>
+        </w:rPr>
+        <w:t>.</w:t>
       </w:r>
     </w:p>
     <w:p>
@@ -8970,25 +8759,7 @@
           <w:bCs/>
           <w:lang w:eastAsia="es-CO"/>
         </w:rPr>
-        <w:t>Denier (</w:t>
-      </w:r>
-      <w:proofErr w:type="spellStart"/>
-      <w:r>
-        <w:rPr>
-          <w:b/>
-          <w:bCs/>
-          <w:lang w:eastAsia="es-CO"/>
-        </w:rPr>
-        <w:t>Dnr</w:t>
-      </w:r>
-      <w:proofErr w:type="spellEnd"/>
-      <w:r>
-        <w:rPr>
-          <w:b/>
-          <w:bCs/>
-          <w:lang w:eastAsia="es-CO"/>
-        </w:rPr>
-        <w:t>):</w:t>
+        <w:t>Denier (Dnr):</w:t>
       </w:r>
       <w:r>
         <w:rPr>
@@ -9014,25 +8785,7 @@
           <w:bCs/>
           <w:lang w:eastAsia="es-CO"/>
         </w:rPr>
-        <w:t>Decitex (</w:t>
-      </w:r>
-      <w:proofErr w:type="spellStart"/>
-      <w:r>
-        <w:rPr>
-          <w:b/>
-          <w:bCs/>
-          <w:lang w:eastAsia="es-CO"/>
-        </w:rPr>
-        <w:t>dtex</w:t>
-      </w:r>
-      <w:proofErr w:type="spellEnd"/>
-      <w:r>
-        <w:rPr>
-          <w:b/>
-          <w:bCs/>
-          <w:lang w:eastAsia="es-CO"/>
-        </w:rPr>
-        <w:t>):</w:t>
+        <w:t>Decitex (dtex):</w:t>
       </w:r>
       <w:r>
         <w:rPr>
@@ -9094,6 +8847,7 @@
           <w:bCs/>
           <w:lang w:eastAsia="es-CO"/>
         </w:rPr>
+        <w:lastRenderedPageBreak/>
         <w:t>Sistema de peso fijo</w:t>
       </w:r>
     </w:p>
@@ -9138,21 +8892,44 @@
         <w:rPr>
           <w:lang w:eastAsia="es-CO"/>
         </w:rPr>
-        <w:lastRenderedPageBreak/>
-        <w:t>Conteo Inglés (Ne) = número de madejas de 840 yardas / libra.</w:t>
-      </w:r>
-    </w:p>
-    <w:p>
-      <w:pPr>
-        <w:rPr>
-          <w:lang w:eastAsia="es-CO"/>
-        </w:rPr>
-      </w:pPr>
-      <w:r>
-        <w:rPr>
-          <w:lang w:eastAsia="es-CO"/>
-        </w:rPr>
-        <w:t>Conteo Métrico (Nm) = número de madejas de 1000 metros / kg.</w:t>
+        <w:t xml:space="preserve">Conteo </w:t>
+      </w:r>
+      <w:r>
+        <w:rPr>
+          <w:lang w:eastAsia="es-CO"/>
+        </w:rPr>
+        <w:t>i</w:t>
+      </w:r>
+      <w:r>
+        <w:rPr>
+          <w:lang w:eastAsia="es-CO"/>
+        </w:rPr>
+        <w:t>nglés (Ne) = número de madejas de 840 yardas / libra.</w:t>
+      </w:r>
+    </w:p>
+    <w:p>
+      <w:pPr>
+        <w:rPr>
+          <w:lang w:eastAsia="es-CO"/>
+        </w:rPr>
+      </w:pPr>
+      <w:r>
+        <w:rPr>
+          <w:lang w:eastAsia="es-CO"/>
+        </w:rPr>
+        <w:t xml:space="preserve">Conteo </w:t>
+      </w:r>
+      <w:r>
+        <w:rPr>
+          <w:lang w:eastAsia="es-CO"/>
+        </w:rPr>
+        <w:t>m</w:t>
+      </w:r>
+      <w:r>
+        <w:rPr>
+          <w:lang w:eastAsia="es-CO"/>
+        </w:rPr>
+        <w:t>étrico (Nm) = número de madejas de 1000 metros / kg.</w:t>
       </w:r>
     </w:p>
     <w:p>
@@ -9343,6 +9120,7 @@
         <w:rPr>
           <w:lang w:eastAsia="es-CO"/>
         </w:rPr>
+        <w:lastRenderedPageBreak/>
         <w:t>En los sistemas de longitud fija, el hilo se vuelve más áspero o pesado mientras aumenta el número de conteo.</w:t>
       </w:r>
     </w:p>
@@ -9369,7 +9147,6 @@
         <w:rPr>
           <w:lang w:val="es-419" w:eastAsia="es-CO"/>
         </w:rPr>
-        <w:lastRenderedPageBreak/>
         <w:t>Al seleccionar el tipo y tamaño del hilo, es fundamental considerar que el Tex es una medida de resistencia, utilizada principalmente en hilos de filamento continuo, como poliéster de alta tenacidad, poliamida o rayón.</w:t>
       </w:r>
     </w:p>
@@ -9383,35 +9160,7 @@
         <w:rPr>
           <w:lang w:val="es-419" w:eastAsia="es-CO"/>
         </w:rPr>
-        <w:t xml:space="preserve">Generalmente, se emplea una fracción del Tex llamada </w:t>
-      </w:r>
-      <w:proofErr w:type="spellStart"/>
-      <w:r>
-        <w:rPr>
-          <w:lang w:val="es-419" w:eastAsia="es-CO"/>
-        </w:rPr>
-        <w:t>dTex</w:t>
-      </w:r>
-      <w:proofErr w:type="spellEnd"/>
-      <w:r>
-        <w:rPr>
-          <w:lang w:val="es-419" w:eastAsia="es-CO"/>
-        </w:rPr>
-        <w:t xml:space="preserve"> (decitex), que equivale a su décima parte (1 Tex = 10 </w:t>
-      </w:r>
-      <w:proofErr w:type="spellStart"/>
-      <w:r>
-        <w:rPr>
-          <w:lang w:val="es-419" w:eastAsia="es-CO"/>
-        </w:rPr>
-        <w:t>dTex</w:t>
-      </w:r>
-      <w:proofErr w:type="spellEnd"/>
-      <w:r>
-        <w:rPr>
-          <w:lang w:val="es-419" w:eastAsia="es-CO"/>
-        </w:rPr>
-        <w:t>). La cual se presenta en la siguiente tabla:</w:t>
+        <w:t>Generalmente, se emplea una fracción del Tex llamada dTex (decitex), que equivale a su décima parte (1 Tex = 10 dTex). La cual se presenta en la siguiente tabla:</w:t>
       </w:r>
     </w:p>
     <w:p>
@@ -9514,7 +9263,7 @@
           <w:p>
             <w:pPr>
               <w:pStyle w:val="TextoTablas"/>
-              <w:ind w:left="360"/>
+              <w:jc w:val="center"/>
             </w:pPr>
             <w:r>
               <w:t>120</w:t>
@@ -9528,19 +9277,11 @@
           <w:p>
             <w:pPr>
               <w:pStyle w:val="TextoTablas"/>
-              <w:numPr>
-                <w:ilvl w:val="0"/>
-                <w:numId w:val="34"/>
-              </w:numPr>
+              <w:jc w:val="center"/>
             </w:pPr>
             <w:r>
-              <w:t xml:space="preserve">60 </w:t>
-            </w:r>
-            <w:proofErr w:type="gramStart"/>
-            <w:r>
-              <w:t>Tex</w:t>
-            </w:r>
-            <w:proofErr w:type="gramEnd"/>
+              <w:t>60 Tex</w:t>
+            </w:r>
           </w:p>
         </w:tc>
       </w:tr>
@@ -9568,7 +9309,7 @@
           <w:p>
             <w:pPr>
               <w:pStyle w:val="TextoTablas"/>
-              <w:ind w:left="360"/>
+              <w:jc w:val="center"/>
               <w:rPr>
                 <w:b/>
                 <w:bCs/>
@@ -9586,19 +9327,11 @@
           <w:p>
             <w:pPr>
               <w:pStyle w:val="TextoTablas"/>
-              <w:numPr>
-                <w:ilvl w:val="0"/>
-                <w:numId w:val="35"/>
-              </w:numPr>
+              <w:jc w:val="center"/>
             </w:pPr>
             <w:r>
-              <w:t xml:space="preserve">40 </w:t>
-            </w:r>
-            <w:proofErr w:type="gramStart"/>
-            <w:r>
-              <w:t>Tex</w:t>
-            </w:r>
-            <w:proofErr w:type="gramEnd"/>
+              <w:t>40 Tex</w:t>
+            </w:r>
           </w:p>
         </w:tc>
       </w:tr>
@@ -9627,7 +9360,7 @@
           <w:p>
             <w:pPr>
               <w:pStyle w:val="TextoTablas"/>
-              <w:ind w:left="360"/>
+              <w:jc w:val="center"/>
               <w:rPr>
                 <w:b/>
                 <w:bCs/>
@@ -9645,23 +9378,15 @@
           <w:p>
             <w:pPr>
               <w:pStyle w:val="TextoTablas"/>
-              <w:numPr>
-                <w:ilvl w:val="0"/>
-                <w:numId w:val="35"/>
-              </w:numPr>
+              <w:jc w:val="center"/>
               <w:rPr>
                 <w:b/>
                 <w:bCs/>
               </w:rPr>
             </w:pPr>
             <w:r>
-              <w:t xml:space="preserve">120 </w:t>
-            </w:r>
-            <w:proofErr w:type="gramStart"/>
-            <w:r>
-              <w:t>Tex</w:t>
-            </w:r>
-            <w:proofErr w:type="gramEnd"/>
+              <w:t>120 Tex</w:t>
+            </w:r>
           </w:p>
         </w:tc>
       </w:tr>
@@ -9711,6 +9436,7 @@
         <w:rPr>
           <w:lang w:eastAsia="es-CO"/>
         </w:rPr>
+        <w:lastRenderedPageBreak/>
         <w:t>Al momento de fabricar ropa interior es importante tener en cuenta que las telas y encajes utilizados, exigen hilos de coser de alta tenacidad frecuentemente controlada, elongación predecible y que sean discretos en la costura. A continuación, se identifican 6 pasos que se deben tener en cuenta a la hora de seleccionar el tipo de hilo que se debe utilizar.</w:t>
       </w:r>
     </w:p>
@@ -9728,175 +9454,295 @@
           <w:bCs/>
           <w:lang w:eastAsia="es-CO"/>
         </w:rPr>
+        <w:t>Identificar y definir el tipo de costura a realizar</w:t>
+      </w:r>
+    </w:p>
+    <w:p>
+      <w:pPr>
+        <w:rPr>
+          <w:lang w:eastAsia="es-CO"/>
+        </w:rPr>
+      </w:pPr>
+      <w:r>
+        <w:rPr>
+          <w:lang w:eastAsia="es-CO"/>
+        </w:rPr>
+        <w:t>Cada tipo de tela requiere hilos y agujas especiales, dependiendo de la técnica que se vaya a realizar, por ejemplo, fruncidos, costura recta, bordado, etc.</w:t>
+      </w:r>
+    </w:p>
+    <w:p>
+      <w:pPr>
+        <w:rPr>
+          <w:b/>
+          <w:bCs/>
+          <w:lang w:eastAsia="es-CO"/>
+        </w:rPr>
+      </w:pPr>
+      <w:r>
+        <w:rPr>
+          <w:b/>
+          <w:bCs/>
+          <w:lang w:eastAsia="es-CO"/>
+        </w:rPr>
+        <w:t>Conocer la variedad de hilos que existen</w:t>
+      </w:r>
+    </w:p>
+    <w:p>
+      <w:pPr>
+        <w:rPr>
+          <w:lang w:eastAsia="es-CO"/>
+        </w:rPr>
+      </w:pPr>
+      <w:r>
+        <w:rPr>
+          <w:lang w:eastAsia="es-CO"/>
+        </w:rPr>
+        <w:t>En el mercado existe hilo para cada tela y operación a realizar, es muy importante identificarlos para su correcta utilización.</w:t>
+      </w:r>
+    </w:p>
+    <w:p>
+      <w:pPr>
+        <w:rPr>
+          <w:b/>
+          <w:bCs/>
+          <w:lang w:eastAsia="es-CO"/>
+        </w:rPr>
+      </w:pPr>
+      <w:r>
+        <w:rPr>
+          <w:b/>
+          <w:bCs/>
+          <w:lang w:eastAsia="es-CO"/>
+        </w:rPr>
+        <w:t>Definir la calidad del hilo que necesita utilizar</w:t>
+      </w:r>
+    </w:p>
+    <w:p>
+      <w:pPr>
+        <w:rPr>
+          <w:lang w:eastAsia="es-CO"/>
+        </w:rPr>
+      </w:pPr>
+      <w:r>
+        <w:rPr>
+          <w:lang w:eastAsia="es-CO"/>
+        </w:rPr>
+        <w:t>Es necesario conocer las propiedades y cualidades de cada hilo para decidir su funcionalidad.</w:t>
+      </w:r>
+    </w:p>
+    <w:p>
+      <w:pPr>
+        <w:rPr>
+          <w:b/>
+          <w:bCs/>
+          <w:lang w:eastAsia="es-CO"/>
+        </w:rPr>
+      </w:pPr>
+      <w:r>
+        <w:rPr>
+          <w:b/>
+          <w:bCs/>
+          <w:lang w:eastAsia="es-CO"/>
+        </w:rPr>
+        <w:t>Seleccionar el hilo según el color de la tela</w:t>
+      </w:r>
+    </w:p>
+    <w:p>
+      <w:pPr>
+        <w:rPr>
+          <w:lang w:eastAsia="es-CO"/>
+        </w:rPr>
+      </w:pPr>
+      <w:r>
+        <w:rPr>
+          <w:lang w:eastAsia="es-CO"/>
+        </w:rPr>
+        <w:t>Después de escoger la clase de hilo que va a utilizar, es muy importante que el color sea igual o muy parecido a la tela.</w:t>
+      </w:r>
+    </w:p>
+    <w:p>
+      <w:pPr>
+        <w:rPr>
+          <w:b/>
+          <w:bCs/>
+          <w:lang w:eastAsia="es-CO"/>
+        </w:rPr>
+      </w:pPr>
+      <w:r>
+        <w:rPr>
+          <w:b/>
+          <w:bCs/>
+          <w:lang w:eastAsia="es-CO"/>
+        </w:rPr>
+        <w:t>Consultar las instrucciones de costura</w:t>
+      </w:r>
+    </w:p>
+    <w:p>
+      <w:pPr>
+        <w:rPr>
+          <w:lang w:eastAsia="es-CO"/>
+        </w:rPr>
+      </w:pPr>
+      <w:r>
+        <w:rPr>
+          <w:lang w:eastAsia="es-CO"/>
+        </w:rPr>
+        <w:t>Es muy importante leer las instrucciones de uso de cada hilo y seguirlas al pie de la letra para asegurarse de que el resultado será el correcto.</w:t>
+      </w:r>
+    </w:p>
+    <w:p>
+      <w:pPr>
+        <w:rPr>
+          <w:b/>
+          <w:bCs/>
+          <w:lang w:eastAsia="es-CO"/>
+        </w:rPr>
+      </w:pPr>
+      <w:r>
+        <w:rPr>
+          <w:b/>
+          <w:bCs/>
+          <w:lang w:eastAsia="es-CO"/>
+        </w:rPr>
+        <w:t>Comprar siempre hilos de buena calidad</w:t>
+      </w:r>
+    </w:p>
+    <w:p>
+      <w:pPr>
+        <w:rPr>
+          <w:lang w:eastAsia="es-CO"/>
+        </w:rPr>
+      </w:pPr>
+      <w:r>
+        <w:rPr>
+          <w:lang w:eastAsia="es-CO"/>
+        </w:rPr>
         <w:lastRenderedPageBreak/>
-        <w:t>Identificar y definir el tipo de costura a realizar.</w:t>
-      </w:r>
-    </w:p>
-    <w:p>
-      <w:pPr>
-        <w:rPr>
-          <w:lang w:eastAsia="es-CO"/>
-        </w:rPr>
-      </w:pPr>
-      <w:r>
-        <w:rPr>
-          <w:lang w:eastAsia="es-CO"/>
-        </w:rPr>
-        <w:t>Cada tipo de tela requiere hilos y agujas especiales, dependiendo de la técnica que se vaya a realizar, por ejemplo, fruncidos, costura recta, bordado, etc.</w:t>
-      </w:r>
-    </w:p>
-    <w:p>
-      <w:pPr>
-        <w:rPr>
-          <w:b/>
-          <w:bCs/>
-          <w:lang w:eastAsia="es-CO"/>
-        </w:rPr>
-      </w:pPr>
-      <w:r>
-        <w:rPr>
-          <w:b/>
-          <w:bCs/>
-          <w:lang w:eastAsia="es-CO"/>
-        </w:rPr>
-        <w:t>Conocer la variedad de hilos que existen.</w:t>
-      </w:r>
-    </w:p>
-    <w:p>
-      <w:pPr>
-        <w:rPr>
-          <w:lang w:eastAsia="es-CO"/>
-        </w:rPr>
-      </w:pPr>
-      <w:r>
-        <w:rPr>
-          <w:lang w:eastAsia="es-CO"/>
-        </w:rPr>
-        <w:t>En el mercado existe hilo para cada tela y operación a realizar, es muy importante identificarlos para su correcta utilización.</w:t>
-      </w:r>
-    </w:p>
-    <w:p>
-      <w:pPr>
-        <w:rPr>
-          <w:b/>
-          <w:bCs/>
-          <w:lang w:eastAsia="es-CO"/>
-        </w:rPr>
-      </w:pPr>
-      <w:r>
-        <w:rPr>
-          <w:b/>
-          <w:bCs/>
-          <w:lang w:eastAsia="es-CO"/>
-        </w:rPr>
-        <w:t>Definir la calidad del hilo que necesita utilizar.</w:t>
-      </w:r>
-    </w:p>
-    <w:p>
-      <w:pPr>
-        <w:rPr>
-          <w:lang w:eastAsia="es-CO"/>
-        </w:rPr>
-      </w:pPr>
-      <w:r>
-        <w:rPr>
-          <w:lang w:eastAsia="es-CO"/>
-        </w:rPr>
-        <w:t>Es necesario conocer las propiedades y cualidades de cada hilo para decidir su funcionalidad.</w:t>
-      </w:r>
-    </w:p>
-    <w:p>
-      <w:pPr>
-        <w:rPr>
-          <w:b/>
-          <w:bCs/>
-          <w:lang w:eastAsia="es-CO"/>
-        </w:rPr>
-      </w:pPr>
-      <w:r>
-        <w:rPr>
-          <w:b/>
-          <w:bCs/>
-          <w:lang w:eastAsia="es-CO"/>
-        </w:rPr>
-        <w:t>Seleccionar el hilo según el color de la tela.</w:t>
-      </w:r>
-    </w:p>
-    <w:p>
-      <w:pPr>
-        <w:rPr>
-          <w:lang w:eastAsia="es-CO"/>
-        </w:rPr>
-      </w:pPr>
-      <w:r>
-        <w:rPr>
-          <w:lang w:eastAsia="es-CO"/>
-        </w:rPr>
-        <w:t>Después de escoger la clase de hilo que va a utilizar, es muy importante que el color sea igual o muy parecido a la tela.</w:t>
-      </w:r>
-    </w:p>
-    <w:p>
-      <w:pPr>
-        <w:rPr>
-          <w:b/>
-          <w:bCs/>
-          <w:lang w:eastAsia="es-CO"/>
-        </w:rPr>
-      </w:pPr>
-      <w:r>
-        <w:rPr>
-          <w:b/>
-          <w:bCs/>
-          <w:lang w:eastAsia="es-CO"/>
-        </w:rPr>
-        <w:t>Consultar las instrucciones de costura.</w:t>
-      </w:r>
-    </w:p>
-    <w:p>
-      <w:pPr>
-        <w:rPr>
-          <w:lang w:eastAsia="es-CO"/>
-        </w:rPr>
-      </w:pPr>
-      <w:r>
-        <w:rPr>
-          <w:lang w:eastAsia="es-CO"/>
-        </w:rPr>
-        <w:t>Es muy importante leer las instrucciones de uso de cada hilo y seguirlas al pie de la letra para asegurarse de que el resultado será el correcto.</w:t>
-      </w:r>
-    </w:p>
-    <w:p>
-      <w:pPr>
-        <w:rPr>
-          <w:b/>
-          <w:bCs/>
-          <w:lang w:eastAsia="es-CO"/>
-        </w:rPr>
-      </w:pPr>
-      <w:r>
-        <w:rPr>
-          <w:b/>
-          <w:bCs/>
-          <w:lang w:eastAsia="es-CO"/>
-        </w:rPr>
-        <w:t>Comprar siempre hilos de buena calidad.</w:t>
-      </w:r>
-    </w:p>
-    <w:p>
-      <w:pPr>
-        <w:rPr>
-          <w:lang w:eastAsia="es-CO"/>
-        </w:rPr>
-      </w:pPr>
-      <w:r>
-        <w:rPr>
-          <w:lang w:eastAsia="es-CO"/>
-        </w:rPr>
         <w:t>Se debe comprar hilos de excelente calidad y así garantizar una prenda de muy buena calidad y durabilidad.</w:t>
       </w:r>
     </w:p>
     <w:p>
       <w:pPr>
+        <w:rPr>
+          <w:lang w:val="es-419" w:eastAsia="es-CO"/>
+        </w:rPr>
+      </w:pPr>
+    </w:p>
+    <w:p>
+      <w:pPr>
+        <w:ind w:firstLine="0"/>
+        <w:rPr>
+          <w:lang w:val="es-419" w:eastAsia="es-CO"/>
+        </w:rPr>
+      </w:pPr>
+    </w:p>
+    <w:p>
+      <w:pPr>
+        <w:ind w:firstLine="0"/>
+        <w:rPr>
+          <w:lang w:val="es-419" w:eastAsia="es-CO"/>
+        </w:rPr>
+      </w:pPr>
+    </w:p>
+    <w:p>
+      <w:pPr>
+        <w:ind w:firstLine="0"/>
+        <w:rPr>
+          <w:lang w:val="es-419" w:eastAsia="es-CO"/>
+        </w:rPr>
+      </w:pPr>
+    </w:p>
+    <w:p>
+      <w:pPr>
+        <w:ind w:firstLine="0"/>
+        <w:rPr>
+          <w:lang w:val="es-419" w:eastAsia="es-CO"/>
+        </w:rPr>
+      </w:pPr>
+    </w:p>
+    <w:p>
+      <w:pPr>
+        <w:ind w:firstLine="0"/>
+        <w:rPr>
+          <w:lang w:val="es-419" w:eastAsia="es-CO"/>
+        </w:rPr>
+      </w:pPr>
+    </w:p>
+    <w:p>
+      <w:pPr>
+        <w:ind w:firstLine="0"/>
+        <w:rPr>
+          <w:lang w:val="es-419" w:eastAsia="es-CO"/>
+        </w:rPr>
+      </w:pPr>
+    </w:p>
+    <w:p>
+      <w:pPr>
+        <w:ind w:firstLine="0"/>
+        <w:rPr>
+          <w:lang w:val="es-419" w:eastAsia="es-CO"/>
+        </w:rPr>
+      </w:pPr>
+    </w:p>
+    <w:p>
+      <w:pPr>
+        <w:ind w:firstLine="0"/>
+        <w:rPr>
+          <w:lang w:val="es-419" w:eastAsia="es-CO"/>
+        </w:rPr>
+      </w:pPr>
+    </w:p>
+    <w:p>
+      <w:pPr>
+        <w:ind w:firstLine="0"/>
+        <w:rPr>
+          <w:lang w:val="es-419" w:eastAsia="es-CO"/>
+        </w:rPr>
+      </w:pPr>
+    </w:p>
+    <w:p>
+      <w:pPr>
+        <w:ind w:firstLine="0"/>
+        <w:rPr>
+          <w:lang w:val="es-419" w:eastAsia="es-CO"/>
+        </w:rPr>
+      </w:pPr>
+    </w:p>
+    <w:p>
+      <w:pPr>
+        <w:ind w:firstLine="0"/>
+        <w:rPr>
+          <w:lang w:val="es-419" w:eastAsia="es-CO"/>
+        </w:rPr>
+      </w:pPr>
+    </w:p>
+    <w:p>
+      <w:pPr>
+        <w:ind w:firstLine="0"/>
+        <w:rPr>
+          <w:lang w:val="es-419" w:eastAsia="es-CO"/>
+        </w:rPr>
+      </w:pPr>
+    </w:p>
+    <w:p>
+      <w:pPr>
+        <w:ind w:firstLine="0"/>
+        <w:rPr>
+          <w:lang w:val="es-419" w:eastAsia="es-CO"/>
+        </w:rPr>
+      </w:pPr>
+    </w:p>
+    <w:p>
+      <w:pPr>
+        <w:ind w:firstLine="0"/>
+        <w:rPr>
+          <w:lang w:val="es-419" w:eastAsia="es-CO"/>
+        </w:rPr>
+      </w:pPr>
+    </w:p>
+    <w:p>
+      <w:pPr>
+        <w:ind w:firstLine="0"/>
         <w:rPr>
           <w:lang w:val="es-419" w:eastAsia="es-CO"/>
         </w:rPr>
@@ -10003,6 +9849,7 @@
           </wp:inline>
         </w:drawing>
       </w:r>
+      <w:bookmarkStart w:id="16" w:name="_Toc202339106"/>
     </w:p>
     <w:p>
       <w:pPr>
@@ -10013,7 +9860,6 @@
         </w:numPr>
         <w:ind w:left="1068"/>
       </w:pPr>
-      <w:bookmarkStart w:id="16" w:name="_Toc202339106"/>
       <w:r>
         <w:lastRenderedPageBreak/>
         <w:t>Material complementario</w:t>
@@ -10105,8 +9951,13 @@
               <w:pStyle w:val="TextoTablas"/>
             </w:pPr>
             <w:r>
-              <w:t>Fibras textiles naturales sustentables y nuevos hábitos de consumo.</w:t>
-            </w:r>
+              <w:t xml:space="preserve">Fibras </w:t>
+            </w:r>
+          </w:p>
+          <w:p>
+            <w:pPr>
+              <w:pStyle w:val="TextoTablas"/>
+            </w:pPr>
           </w:p>
         </w:tc>
         <w:tc>
@@ -10164,7 +10015,7 @@
               <w:pStyle w:val="TextoTablas"/>
             </w:pPr>
             <w:r>
-              <w:t>Hilos y sus propiedades.</w:t>
+              <w:t xml:space="preserve">Hilos </w:t>
             </w:r>
           </w:p>
         </w:tc>
@@ -10177,23 +10028,7 @@
               <w:pStyle w:val="TextoTablas"/>
             </w:pPr>
             <w:r>
-              <w:t xml:space="preserve">Ticona Apaza, L. &amp; </w:t>
-            </w:r>
-            <w:proofErr w:type="spellStart"/>
-            <w:r>
-              <w:t>Humpiri</w:t>
-            </w:r>
-            <w:proofErr w:type="spellEnd"/>
-            <w:r>
-              <w:t xml:space="preserve"> Flórez, M.E. (2020). Aprendizaje de la resistencia a la tracción de hilos industriales en estudiantes de Ingeniería </w:t>
-            </w:r>
-            <w:proofErr w:type="spellStart"/>
-            <w:r>
-              <w:t>Téxtil</w:t>
-            </w:r>
-            <w:proofErr w:type="spellEnd"/>
-            <w:r>
-              <w:t>. ÑAWPARISUN – Revista de Investigación Científica, 3 (1), 49-58.</w:t>
+              <w:t>Ticona Apaza, L. &amp; Humpiri Flórez, M.E. (2020). Aprendizaje de la resistencia a la tracción de hilos industriales en estudiantes de Ingeniería Téxtil. ÑAWPARISUN – Revista de Investigación Científica, 3 (1), 49-58.</w:t>
             </w:r>
           </w:p>
         </w:tc>
@@ -10223,7 +10058,7 @@
                 <w:rPr>
                   <w:rStyle w:val="Hipervnculo"/>
                 </w:rPr>
-                <w:t>https://www.unaj.edu.pe/revista/index.php/vpin/article/view/126</w:t>
+                <w:t>https://unaj.edu.pe/revista/index.php/vpin/article/download/126/85/684</w:t>
               </w:r>
             </w:hyperlink>
           </w:p>
@@ -10422,23 +10257,31 @@
         </w:rPr>
         <w:t xml:space="preserve"> fibra sintética altamente elástica, también conocida como </w:t>
       </w:r>
-      <w:proofErr w:type="spellStart"/>
-      <w:r>
-        <w:rPr>
-          <w:i/>
-          <w:iCs/>
+      <w:r>
+        <w:rPr>
+          <w:rStyle w:val="Extranjerismo"/>
+        </w:rPr>
+        <w:t>spandex</w:t>
+      </w:r>
+      <w:r>
+        <w:rPr>
           <w:bdr w:val="none" w:sz="0" w:space="0" w:color="auto" w:frame="1"/>
           <w:lang w:eastAsia="es-CO"/>
         </w:rPr>
-        <w:t>spandex</w:t>
-      </w:r>
-      <w:proofErr w:type="spellEnd"/>
+        <w:t xml:space="preserve"> o </w:t>
+      </w:r>
+      <w:r>
+        <w:rPr>
+          <w:rStyle w:val="Extranjerismo"/>
+        </w:rPr>
+        <w:t>lycra</w:t>
+      </w:r>
       <w:r>
         <w:rPr>
           <w:bdr w:val="none" w:sz="0" w:space="0" w:color="auto" w:frame="1"/>
           <w:lang w:eastAsia="es-CO"/>
         </w:rPr>
-        <w:t xml:space="preserve"> o lycra, utilizada en prendas deportivas y ajustadas.</w:t>
+        <w:t>, utilizada en prendas deportivas y ajustadas.</w:t>
       </w:r>
     </w:p>
     <w:p>
@@ -10861,31 +10704,7 @@
           <w:lang w:eastAsia="es-CO"/>
           <w14:ligatures w14:val="none"/>
         </w:rPr>
-        <w:t xml:space="preserve">Carrera </w:t>
-      </w:r>
-      <w:proofErr w:type="spellStart"/>
-      <w:r>
-        <w:rPr>
-          <w:rFonts w:eastAsia="Times New Roman" w:cstheme="minorHAnsi"/>
-          <w:kern w:val="0"/>
-          <w:szCs w:val="28"/>
-          <w:bdr w:val="none" w:sz="0" w:space="0" w:color="auto" w:frame="1"/>
-          <w:lang w:eastAsia="es-CO"/>
-          <w14:ligatures w14:val="none"/>
-        </w:rPr>
-        <w:t>Gallissà</w:t>
-      </w:r>
-      <w:proofErr w:type="spellEnd"/>
-      <w:r>
-        <w:rPr>
-          <w:rFonts w:eastAsia="Times New Roman" w:cstheme="minorHAnsi"/>
-          <w:kern w:val="0"/>
-          <w:szCs w:val="28"/>
-          <w:bdr w:val="none" w:sz="0" w:space="0" w:color="auto" w:frame="1"/>
-          <w:lang w:eastAsia="es-CO"/>
-          <w14:ligatures w14:val="none"/>
-        </w:rPr>
-        <w:t xml:space="preserve">, E. (2017). Física textil: propiedades físicas para caracterizar la calidad de las fibras textiles. Recuperado de </w:t>
+        <w:t xml:space="preserve">Carrera Gallissà, E. (2017). Física textil: propiedades físicas para caracterizar la calidad de las fibras textiles. Recuperado de </w:t>
       </w:r>
       <w:hyperlink r:id="rId23" w:history="1">
         <w:r>
@@ -10914,7 +10733,6 @@
           <w14:ligatures w14:val="none"/>
         </w:rPr>
       </w:pPr>
-      <w:proofErr w:type="spellStart"/>
       <w:r>
         <w:rPr>
           <w:rFonts w:eastAsia="Times New Roman" w:cstheme="minorHAnsi"/>
@@ -10924,19 +10742,7 @@
           <w:lang w:eastAsia="es-CO"/>
           <w14:ligatures w14:val="none"/>
         </w:rPr>
-        <w:t>Coats</w:t>
-      </w:r>
-      <w:proofErr w:type="spellEnd"/>
-      <w:r>
-        <w:rPr>
-          <w:rFonts w:eastAsia="Times New Roman" w:cstheme="minorHAnsi"/>
-          <w:kern w:val="0"/>
-          <w:szCs w:val="28"/>
-          <w:bdr w:val="none" w:sz="0" w:space="0" w:color="auto" w:frame="1"/>
-          <w:lang w:eastAsia="es-CO"/>
-          <w14:ligatures w14:val="none"/>
-        </w:rPr>
-        <w:t>. (s.f.). Todo sobre hilos. España. Recuperado de</w:t>
+        <w:t>Coats. (s.f.). Todo sobre hilos. España. Recuperado de</w:t>
       </w:r>
       <w:r>
         <w:rPr>
@@ -10976,7 +10782,6 @@
           <w14:ligatures w14:val="none"/>
         </w:rPr>
       </w:pPr>
-      <w:proofErr w:type="spellStart"/>
       <w:r>
         <w:rPr>
           <w:rFonts w:eastAsia="Times New Roman" w:cstheme="minorHAnsi"/>
@@ -10986,19 +10791,7 @@
           <w:lang w:eastAsia="es-CO"/>
           <w14:ligatures w14:val="none"/>
         </w:rPr>
-        <w:t>Coats</w:t>
-      </w:r>
-      <w:proofErr w:type="spellEnd"/>
-      <w:r>
-        <w:rPr>
-          <w:rFonts w:eastAsia="Times New Roman" w:cstheme="minorHAnsi"/>
-          <w:kern w:val="0"/>
-          <w:szCs w:val="28"/>
-          <w:bdr w:val="none" w:sz="0" w:space="0" w:color="auto" w:frame="1"/>
-          <w:lang w:eastAsia="es-CO"/>
-          <w14:ligatures w14:val="none"/>
-        </w:rPr>
-        <w:t xml:space="preserve">. (s.f.). Todo sobre compuestos. España. Recuperado de </w:t>
+        <w:t xml:space="preserve">Coats. (s.f.). Todo sobre compuestos. España. Recuperado de </w:t>
       </w:r>
       <w:hyperlink r:id="rId25" w:history="1">
         <w:r>
@@ -11085,31 +10878,7 @@
           <w:lang w:eastAsia="es-CO"/>
           <w14:ligatures w14:val="none"/>
         </w:rPr>
-        <w:t xml:space="preserve">SENA. (2013). Modistería: hilos y tela. Centro de Gestión de Mercados, logística y </w:t>
-      </w:r>
-      <w:proofErr w:type="spellStart"/>
-      <w:r>
-        <w:rPr>
-          <w:rFonts w:eastAsia="Times New Roman" w:cstheme="minorHAnsi"/>
-          <w:kern w:val="0"/>
-          <w:szCs w:val="28"/>
-          <w:bdr w:val="none" w:sz="0" w:space="0" w:color="auto" w:frame="1"/>
-          <w:lang w:eastAsia="es-CO"/>
-          <w14:ligatures w14:val="none"/>
-        </w:rPr>
-        <w:t>TIC´s</w:t>
-      </w:r>
-      <w:proofErr w:type="spellEnd"/>
-      <w:r>
-        <w:rPr>
-          <w:rFonts w:eastAsia="Times New Roman" w:cstheme="minorHAnsi"/>
-          <w:kern w:val="0"/>
-          <w:szCs w:val="28"/>
-          <w:bdr w:val="none" w:sz="0" w:space="0" w:color="auto" w:frame="1"/>
-          <w:lang w:eastAsia="es-CO"/>
-          <w14:ligatures w14:val="none"/>
-        </w:rPr>
-        <w:t>: Bogotá, Colombia [Versión en línea]</w:t>
+        <w:t>SENA. (2013). Modistería: hilos y tela. Centro de Gestión de Mercados, logística y TIC´s: Bogotá, Colombia</w:t>
       </w:r>
       <w:r>
         <w:rPr>
@@ -11273,13 +11042,8 @@
             <w:pPr>
               <w:pStyle w:val="TextoTablas"/>
             </w:pPr>
-            <w:proofErr w:type="spellStart"/>
-            <w:r>
-              <w:t>Milady</w:t>
-            </w:r>
-            <w:proofErr w:type="spellEnd"/>
-            <w:r>
-              <w:t xml:space="preserve"> Tatiana Villamil Castellanos</w:t>
+            <w:r>
+              <w:t>Milady Tatiana Villamil Castellanos</w:t>
             </w:r>
           </w:p>
         </w:tc>
@@ -11411,13 +11175,8 @@
             <w:pPr>
               <w:pStyle w:val="TextoTablas"/>
             </w:pPr>
-            <w:proofErr w:type="spellStart"/>
-            <w:r>
-              <w:t>Gissela</w:t>
-            </w:r>
-            <w:proofErr w:type="spellEnd"/>
-            <w:r>
-              <w:t xml:space="preserve"> del Carmen Alvis Ladino</w:t>
+            <w:r>
+              <w:t>Gissela del Carmen Alvis Ladino</w:t>
             </w:r>
           </w:p>
         </w:tc>
@@ -14172,7 +13931,7 @@
   <w:abstractNum w:abstractNumId="20" w15:restartNumberingAfterBreak="0">
     <w:nsid w:val="39BE00A6"/>
     <w:multiLevelType w:val="hybridMultilevel"/>
-    <w:tmpl w:val="D6BED316"/>
+    <w:tmpl w:val="A364DE40"/>
     <w:lvl w:ilvl="0" w:tplc="240A0001">
       <w:start w:val="1"/>
       <w:numFmt w:val="bullet"/>
@@ -17696,7 +17455,6 @@
   <w:style w:type="character" w:default="1" w:styleId="Fuentedeprrafopredeter">
     <w:name w:val="Default Paragraph Font"/>
     <w:uiPriority w:val="1"/>
-    <w:semiHidden/>
     <w:unhideWhenUsed/>
   </w:style>
   <w:style w:type="table" w:default="1" w:styleId="Tablanormal">
@@ -18875,17 +18633,6 @@
 </file>
 
 <file path=customXml/item1.xml><?xml version="1.0" encoding="utf-8"?>
-<p:properties xmlns:p="http://schemas.microsoft.com/office/2006/metadata/properties" xmlns:xsi="http://www.w3.org/2001/XMLSchema-instance" xmlns:pc="http://schemas.microsoft.com/office/infopath/2007/PartnerControls">
-  <documentManagement>
-    <TaxCatchAll xmlns="cb45339b-ced9-4d0d-8f64-77573914d53b" xsi:nil="true"/>
-    <lcf76f155ced4ddcb4097134ff3c332f xmlns="43a3ca16-9c26-4813-b83f-4aec9927b43f">
-      <Terms xmlns="http://schemas.microsoft.com/office/infopath/2007/PartnerControls"/>
-    </lcf76f155ced4ddcb4097134ff3c332f>
-  </documentManagement>
-</p:properties>
-</file>
-
-<file path=customXml/item2.xml><?xml version="1.0" encoding="utf-8"?>
 <ct:contentTypeSchema xmlns:ct="http://schemas.microsoft.com/office/2006/metadata/contentType" xmlns:ma="http://schemas.microsoft.com/office/2006/metadata/properties/metaAttributes" ct:_="" ma:_="" ma:contentTypeName="Documento" ma:contentTypeID="0x01010049282E1EDBE9234EA9E6D38F720E265F" ma:contentTypeVersion="15" ma:contentTypeDescription="Crear nuevo documento." ma:contentTypeScope="" ma:versionID="b31c7aa9eaf043a08b87120b3c4916e3">
   <xsd:schema xmlns:xsd="http://www.w3.org/2001/XMLSchema" xmlns:xs="http://www.w3.org/2001/XMLSchema" xmlns:p="http://schemas.microsoft.com/office/2006/metadata/properties" xmlns:ns2="cb45339b-ced9-4d0d-8f64-77573914d53b" xmlns:ns3="43a3ca16-9c26-4813-b83f-4aec9927b43f" targetNamespace="http://schemas.microsoft.com/office/2006/metadata/properties" ma:root="true" ma:fieldsID="3533d065b04d75c457075bc55f1f5315" ns2:_="" ns3:_="">
     <xsd:import namespace="cb45339b-ced9-4d0d-8f64-77573914d53b"/>
@@ -19120,7 +18867,22 @@
 </ct:contentTypeSchema>
 </file>
 
+<file path=customXml/item2.xml><?xml version="1.0" encoding="utf-8"?>
+<p:properties xmlns:p="http://schemas.microsoft.com/office/2006/metadata/properties" xmlns:xsi="http://www.w3.org/2001/XMLSchema-instance" xmlns:pc="http://schemas.microsoft.com/office/infopath/2007/PartnerControls">
+  <documentManagement>
+    <TaxCatchAll xmlns="cb45339b-ced9-4d0d-8f64-77573914d53b" xsi:nil="true"/>
+    <lcf76f155ced4ddcb4097134ff3c332f xmlns="43a3ca16-9c26-4813-b83f-4aec9927b43f">
+      <Terms xmlns="http://schemas.microsoft.com/office/infopath/2007/PartnerControls"/>
+    </lcf76f155ced4ddcb4097134ff3c332f>
+  </documentManagement>
+</p:properties>
+</file>
+
 <file path=customXml/item3.xml><?xml version="1.0" encoding="utf-8"?>
+<b:Sources xmlns:b="http://schemas.openxmlformats.org/officeDocument/2006/bibliography" xmlns="http://schemas.openxmlformats.org/officeDocument/2006/bibliography" SelectedStyle="\APASixthEditionOfficeOnline.xsl" StyleName="APA" Version="6"/>
+</file>
+
+<file path=customXml/item4.xml><?xml version="1.0" encoding="utf-8"?>
 <?mso-contentType ?>
 <FormTemplates xmlns="http://schemas.microsoft.com/sharepoint/v3/contenttype/forms">
   <Display>DocumentLibraryForm</Display>
@@ -19129,22 +18891,7 @@
 </FormTemplates>
 </file>
 
-<file path=customXml/item4.xml><?xml version="1.0" encoding="utf-8"?>
-<b:Sources xmlns:b="http://schemas.openxmlformats.org/officeDocument/2006/bibliography" xmlns="http://schemas.openxmlformats.org/officeDocument/2006/bibliography" SelectedStyle="\APASixthEditionOfficeOnline.xsl" StyleName="APA" Version="6"/>
-</file>
-
 <file path=customXml/itemProps1.xml><?xml version="1.0" encoding="utf-8"?>
-<ds:datastoreItem xmlns:ds="http://schemas.openxmlformats.org/officeDocument/2006/customXml" ds:itemID="{26259216-AD86-464A-AEAD-95B1F9E17392}">
-  <ds:schemaRefs>
-    <ds:schemaRef ds:uri="http://schemas.microsoft.com/office/2006/metadata/properties"/>
-    <ds:schemaRef ds:uri="http://schemas.microsoft.com/office/infopath/2007/PartnerControls"/>
-    <ds:schemaRef ds:uri="cb45339b-ced9-4d0d-8f64-77573914d53b"/>
-    <ds:schemaRef ds:uri="43a3ca16-9c26-4813-b83f-4aec9927b43f"/>
-  </ds:schemaRefs>
-</ds:datastoreItem>
-</file>
-
-<file path=customXml/itemProps2.xml><?xml version="1.0" encoding="utf-8"?>
 <ds:datastoreItem xmlns:ds="http://schemas.openxmlformats.org/officeDocument/2006/customXml" ds:itemID="{0BC4A0A4-89EA-4C0C-9011-C1B351E892BC}">
   <ds:schemaRefs>
     <ds:schemaRef ds:uri="http://schemas.microsoft.com/office/2006/metadata/contentType"/>
@@ -19163,18 +18910,29 @@
 </ds:datastoreItem>
 </file>
 
+<file path=customXml/itemProps2.xml><?xml version="1.0" encoding="utf-8"?>
+<ds:datastoreItem xmlns:ds="http://schemas.openxmlformats.org/officeDocument/2006/customXml" ds:itemID="{26259216-AD86-464A-AEAD-95B1F9E17392}">
+  <ds:schemaRefs>
+    <ds:schemaRef ds:uri="http://schemas.microsoft.com/office/2006/metadata/properties"/>
+    <ds:schemaRef ds:uri="http://schemas.microsoft.com/office/infopath/2007/PartnerControls"/>
+    <ds:schemaRef ds:uri="cb45339b-ced9-4d0d-8f64-77573914d53b"/>
+    <ds:schemaRef ds:uri="43a3ca16-9c26-4813-b83f-4aec9927b43f"/>
+  </ds:schemaRefs>
+</ds:datastoreItem>
+</file>
+
 <file path=customXml/itemProps3.xml><?xml version="1.0" encoding="utf-8"?>
+<ds:datastoreItem xmlns:ds="http://schemas.openxmlformats.org/officeDocument/2006/customXml" ds:itemID="{A9F2CEBA-C824-4C86-81A8-E32CBD0EB92D}">
+  <ds:schemaRefs>
+    <ds:schemaRef ds:uri="http://schemas.openxmlformats.org/officeDocument/2006/bibliography"/>
+  </ds:schemaRefs>
+</ds:datastoreItem>
+</file>
+
+<file path=customXml/itemProps4.xml><?xml version="1.0" encoding="utf-8"?>
 <ds:datastoreItem xmlns:ds="http://schemas.openxmlformats.org/officeDocument/2006/customXml" ds:itemID="{D00A4A46-BDBD-48AC-87B9-2BA42D9CC06F}">
   <ds:schemaRefs>
     <ds:schemaRef ds:uri="http://schemas.microsoft.com/sharepoint/v3/contenttype/forms"/>
   </ds:schemaRefs>
 </ds:datastoreItem>
-</file>
-
-<file path=customXml/itemProps4.xml><?xml version="1.0" encoding="utf-8"?>
-<ds:datastoreItem xmlns:ds="http://schemas.openxmlformats.org/officeDocument/2006/customXml" ds:itemID="{A9F2CEBA-C824-4C86-81A8-E32CBD0EB92D}">
-  <ds:schemaRefs>
-    <ds:schemaRef ds:uri="http://schemas.openxmlformats.org/officeDocument/2006/bibliography"/>
-  </ds:schemaRefs>
-</ds:datastoreItem>
 </file>
--- a/fuentes/CF1_93510381_DU.docx
+++ b/fuentes/CF1_93510381_DU.docx
@@ -1115,7 +1115,7 @@
               <w:rPr>
                 <w:webHidden/>
               </w:rPr>
-              <w:t>16</w:t>
+              <w:t>17</w:t>
             </w:r>
             <w:r>
               <w:rPr>
@@ -1198,7 +1198,7 @@
               <w:rPr>
                 <w:webHidden/>
               </w:rPr>
-              <w:t>18</w:t>
+              <w:t>19</w:t>
             </w:r>
             <w:r>
               <w:rPr>
@@ -1289,7 +1289,7 @@
                 <w:noProof/>
                 <w:webHidden/>
               </w:rPr>
-              <w:t>20</w:t>
+              <w:t>21</w:t>
             </w:r>
             <w:r>
               <w:rPr>
@@ -1373,7 +1373,7 @@
               <w:rPr>
                 <w:webHidden/>
               </w:rPr>
-              <w:t>20</w:t>
+              <w:t>21</w:t>
             </w:r>
             <w:r>
               <w:rPr>
@@ -1456,7 +1456,7 @@
               <w:rPr>
                 <w:webHidden/>
               </w:rPr>
-              <w:t>22</w:t>
+              <w:t>23</w:t>
             </w:r>
             <w:r>
               <w:rPr>
@@ -1539,7 +1539,7 @@
               <w:rPr>
                 <w:webHidden/>
               </w:rPr>
-              <w:t>26</w:t>
+              <w:t>27</w:t>
             </w:r>
             <w:r>
               <w:rPr>
@@ -1622,7 +1622,7 @@
               <w:rPr>
                 <w:webHidden/>
               </w:rPr>
-              <w:t>27</w:t>
+              <w:t>28</w:t>
             </w:r>
             <w:r>
               <w:rPr>
@@ -1694,7 +1694,7 @@
                 <w:noProof/>
                 <w:webHidden/>
               </w:rPr>
-              <w:t>33</w:t>
+              <w:t>34</w:t>
             </w:r>
             <w:r>
               <w:rPr>
@@ -1767,7 +1767,7 @@
                 <w:noProof/>
                 <w:webHidden/>
               </w:rPr>
-              <w:t>34</w:t>
+              <w:t>35</w:t>
             </w:r>
             <w:r>
               <w:rPr>
@@ -1840,7 +1840,7 @@
                 <w:noProof/>
                 <w:webHidden/>
               </w:rPr>
-              <w:t>35</w:t>
+              <w:t>36</w:t>
             </w:r>
             <w:r>
               <w:rPr>
@@ -1914,7 +1914,7 @@
                 <w:noProof/>
                 <w:webHidden/>
               </w:rPr>
-              <w:t>37</w:t>
+              <w:t>38</w:t>
             </w:r>
             <w:r>
               <w:rPr>
@@ -1987,7 +1987,7 @@
                 <w:noProof/>
                 <w:webHidden/>
               </w:rPr>
-              <w:t>38</w:t>
+              <w:t>39</w:t>
             </w:r>
             <w:r>
               <w:rPr>
@@ -2051,7 +2051,21 @@
         <w:rPr>
           <w:lang w:val="es-419" w:eastAsia="es-CO"/>
         </w:rPr>
-        <w:t>Las fibras textiles son los filamentos procesados para formar hilos o telas para la industria de la confección y corresponden a un insumo que ha venido evolucionando con el tiempo. Inicialmente la industria solo contaba con las fibras que se obtenían de la naturaleza, pero con los avances tecnológicos y la necesidad de contar con fibras de características especiales, ha obligado a realizar estudios y pruebas para poder diseñar fibras artificiales hechas en laboratorios y con características que le dan un valor agregado a las prendas de vestir, tales como: impermeabilidad, efecto antibacterial, protección, resistencia y durabilidad; un número importante de propiedades que permiten que el hombre pueda no solo satisfacer la necesidad básica de protección, si no a la vez contar con características especiales de acuerdo con las necesidades de uso para el campo personal y laboral.</w:t>
+        <w:t xml:space="preserve">Las fibras textiles son los filamentos procesados para formar hilos o telas para la industria de la confección y corresponden a un insumo que ha venido evolucionando con el tiempo. Inicialmente la industria solo contaba con las fibras que se obtenían de la naturaleza, pero con los avances tecnológicos y la necesidad de contar con fibras de características especiales, ha obligado a realizar estudios y pruebas para poder diseñar fibras artificiales hechas en laboratorios y con características que le dan un valor agregado a las prendas de vestir, tales como: impermeabilidad, efecto </w:t>
+      </w:r>
+      <w:proofErr w:type="spellStart"/>
+      <w:r>
+        <w:rPr>
+          <w:lang w:val="es-419" w:eastAsia="es-CO"/>
+        </w:rPr>
+        <w:t>antibacterial</w:t>
+      </w:r>
+      <w:proofErr w:type="spellEnd"/>
+      <w:r>
+        <w:rPr>
+          <w:lang w:val="es-419" w:eastAsia="es-CO"/>
+        </w:rPr>
+        <w:t>, protección, resistencia y durabilidad; un número importante de propiedades que permiten que el hombre pueda no solo satisfacer la necesidad básica de protección, si no a la vez contar con características especiales de acuerdo con las necesidades de uso para el campo personal y laboral.</w:t>
       </w:r>
     </w:p>
     <w:p>
@@ -2340,7 +2354,21 @@
         <w:rPr>
           <w:lang w:eastAsia="es-CO"/>
         </w:rPr>
-        <w:t>Se denomina fibra textil a los materiales compuestos de filamentos, susceptibles de ser usados para formar hilos o telas, bien sea mediante tejido o mediante otros procesos físicos o químicos (Coats, s.f.).</w:t>
+        <w:t>Se denomina fibra textil a los materiales compuestos de filamentos, susceptibles de ser usados para formar hilos o telas, bien sea mediante tejido o mediante otros procesos físicos o químicos (</w:t>
+      </w:r>
+      <w:proofErr w:type="spellStart"/>
+      <w:r>
+        <w:rPr>
+          <w:lang w:eastAsia="es-CO"/>
+        </w:rPr>
+        <w:t>Coats</w:t>
+      </w:r>
+      <w:proofErr w:type="spellEnd"/>
+      <w:r>
+        <w:rPr>
+          <w:lang w:eastAsia="es-CO"/>
+        </w:rPr>
+        <w:t>, s.f.).</w:t>
       </w:r>
     </w:p>
     <w:p>
@@ -2487,7 +2515,21 @@
         <w:rPr>
           <w:lang w:eastAsia="es-CO"/>
         </w:rPr>
-        <w:t>Determina el volumen, cuerpo, textura y tacto de la fibra. Según su forma transversal, pueden ser redondas (nailon, poliéster), acanaladas (rayón, acetato) o almendradas (acrílicos, modacrílicos).</w:t>
+        <w:t xml:space="preserve">Determina el volumen, cuerpo, textura y tacto de la fibra. Según su forma transversal, pueden ser redondas (nailon, poliéster), acanaladas (rayón, acetato) o almendradas (acrílicos, </w:t>
+      </w:r>
+      <w:proofErr w:type="spellStart"/>
+      <w:r>
+        <w:rPr>
+          <w:lang w:eastAsia="es-CO"/>
+        </w:rPr>
+        <w:t>modacrílicos</w:t>
+      </w:r>
+      <w:proofErr w:type="spellEnd"/>
+      <w:r>
+        <w:rPr>
+          <w:lang w:eastAsia="es-CO"/>
+        </w:rPr>
+        <w:t>).</w:t>
       </w:r>
     </w:p>
     <w:p>
@@ -3008,14 +3050,24 @@
     </w:p>
     <w:p>
       <w:pPr>
+        <w:pStyle w:val="Prrafodelista"/>
+        <w:ind w:left="1429" w:firstLine="0"/>
         <w:rPr>
           <w:lang w:val="es-419" w:eastAsia="es-CO"/>
         </w:rPr>
       </w:pPr>
-      <w:r>
-        <w:rPr>
-          <w:lang w:eastAsia="es-CO"/>
-        </w:rPr>
+    </w:p>
+    <w:p>
+      <w:pPr>
+        <w:rPr>
+          <w:lang w:val="es-419" w:eastAsia="es-CO"/>
+        </w:rPr>
+      </w:pPr>
+      <w:r>
+        <w:rPr>
+          <w:lang w:eastAsia="es-CO"/>
+        </w:rPr>
+        <w:lastRenderedPageBreak/>
         <w:t>Las fibras textiles pueden clasificarse según su origen en tres categorías principales:</w:t>
       </w:r>
     </w:p>
@@ -3038,7 +3090,6 @@
           <w:bCs/>
           <w:lang w:val="es-419" w:eastAsia="es-CO"/>
         </w:rPr>
-        <w:lastRenderedPageBreak/>
         <w:t>Reino animal</w:t>
       </w:r>
     </w:p>
@@ -3273,6 +3324,7 @@
           <w:bCs/>
           <w:lang w:eastAsia="es-CO"/>
         </w:rPr>
+        <w:lastRenderedPageBreak/>
         <w:t>Aplicaciones:</w:t>
       </w:r>
       <w:r>
@@ -3292,28 +3344,18 @@
     </w:p>
     <w:p>
       <w:pPr>
-        <w:pStyle w:val="Prrafodelista"/>
-        <w:ind w:left="1429" w:firstLine="0"/>
-        <w:rPr>
-          <w:lang w:eastAsia="es-CO"/>
-        </w:rPr>
-      </w:pPr>
-    </w:p>
-    <w:p>
-      <w:pPr>
-        <w:rPr>
-          <w:b/>
-          <w:bCs/>
-          <w:lang w:eastAsia="es-CO"/>
-        </w:rPr>
-      </w:pPr>
-      <w:r>
-        <w:rPr>
-          <w:b/>
-          <w:bCs/>
-          <w:lang w:eastAsia="es-CO"/>
-        </w:rPr>
-        <w:lastRenderedPageBreak/>
+        <w:rPr>
+          <w:b/>
+          <w:bCs/>
+          <w:lang w:eastAsia="es-CO"/>
+        </w:rPr>
+      </w:pPr>
+      <w:r>
+        <w:rPr>
+          <w:b/>
+          <w:bCs/>
+          <w:lang w:eastAsia="es-CO"/>
+        </w:rPr>
         <w:t>Seda</w:t>
       </w:r>
     </w:p>
@@ -3545,6 +3587,7 @@
           <w:bCs/>
           <w:lang w:val="es-419" w:eastAsia="es-CO"/>
         </w:rPr>
+        <w:lastRenderedPageBreak/>
         <w:t>Gramíneas:</w:t>
       </w:r>
       <w:r>
@@ -3556,28 +3599,18 @@
     </w:p>
     <w:p>
       <w:pPr>
-        <w:pStyle w:val="Prrafodelista"/>
-        <w:ind w:left="1429" w:firstLine="0"/>
-        <w:rPr>
-          <w:lang w:val="es-419" w:eastAsia="es-CO"/>
-        </w:rPr>
-      </w:pPr>
-    </w:p>
-    <w:p>
-      <w:pPr>
-        <w:rPr>
-          <w:b/>
-          <w:bCs/>
-          <w:lang w:eastAsia="es-CO"/>
-        </w:rPr>
-      </w:pPr>
-      <w:r>
-        <w:rPr>
-          <w:b/>
-          <w:bCs/>
-          <w:lang w:eastAsia="es-CO"/>
-        </w:rPr>
-        <w:lastRenderedPageBreak/>
+        <w:rPr>
+          <w:b/>
+          <w:bCs/>
+          <w:lang w:eastAsia="es-CO"/>
+        </w:rPr>
+      </w:pPr>
+      <w:r>
+        <w:rPr>
+          <w:b/>
+          <w:bCs/>
+          <w:lang w:eastAsia="es-CO"/>
+        </w:rPr>
         <w:t>Algodón</w:t>
       </w:r>
     </w:p>
@@ -3785,6 +3818,7 @@
           <w:bCs/>
           <w:lang w:eastAsia="es-CO"/>
         </w:rPr>
+        <w:lastRenderedPageBreak/>
         <w:t>Aplicaciones:</w:t>
       </w:r>
       <w:r>
@@ -3816,7 +3850,6 @@
           <w:bCs/>
           <w:lang w:eastAsia="es-CO"/>
         </w:rPr>
-        <w:lastRenderedPageBreak/>
         <w:t>Cáñamo</w:t>
       </w:r>
     </w:p>
@@ -4050,17 +4083,32 @@
     <w:p>
       <w:pPr>
         <w:rPr>
-          <w:b/>
-          <w:bCs/>
-          <w:lang w:eastAsia="es-CO"/>
-        </w:rPr>
-      </w:pPr>
-      <w:r>
-        <w:rPr>
-          <w:b/>
-          <w:bCs/>
-          <w:lang w:eastAsia="es-CO"/>
-        </w:rPr>
+          <w:lang w:eastAsia="es-CO"/>
+        </w:rPr>
+      </w:pPr>
+    </w:p>
+    <w:p>
+      <w:pPr>
+        <w:rPr>
+          <w:lang w:eastAsia="es-CO"/>
+        </w:rPr>
+      </w:pPr>
+    </w:p>
+    <w:p>
+      <w:pPr>
+        <w:rPr>
+          <w:b/>
+          <w:bCs/>
+          <w:lang w:eastAsia="es-CO"/>
+        </w:rPr>
+      </w:pPr>
+      <w:r>
+        <w:rPr>
+          <w:b/>
+          <w:bCs/>
+          <w:lang w:eastAsia="es-CO"/>
+        </w:rPr>
+        <w:lastRenderedPageBreak/>
         <w:t>Fibras naturales de origen mineral</w:t>
       </w:r>
     </w:p>
@@ -4124,7 +4172,6 @@
           <w:bCs/>
           <w:lang w:eastAsia="es-CO"/>
         </w:rPr>
-        <w:lastRenderedPageBreak/>
         <w:t>Características:</w:t>
       </w:r>
       <w:r>
@@ -4322,18 +4369,28 @@
     </w:p>
     <w:p>
       <w:pPr>
-        <w:rPr>
-          <w:b/>
-          <w:bCs/>
-          <w:lang w:eastAsia="es-CO"/>
-        </w:rPr>
-      </w:pPr>
-      <w:r>
-        <w:rPr>
-          <w:b/>
-          <w:bCs/>
-          <w:lang w:eastAsia="es-CO"/>
-        </w:rPr>
+        <w:pStyle w:val="Prrafodelista"/>
+        <w:ind w:left="1069" w:firstLine="0"/>
+        <w:rPr>
+          <w:lang w:eastAsia="es-CO"/>
+        </w:rPr>
+      </w:pPr>
+    </w:p>
+    <w:p>
+      <w:pPr>
+        <w:rPr>
+          <w:b/>
+          <w:bCs/>
+          <w:lang w:eastAsia="es-CO"/>
+        </w:rPr>
+      </w:pPr>
+      <w:r>
+        <w:rPr>
+          <w:b/>
+          <w:bCs/>
+          <w:lang w:eastAsia="es-CO"/>
+        </w:rPr>
+        <w:lastRenderedPageBreak/>
         <w:t>Fibras sintéticas</w:t>
       </w:r>
     </w:p>
@@ -4414,7 +4471,6 @@
         <w:rPr>
           <w:lang w:eastAsia="es-CO"/>
         </w:rPr>
-        <w:lastRenderedPageBreak/>
         <w:t>Poliolefinas.</w:t>
       </w:r>
     </w:p>
@@ -4438,6 +4494,78 @@
     </w:p>
     <w:p>
       <w:pPr>
+        <w:pStyle w:val="Prrafodelista"/>
+        <w:numPr>
+          <w:ilvl w:val="0"/>
+          <w:numId w:val="23"/>
+        </w:numPr>
+        <w:rPr>
+          <w:lang w:eastAsia="es-CO"/>
+        </w:rPr>
+      </w:pPr>
+      <w:r>
+        <w:rPr>
+          <w:lang w:eastAsia="es-CO"/>
+        </w:rPr>
+        <w:t xml:space="preserve">Polipropileno. </w:t>
+      </w:r>
+    </w:p>
+    <w:p>
+      <w:pPr>
+        <w:pStyle w:val="Prrafodelista"/>
+        <w:numPr>
+          <w:ilvl w:val="0"/>
+          <w:numId w:val="23"/>
+        </w:numPr>
+        <w:rPr>
+          <w:lang w:eastAsia="es-CO"/>
+        </w:rPr>
+      </w:pPr>
+      <w:r>
+        <w:rPr>
+          <w:lang w:eastAsia="es-CO"/>
+        </w:rPr>
+        <w:t xml:space="preserve">Poliuretanos. </w:t>
+      </w:r>
+    </w:p>
+    <w:p>
+      <w:pPr>
+        <w:pStyle w:val="Prrafodelista"/>
+        <w:numPr>
+          <w:ilvl w:val="0"/>
+          <w:numId w:val="23"/>
+        </w:numPr>
+        <w:rPr>
+          <w:lang w:eastAsia="es-CO"/>
+        </w:rPr>
+      </w:pPr>
+      <w:r>
+        <w:rPr>
+          <w:lang w:eastAsia="es-CO"/>
+        </w:rPr>
+        <w:t xml:space="preserve">Acrílicos. </w:t>
+      </w:r>
+    </w:p>
+    <w:p>
+      <w:pPr>
+        <w:pStyle w:val="Prrafodelista"/>
+        <w:numPr>
+          <w:ilvl w:val="0"/>
+          <w:numId w:val="23"/>
+        </w:numPr>
+        <w:rPr>
+          <w:lang w:eastAsia="es-CO"/>
+        </w:rPr>
+      </w:pPr>
+      <w:r>
+        <w:rPr>
+          <w:lang w:eastAsia="es-CO"/>
+        </w:rPr>
+        <w:t>Poliéster</w:t>
+      </w:r>
+    </w:p>
+    <w:p>
+      <w:pPr>
         <w:rPr>
           <w:b/>
           <w:bCs/>
@@ -4589,6 +4717,7 @@
           <w:bCs/>
           <w:lang w:eastAsia="es-CO"/>
         </w:rPr>
+        <w:lastRenderedPageBreak/>
         <w:t>Viscosa o rayón</w:t>
       </w:r>
     </w:p>
@@ -4718,14 +4847,7 @@
         <w:rPr>
           <w:lang w:eastAsia="es-CO"/>
         </w:rPr>
-        <w:t xml:space="preserve"> estas fibras son rígidas, duras y altamente fibrosas. Para mejorar su resistencia, las hojas de metal se combinan con capas delgadas de plástico. </w:t>
-      </w:r>
-      <w:r>
-        <w:rPr>
-          <w:lang w:eastAsia="es-CO"/>
-        </w:rPr>
-        <w:lastRenderedPageBreak/>
-        <w:t>Algunos hilos metálicos tienen un núcleo de algodón envuelto en una tira metálica o están recubiertos con una sustancia viscosa impregnada de polvo metálico.</w:t>
+        <w:t> estas fibras son rígidas, duras y altamente fibrosas. Para mejorar su resistencia, las hojas de metal se combinan con capas delgadas de plástico. Algunos hilos metálicos tienen un núcleo de algodón envuelto en una tira metálica o están recubiertos con una sustancia viscosa impregnada de polvo metálico.</w:t>
       </w:r>
     </w:p>
     <w:p>
@@ -4828,7 +4950,21 @@
         <w:rPr>
           <w:lang w:eastAsia="es-CO"/>
         </w:rPr>
-        <w:t>el acetato es una fibra sintética derivada de la celulosa extraída de la madera o del interior del algodón (Coats, s.f.). Se diferencia del rayón viscosa porque se disuelve en ácido acético, lo que altera sus propiedades finales. Las telas de acetato tienen una apariencia similar a la seda y se fabrican con hilos de fibra de acetato de celulosa.</w:t>
+        <w:t>el acetato es una fibra sintética derivada de la celulosa extraída de la madera o del interior del algodón (</w:t>
+      </w:r>
+      <w:proofErr w:type="spellStart"/>
+      <w:r>
+        <w:rPr>
+          <w:lang w:eastAsia="es-CO"/>
+        </w:rPr>
+        <w:t>Coats</w:t>
+      </w:r>
+      <w:proofErr w:type="spellEnd"/>
+      <w:r>
+        <w:rPr>
+          <w:lang w:eastAsia="es-CO"/>
+        </w:rPr>
+        <w:t>, s.f.). Se diferencia del rayón viscosa porque se disuelve en ácido acético, lo que altera sus propiedades finales. Las telas de acetato tienen una apariencia similar a la seda y se fabrican con hilos de fibra de acetato de celulosa.</w:t>
       </w:r>
     </w:p>
     <w:p>
@@ -4848,6 +4984,7 @@
           <w:bCs/>
           <w:lang w:eastAsia="es-CO"/>
         </w:rPr>
+        <w:lastRenderedPageBreak/>
         <w:t>Características:</w:t>
       </w:r>
     </w:p>
@@ -5025,7 +5162,6 @@
           <w:bCs/>
           <w:lang w:eastAsia="es-CO"/>
         </w:rPr>
-        <w:lastRenderedPageBreak/>
         <w:t>Nailon</w:t>
       </w:r>
     </w:p>
@@ -5208,18 +5344,39 @@
     </w:p>
     <w:p>
       <w:pPr>
-        <w:rPr>
-          <w:b/>
-          <w:bCs/>
-          <w:lang w:eastAsia="es-CO"/>
-        </w:rPr>
-      </w:pPr>
-      <w:r>
-        <w:rPr>
-          <w:b/>
-          <w:bCs/>
-          <w:lang w:eastAsia="es-CO"/>
-        </w:rPr>
+        <w:pStyle w:val="Prrafodelista"/>
+        <w:ind w:left="1080" w:firstLine="0"/>
+        <w:rPr>
+          <w:b/>
+          <w:bCs/>
+          <w:lang w:eastAsia="es-CO"/>
+        </w:rPr>
+      </w:pPr>
+    </w:p>
+    <w:p>
+      <w:pPr>
+        <w:pStyle w:val="Prrafodelista"/>
+        <w:ind w:left="1080" w:firstLine="0"/>
+        <w:rPr>
+          <w:lang w:eastAsia="es-CO"/>
+        </w:rPr>
+      </w:pPr>
+    </w:p>
+    <w:p>
+      <w:pPr>
+        <w:rPr>
+          <w:b/>
+          <w:bCs/>
+          <w:lang w:eastAsia="es-CO"/>
+        </w:rPr>
+      </w:pPr>
+      <w:r>
+        <w:rPr>
+          <w:b/>
+          <w:bCs/>
+          <w:lang w:eastAsia="es-CO"/>
+        </w:rPr>
+        <w:lastRenderedPageBreak/>
         <w:t>Poliéster</w:t>
       </w:r>
     </w:p>
@@ -5426,28 +5583,18 @@
     </w:p>
     <w:p>
       <w:pPr>
-        <w:pStyle w:val="Prrafodelista"/>
-        <w:ind w:left="1068" w:firstLine="0"/>
-        <w:rPr>
-          <w:lang w:eastAsia="es-CO"/>
-        </w:rPr>
-      </w:pPr>
-    </w:p>
-    <w:p>
-      <w:pPr>
-        <w:rPr>
-          <w:b/>
-          <w:bCs/>
-          <w:lang w:eastAsia="es-CO"/>
-        </w:rPr>
-      </w:pPr>
-      <w:r>
-        <w:rPr>
-          <w:b/>
-          <w:bCs/>
-          <w:lang w:eastAsia="es-CO"/>
-        </w:rPr>
-        <w:lastRenderedPageBreak/>
+        <w:rPr>
+          <w:b/>
+          <w:bCs/>
+          <w:lang w:eastAsia="es-CO"/>
+        </w:rPr>
+      </w:pPr>
+      <w:r>
+        <w:rPr>
+          <w:b/>
+          <w:bCs/>
+          <w:lang w:eastAsia="es-CO"/>
+        </w:rPr>
         <w:t>Elastano</w:t>
       </w:r>
     </w:p>
@@ -5522,6 +5669,7 @@
         </w:rPr>
         <w:t xml:space="preserve">, mientras que </w:t>
       </w:r>
+      <w:proofErr w:type="spellStart"/>
       <w:r>
         <w:rPr>
           <w:rStyle w:val="Extranjerismo"/>
@@ -5534,6 +5682,7 @@
         </w:rPr>
         <w:t>ycra</w:t>
       </w:r>
+      <w:proofErr w:type="spellEnd"/>
       <w:r>
         <w:rPr>
           <w:lang w:eastAsia="es-CO"/>
@@ -5589,6 +5738,7 @@
           <w:bCs/>
           <w:lang w:eastAsia="es-CO"/>
         </w:rPr>
+        <w:lastRenderedPageBreak/>
         <w:t>Microfibra</w:t>
       </w:r>
     </w:p>
@@ -5736,7 +5886,6 @@
           <w:bCs/>
           <w:lang w:eastAsia="es-CO"/>
         </w:rPr>
-        <w:lastRenderedPageBreak/>
         <w:t>Fibras discontinuas:</w:t>
       </w:r>
       <w:r>
@@ -5948,6 +6097,7 @@
               <w:pStyle w:val="TextoTablas"/>
             </w:pPr>
             <w:r>
+              <w:lastRenderedPageBreak/>
               <w:t>Fibras orgánicas</w:t>
             </w:r>
           </w:p>
@@ -6056,20 +6206,6 @@
     </w:p>
     <w:p>
       <w:pPr>
-        <w:rPr>
-          <w:lang w:eastAsia="es-CO"/>
-        </w:rPr>
-      </w:pPr>
-    </w:p>
-    <w:p>
-      <w:pPr>
-        <w:rPr>
-          <w:lang w:eastAsia="es-CO"/>
-        </w:rPr>
-      </w:pPr>
-    </w:p>
-    <w:p>
-      <w:pPr>
         <w:pStyle w:val="Tabla"/>
         <w:rPr>
           <w:lang w:val="es-419" w:eastAsia="es-CO"/>
@@ -6079,7 +6215,6 @@
         <w:rPr>
           <w:lang w:val="es-419" w:eastAsia="es-CO"/>
         </w:rPr>
-        <w:lastRenderedPageBreak/>
         <w:t>Ventajas de las fibras textiles</w:t>
       </w:r>
     </w:p>
@@ -6334,6 +6469,7 @@
               <w:pStyle w:val="TextoTablas"/>
             </w:pPr>
             <w:r>
+              <w:lastRenderedPageBreak/>
               <w:t>Lino</w:t>
             </w:r>
           </w:p>
@@ -6530,7 +6666,6 @@
               </w:numPr>
             </w:pPr>
             <w:r>
-              <w:lastRenderedPageBreak/>
               <w:t>Fácil lavado y secado.</w:t>
             </w:r>
           </w:p>
@@ -6705,6 +6840,7 @@
               <w:pStyle w:val="TextoTablas"/>
             </w:pPr>
             <w:r>
+              <w:lastRenderedPageBreak/>
               <w:t>Acetato</w:t>
             </w:r>
           </w:p>
@@ -6800,33 +6936,40 @@
         <w:rPr>
           <w:lang w:eastAsia="es-CO"/>
         </w:rPr>
+        <w:t>Estos desarrollos están orientados a la creación de prendas con sensores integrados, capaces de medir diversas variables corporales y activar funciones específicas, como la regulación de la temperatura, la absorción del sudor y el monitoreo de indicadores de salud como el peso, el ritmo cardíaco y la presión arterial.</w:t>
+      </w:r>
+    </w:p>
+    <w:p>
+      <w:pPr>
+        <w:rPr>
+          <w:lang w:eastAsia="es-CO"/>
+        </w:rPr>
+      </w:pPr>
+      <w:r>
+        <w:rPr>
+          <w:lang w:eastAsia="es-CO"/>
+        </w:rPr>
+        <w:t>Cada tipo de fibra, según su origen, presenta ventajas y desventajas que influyen en las propiedades de los tejidos. Algunas de estas desventajas pueden neutralizarse mediante la combinación de diferentes fibras. Gracias a la investigación y la innovación tecnológica en el sector textil, se han desarrollado procesos que permiten imitar e incluso mejorar las características de las fibras naturales, dando origen al concepto de fibras inteligentes.</w:t>
+      </w:r>
+    </w:p>
+    <w:p>
+      <w:pPr>
+        <w:rPr>
+          <w:lang w:val="es-419" w:eastAsia="es-CO"/>
+        </w:rPr>
+      </w:pPr>
+    </w:p>
+    <w:p>
+      <w:pPr>
+        <w:rPr>
+          <w:lang w:eastAsia="es-CO"/>
+        </w:rPr>
+      </w:pPr>
+      <w:r>
+        <w:rPr>
+          <w:lang w:eastAsia="es-CO"/>
+        </w:rPr>
         <w:lastRenderedPageBreak/>
-        <w:t>Estos desarrollos están orientados a la creación de prendas con sensores integrados, capaces de medir diversas variables corporales y activar funciones específicas, como la regulación de la temperatura, la absorción del sudor y el monitoreo de indicadores de salud como el peso, el ritmo cardíaco y la presión arterial.</w:t>
-      </w:r>
-    </w:p>
-    <w:p>
-      <w:pPr>
-        <w:rPr>
-          <w:lang w:val="es-419" w:eastAsia="es-CO"/>
-        </w:rPr>
-      </w:pPr>
-      <w:r>
-        <w:rPr>
-          <w:lang w:eastAsia="es-CO"/>
-        </w:rPr>
-        <w:t>Cada tipo de fibra, según su origen, presenta ventajas y desventajas que influyen en las propiedades de los tejidos. Algunas de estas desventajas pueden neutralizarse mediante la combinación de diferentes fibras. Gracias a la investigación y la innovación tecnológica en el sector textil, se han desarrollado procesos que permiten imitar e incluso mejorar las características de las fibras naturales, dando origen al concepto de fibras inteligentes.</w:t>
-      </w:r>
-    </w:p>
-    <w:p>
-      <w:pPr>
-        <w:rPr>
-          <w:lang w:eastAsia="es-CO"/>
-        </w:rPr>
-      </w:pPr>
-      <w:r>
-        <w:rPr>
-          <w:lang w:eastAsia="es-CO"/>
-        </w:rPr>
         <w:t>Estas son algunas propiedades que presentan los materiales inteligentes:</w:t>
       </w:r>
     </w:p>
@@ -6923,13 +7066,23 @@
           <w:lang w:eastAsia="es-CO"/>
         </w:rPr>
       </w:pPr>
-      <w:r>
-        <w:rPr>
-          <w:b/>
-          <w:bCs/>
-          <w:lang w:eastAsia="es-CO"/>
-        </w:rPr>
-        <w:t>Antiácaros:</w:t>
+      <w:proofErr w:type="spellStart"/>
+      <w:r>
+        <w:rPr>
+          <w:b/>
+          <w:bCs/>
+          <w:lang w:eastAsia="es-CO"/>
+        </w:rPr>
+        <w:t>Antiácaros</w:t>
+      </w:r>
+      <w:proofErr w:type="spellEnd"/>
+      <w:r>
+        <w:rPr>
+          <w:b/>
+          <w:bCs/>
+          <w:lang w:eastAsia="es-CO"/>
+        </w:rPr>
+        <w:t>:</w:t>
       </w:r>
       <w:r>
         <w:rPr>
@@ -6950,13 +7103,23 @@
           <w:lang w:eastAsia="es-CO"/>
         </w:rPr>
       </w:pPr>
-      <w:r>
-        <w:rPr>
-          <w:b/>
-          <w:bCs/>
-          <w:lang w:eastAsia="es-CO"/>
-        </w:rPr>
-        <w:t>Autolimpiantes:</w:t>
+      <w:proofErr w:type="spellStart"/>
+      <w:r>
+        <w:rPr>
+          <w:b/>
+          <w:bCs/>
+          <w:lang w:eastAsia="es-CO"/>
+        </w:rPr>
+        <w:t>Autolimpiantes</w:t>
+      </w:r>
+      <w:proofErr w:type="spellEnd"/>
+      <w:r>
+        <w:rPr>
+          <w:b/>
+          <w:bCs/>
+          <w:lang w:eastAsia="es-CO"/>
+        </w:rPr>
+        <w:t>:</w:t>
       </w:r>
       <w:r>
         <w:rPr>
@@ -6964,6 +7127,70 @@
         </w:rPr>
         <w:t> repelen las manchas e impiden su absorción, facilitando el mantenimiento de las prendas.</w:t>
       </w:r>
+    </w:p>
+    <w:p>
+      <w:pPr>
+        <w:ind w:firstLine="0"/>
+        <w:rPr>
+          <w:lang w:val="es-419" w:eastAsia="es-CO"/>
+        </w:rPr>
+      </w:pPr>
+    </w:p>
+    <w:p>
+      <w:pPr>
+        <w:ind w:firstLine="0"/>
+        <w:rPr>
+          <w:lang w:val="es-419" w:eastAsia="es-CO"/>
+        </w:rPr>
+      </w:pPr>
+    </w:p>
+    <w:p>
+      <w:pPr>
+        <w:ind w:firstLine="0"/>
+        <w:rPr>
+          <w:lang w:val="es-419" w:eastAsia="es-CO"/>
+        </w:rPr>
+      </w:pPr>
+    </w:p>
+    <w:p>
+      <w:pPr>
+        <w:ind w:firstLine="0"/>
+        <w:rPr>
+          <w:lang w:val="es-419" w:eastAsia="es-CO"/>
+        </w:rPr>
+      </w:pPr>
+    </w:p>
+    <w:p>
+      <w:pPr>
+        <w:ind w:firstLine="0"/>
+        <w:rPr>
+          <w:lang w:val="es-419" w:eastAsia="es-CO"/>
+        </w:rPr>
+      </w:pPr>
+    </w:p>
+    <w:p>
+      <w:pPr>
+        <w:ind w:firstLine="0"/>
+        <w:rPr>
+          <w:lang w:val="es-419" w:eastAsia="es-CO"/>
+        </w:rPr>
+      </w:pPr>
+    </w:p>
+    <w:p>
+      <w:pPr>
+        <w:ind w:firstLine="0"/>
+        <w:rPr>
+          <w:lang w:val="es-419" w:eastAsia="es-CO"/>
+        </w:rPr>
+      </w:pPr>
+    </w:p>
+    <w:p>
+      <w:pPr>
+        <w:ind w:firstLine="0"/>
+        <w:rPr>
+          <w:lang w:val="es-419" w:eastAsia="es-CO"/>
+        </w:rPr>
+      </w:pPr>
     </w:p>
     <w:p>
       <w:pPr>
@@ -7020,7 +7247,21 @@
         <w:rPr>
           <w:lang w:eastAsia="es-CO"/>
         </w:rPr>
-        <w:t>El hilo puede fabricarse con fibras naturales o sintéticas. Entre ellos, el poliéster es uno de los más utilizados debido a su alta resistencia, superior a la del algodón, y a su disponibilidad en una amplia variedad de tamaños y colores (Coats, s.f.).</w:t>
+        <w:t>El hilo puede fabricarse con fibras naturales o sintéticas. Entre ellos, el poliéster es uno de los más utilizados debido a su alta resistencia, superior a la del algodón, y a su disponibilidad en una amplia variedad de tamaños y colores (</w:t>
+      </w:r>
+      <w:proofErr w:type="spellStart"/>
+      <w:r>
+        <w:rPr>
+          <w:lang w:eastAsia="es-CO"/>
+        </w:rPr>
+        <w:t>Coats</w:t>
+      </w:r>
+      <w:proofErr w:type="spellEnd"/>
+      <w:r>
+        <w:rPr>
+          <w:lang w:eastAsia="es-CO"/>
+        </w:rPr>
+        <w:t>, s.f.).</w:t>
       </w:r>
     </w:p>
     <w:p>
@@ -8194,7 +8435,21 @@
         <w:rPr>
           <w:lang w:eastAsia="es-CO"/>
         </w:rPr>
-        <w:t>Dentro de la clasificación del hilo, existen aquellos que se basan en la estructura del terminado. Se dan terminados al hilo por dos propósitos (Coats, s.f.).</w:t>
+        <w:t>Dentro de la clasificación del hilo, existen aquellos que se basan en la estructura del terminado. Se dan terminados al hilo por dos propósitos (</w:t>
+      </w:r>
+      <w:proofErr w:type="spellStart"/>
+      <w:r>
+        <w:rPr>
+          <w:lang w:eastAsia="es-CO"/>
+        </w:rPr>
+        <w:t>Coats</w:t>
+      </w:r>
+      <w:proofErr w:type="spellEnd"/>
+      <w:r>
+        <w:rPr>
+          <w:lang w:eastAsia="es-CO"/>
+        </w:rPr>
+        <w:t>, s.f.).</w:t>
       </w:r>
     </w:p>
     <w:p>
@@ -8247,7 +8502,49 @@
         <w:rPr>
           <w:lang w:eastAsia="es-CO"/>
         </w:rPr>
-        <w:t> algunos terminados incluyen bondeo, antiabsorbencia, antihongo, retardante de fuego, repelente al agua y antiestático.</w:t>
+        <w:t xml:space="preserve"> algunos terminados incluyen </w:t>
+      </w:r>
+      <w:proofErr w:type="spellStart"/>
+      <w:r>
+        <w:rPr>
+          <w:lang w:eastAsia="es-CO"/>
+        </w:rPr>
+        <w:t>bondeo</w:t>
+      </w:r>
+      <w:proofErr w:type="spellEnd"/>
+      <w:r>
+        <w:rPr>
+          <w:lang w:eastAsia="es-CO"/>
+        </w:rPr>
+        <w:t xml:space="preserve">, </w:t>
+      </w:r>
+      <w:proofErr w:type="spellStart"/>
+      <w:r>
+        <w:rPr>
+          <w:lang w:eastAsia="es-CO"/>
+        </w:rPr>
+        <w:t>antiabsorbencia</w:t>
+      </w:r>
+      <w:proofErr w:type="spellEnd"/>
+      <w:r>
+        <w:rPr>
+          <w:lang w:eastAsia="es-CO"/>
+        </w:rPr>
+        <w:t xml:space="preserve">, </w:t>
+      </w:r>
+      <w:proofErr w:type="spellStart"/>
+      <w:r>
+        <w:rPr>
+          <w:lang w:eastAsia="es-CO"/>
+        </w:rPr>
+        <w:t>antihongo</w:t>
+      </w:r>
+      <w:proofErr w:type="spellEnd"/>
+      <w:r>
+        <w:rPr>
+          <w:lang w:eastAsia="es-CO"/>
+        </w:rPr>
+        <w:t>, retardante de fuego, repelente al agua y antiestático.</w:t>
       </w:r>
     </w:p>
     <w:p>
@@ -8759,7 +9056,25 @@
           <w:bCs/>
           <w:lang w:eastAsia="es-CO"/>
         </w:rPr>
-        <w:t>Denier (Dnr):</w:t>
+        <w:t>Denier (</w:t>
+      </w:r>
+      <w:proofErr w:type="spellStart"/>
+      <w:r>
+        <w:rPr>
+          <w:b/>
+          <w:bCs/>
+          <w:lang w:eastAsia="es-CO"/>
+        </w:rPr>
+        <w:t>Dnr</w:t>
+      </w:r>
+      <w:proofErr w:type="spellEnd"/>
+      <w:r>
+        <w:rPr>
+          <w:b/>
+          <w:bCs/>
+          <w:lang w:eastAsia="es-CO"/>
+        </w:rPr>
+        <w:t>):</w:t>
       </w:r>
       <w:r>
         <w:rPr>
@@ -8785,7 +9100,25 @@
           <w:bCs/>
           <w:lang w:eastAsia="es-CO"/>
         </w:rPr>
-        <w:t>Decitex (dtex):</w:t>
+        <w:t>Decitex (</w:t>
+      </w:r>
+      <w:proofErr w:type="spellStart"/>
+      <w:r>
+        <w:rPr>
+          <w:b/>
+          <w:bCs/>
+          <w:lang w:eastAsia="es-CO"/>
+        </w:rPr>
+        <w:t>dtex</w:t>
+      </w:r>
+      <w:proofErr w:type="spellEnd"/>
+      <w:r>
+        <w:rPr>
+          <w:b/>
+          <w:bCs/>
+          <w:lang w:eastAsia="es-CO"/>
+        </w:rPr>
+        <w:t>):</w:t>
       </w:r>
       <w:r>
         <w:rPr>
@@ -9160,7 +9493,35 @@
         <w:rPr>
           <w:lang w:val="es-419" w:eastAsia="es-CO"/>
         </w:rPr>
-        <w:t>Generalmente, se emplea una fracción del Tex llamada dTex (decitex), que equivale a su décima parte (1 Tex = 10 dTex). La cual se presenta en la siguiente tabla:</w:t>
+        <w:t xml:space="preserve">Generalmente, se emplea una fracción del Tex llamada </w:t>
+      </w:r>
+      <w:proofErr w:type="spellStart"/>
+      <w:r>
+        <w:rPr>
+          <w:lang w:val="es-419" w:eastAsia="es-CO"/>
+        </w:rPr>
+        <w:t>dTex</w:t>
+      </w:r>
+      <w:proofErr w:type="spellEnd"/>
+      <w:r>
+        <w:rPr>
+          <w:lang w:val="es-419" w:eastAsia="es-CO"/>
+        </w:rPr>
+        <w:t xml:space="preserve"> (decitex), que equivale a su décima parte (1 Tex = 10 </w:t>
+      </w:r>
+      <w:proofErr w:type="spellStart"/>
+      <w:r>
+        <w:rPr>
+          <w:lang w:val="es-419" w:eastAsia="es-CO"/>
+        </w:rPr>
+        <w:t>dTex</w:t>
+      </w:r>
+      <w:proofErr w:type="spellEnd"/>
+      <w:r>
+        <w:rPr>
+          <w:lang w:val="es-419" w:eastAsia="es-CO"/>
+        </w:rPr>
+        <w:t>). La cual se presenta en la siguiente tabla:</w:t>
       </w:r>
     </w:p>
     <w:p>
@@ -9280,8 +9641,13 @@
               <w:jc w:val="center"/>
             </w:pPr>
             <w:r>
-              <w:t>60 Tex</w:t>
-            </w:r>
+              <w:t xml:space="preserve">60 </w:t>
+            </w:r>
+            <w:proofErr w:type="gramStart"/>
+            <w:r>
+              <w:t>Tex</w:t>
+            </w:r>
+            <w:proofErr w:type="gramEnd"/>
           </w:p>
         </w:tc>
       </w:tr>
@@ -9330,8 +9696,13 @@
               <w:jc w:val="center"/>
             </w:pPr>
             <w:r>
-              <w:t>40 Tex</w:t>
-            </w:r>
+              <w:t xml:space="preserve">40 </w:t>
+            </w:r>
+            <w:proofErr w:type="gramStart"/>
+            <w:r>
+              <w:t>Tex</w:t>
+            </w:r>
+            <w:proofErr w:type="gramEnd"/>
           </w:p>
         </w:tc>
       </w:tr>
@@ -9385,8 +9756,13 @@
               </w:rPr>
             </w:pPr>
             <w:r>
-              <w:t>120 Tex</w:t>
-            </w:r>
+              <w:t xml:space="preserve">120 </w:t>
+            </w:r>
+            <w:proofErr w:type="gramStart"/>
+            <w:r>
+              <w:t>Tex</w:t>
+            </w:r>
+            <w:proofErr w:type="gramEnd"/>
           </w:p>
         </w:tc>
       </w:tr>
@@ -9417,12 +9793,31 @@
           <w:lang w:eastAsia="es-CO"/>
         </w:rPr>
       </w:pPr>
-      <w:r>
-        <w:rPr>
-          <w:b/>
-          <w:bCs/>
-          <w:lang w:eastAsia="es-CO"/>
-        </w:rPr>
+    </w:p>
+    <w:p>
+      <w:pPr>
+        <w:rPr>
+          <w:b/>
+          <w:bCs/>
+          <w:lang w:eastAsia="es-CO"/>
+        </w:rPr>
+      </w:pPr>
+    </w:p>
+    <w:p>
+      <w:pPr>
+        <w:rPr>
+          <w:b/>
+          <w:bCs/>
+          <w:lang w:eastAsia="es-CO"/>
+        </w:rPr>
+      </w:pPr>
+      <w:r>
+        <w:rPr>
+          <w:b/>
+          <w:bCs/>
+          <w:lang w:eastAsia="es-CO"/>
+        </w:rPr>
+        <w:lastRenderedPageBreak/>
         <w:t>Recomendaciones para seleccionar el hilo de acuerdo con la prenda a fabricar</w:t>
       </w:r>
     </w:p>
@@ -9436,174 +9831,174 @@
         <w:rPr>
           <w:lang w:eastAsia="es-CO"/>
         </w:rPr>
+        <w:t>Al momento de fabricar ropa interior es importante tener en cuenta que las telas y encajes utilizados, exigen hilos de coser de alta tenacidad frecuentemente controlada, elongación predecible y que sean discretos en la costura. A continuación, se identifican 6 pasos que se deben tener en cuenta a la hora de seleccionar el tipo de hilo que se debe utilizar.</w:t>
+      </w:r>
+    </w:p>
+    <w:p>
+      <w:pPr>
+        <w:rPr>
+          <w:b/>
+          <w:bCs/>
+          <w:lang w:eastAsia="es-CO"/>
+        </w:rPr>
+      </w:pPr>
+      <w:r>
+        <w:rPr>
+          <w:b/>
+          <w:bCs/>
+          <w:lang w:eastAsia="es-CO"/>
+        </w:rPr>
+        <w:t>Identificar y definir el tipo de costura a realizar</w:t>
+      </w:r>
+    </w:p>
+    <w:p>
+      <w:pPr>
+        <w:rPr>
+          <w:lang w:eastAsia="es-CO"/>
+        </w:rPr>
+      </w:pPr>
+      <w:r>
+        <w:rPr>
+          <w:lang w:eastAsia="es-CO"/>
+        </w:rPr>
+        <w:t>Cada tipo de tela requiere hilos y agujas especiales, dependiendo de la técnica que se vaya a realizar, por ejemplo, fruncidos, costura recta, bordado, etc.</w:t>
+      </w:r>
+    </w:p>
+    <w:p>
+      <w:pPr>
+        <w:rPr>
+          <w:b/>
+          <w:bCs/>
+          <w:lang w:eastAsia="es-CO"/>
+        </w:rPr>
+      </w:pPr>
+      <w:r>
+        <w:rPr>
+          <w:b/>
+          <w:bCs/>
+          <w:lang w:eastAsia="es-CO"/>
+        </w:rPr>
+        <w:t>Conocer la variedad de hilos que existen</w:t>
+      </w:r>
+    </w:p>
+    <w:p>
+      <w:pPr>
+        <w:rPr>
+          <w:lang w:eastAsia="es-CO"/>
+        </w:rPr>
+      </w:pPr>
+      <w:r>
+        <w:rPr>
+          <w:lang w:eastAsia="es-CO"/>
+        </w:rPr>
+        <w:t>En el mercado existe hilo para cada tela y operación a realizar, es muy importante identificarlos para su correcta utilización.</w:t>
+      </w:r>
+    </w:p>
+    <w:p>
+      <w:pPr>
+        <w:rPr>
+          <w:b/>
+          <w:bCs/>
+          <w:lang w:eastAsia="es-CO"/>
+        </w:rPr>
+      </w:pPr>
+      <w:r>
+        <w:rPr>
+          <w:b/>
+          <w:bCs/>
+          <w:lang w:eastAsia="es-CO"/>
+        </w:rPr>
+        <w:t>Definir la calidad del hilo que necesita utilizar</w:t>
+      </w:r>
+    </w:p>
+    <w:p>
+      <w:pPr>
+        <w:rPr>
+          <w:lang w:eastAsia="es-CO"/>
+        </w:rPr>
+      </w:pPr>
+      <w:r>
+        <w:rPr>
+          <w:lang w:eastAsia="es-CO"/>
+        </w:rPr>
+        <w:t>Es necesario conocer las propiedades y cualidades de cada hilo para decidir su funcionalidad.</w:t>
+      </w:r>
+    </w:p>
+    <w:p>
+      <w:pPr>
+        <w:rPr>
+          <w:b/>
+          <w:bCs/>
+          <w:lang w:eastAsia="es-CO"/>
+        </w:rPr>
+      </w:pPr>
+      <w:r>
+        <w:rPr>
+          <w:b/>
+          <w:bCs/>
+          <w:lang w:eastAsia="es-CO"/>
+        </w:rPr>
+        <w:t>Seleccionar el hilo según el color de la tela</w:t>
+      </w:r>
+    </w:p>
+    <w:p>
+      <w:pPr>
+        <w:rPr>
+          <w:lang w:eastAsia="es-CO"/>
+        </w:rPr>
+      </w:pPr>
+      <w:r>
+        <w:rPr>
+          <w:lang w:eastAsia="es-CO"/>
+        </w:rPr>
+        <w:t>Después de escoger la clase de hilo que va a utilizar, es muy importante que el color sea igual o muy parecido a la tela.</w:t>
+      </w:r>
+    </w:p>
+    <w:p>
+      <w:pPr>
+        <w:rPr>
+          <w:b/>
+          <w:bCs/>
+          <w:lang w:eastAsia="es-CO"/>
+        </w:rPr>
+      </w:pPr>
+      <w:r>
+        <w:rPr>
+          <w:b/>
+          <w:bCs/>
+          <w:lang w:eastAsia="es-CO"/>
+        </w:rPr>
+        <w:t>Consultar las instrucciones de costura</w:t>
+      </w:r>
+    </w:p>
+    <w:p>
+      <w:pPr>
+        <w:rPr>
+          <w:lang w:eastAsia="es-CO"/>
+        </w:rPr>
+      </w:pPr>
+      <w:r>
+        <w:rPr>
+          <w:lang w:eastAsia="es-CO"/>
+        </w:rPr>
+        <w:t>Es muy importante leer las instrucciones de uso de cada hilo y seguirlas al pie de la letra para asegurarse de que el resultado será el correcto.</w:t>
+      </w:r>
+    </w:p>
+    <w:p>
+      <w:pPr>
+        <w:rPr>
+          <w:b/>
+          <w:bCs/>
+          <w:lang w:eastAsia="es-CO"/>
+        </w:rPr>
+      </w:pPr>
+      <w:r>
+        <w:rPr>
+          <w:b/>
+          <w:bCs/>
+          <w:lang w:eastAsia="es-CO"/>
+        </w:rPr>
         <w:lastRenderedPageBreak/>
-        <w:t>Al momento de fabricar ropa interior es importante tener en cuenta que las telas y encajes utilizados, exigen hilos de coser de alta tenacidad frecuentemente controlada, elongación predecible y que sean discretos en la costura. A continuación, se identifican 6 pasos que se deben tener en cuenta a la hora de seleccionar el tipo de hilo que se debe utilizar.</w:t>
-      </w:r>
-    </w:p>
-    <w:p>
-      <w:pPr>
-        <w:rPr>
-          <w:b/>
-          <w:bCs/>
-          <w:lang w:eastAsia="es-CO"/>
-        </w:rPr>
-      </w:pPr>
-      <w:r>
-        <w:rPr>
-          <w:b/>
-          <w:bCs/>
-          <w:lang w:eastAsia="es-CO"/>
-        </w:rPr>
-        <w:t>Identificar y definir el tipo de costura a realizar</w:t>
-      </w:r>
-    </w:p>
-    <w:p>
-      <w:pPr>
-        <w:rPr>
-          <w:lang w:eastAsia="es-CO"/>
-        </w:rPr>
-      </w:pPr>
-      <w:r>
-        <w:rPr>
-          <w:lang w:eastAsia="es-CO"/>
-        </w:rPr>
-        <w:t>Cada tipo de tela requiere hilos y agujas especiales, dependiendo de la técnica que se vaya a realizar, por ejemplo, fruncidos, costura recta, bordado, etc.</w:t>
-      </w:r>
-    </w:p>
-    <w:p>
-      <w:pPr>
-        <w:rPr>
-          <w:b/>
-          <w:bCs/>
-          <w:lang w:eastAsia="es-CO"/>
-        </w:rPr>
-      </w:pPr>
-      <w:r>
-        <w:rPr>
-          <w:b/>
-          <w:bCs/>
-          <w:lang w:eastAsia="es-CO"/>
-        </w:rPr>
-        <w:t>Conocer la variedad de hilos que existen</w:t>
-      </w:r>
-    </w:p>
-    <w:p>
-      <w:pPr>
-        <w:rPr>
-          <w:lang w:eastAsia="es-CO"/>
-        </w:rPr>
-      </w:pPr>
-      <w:r>
-        <w:rPr>
-          <w:lang w:eastAsia="es-CO"/>
-        </w:rPr>
-        <w:t>En el mercado existe hilo para cada tela y operación a realizar, es muy importante identificarlos para su correcta utilización.</w:t>
-      </w:r>
-    </w:p>
-    <w:p>
-      <w:pPr>
-        <w:rPr>
-          <w:b/>
-          <w:bCs/>
-          <w:lang w:eastAsia="es-CO"/>
-        </w:rPr>
-      </w:pPr>
-      <w:r>
-        <w:rPr>
-          <w:b/>
-          <w:bCs/>
-          <w:lang w:eastAsia="es-CO"/>
-        </w:rPr>
-        <w:t>Definir la calidad del hilo que necesita utilizar</w:t>
-      </w:r>
-    </w:p>
-    <w:p>
-      <w:pPr>
-        <w:rPr>
-          <w:lang w:eastAsia="es-CO"/>
-        </w:rPr>
-      </w:pPr>
-      <w:r>
-        <w:rPr>
-          <w:lang w:eastAsia="es-CO"/>
-        </w:rPr>
-        <w:t>Es necesario conocer las propiedades y cualidades de cada hilo para decidir su funcionalidad.</w:t>
-      </w:r>
-    </w:p>
-    <w:p>
-      <w:pPr>
-        <w:rPr>
-          <w:b/>
-          <w:bCs/>
-          <w:lang w:eastAsia="es-CO"/>
-        </w:rPr>
-      </w:pPr>
-      <w:r>
-        <w:rPr>
-          <w:b/>
-          <w:bCs/>
-          <w:lang w:eastAsia="es-CO"/>
-        </w:rPr>
-        <w:t>Seleccionar el hilo según el color de la tela</w:t>
-      </w:r>
-    </w:p>
-    <w:p>
-      <w:pPr>
-        <w:rPr>
-          <w:lang w:eastAsia="es-CO"/>
-        </w:rPr>
-      </w:pPr>
-      <w:r>
-        <w:rPr>
-          <w:lang w:eastAsia="es-CO"/>
-        </w:rPr>
-        <w:t>Después de escoger la clase de hilo que va a utilizar, es muy importante que el color sea igual o muy parecido a la tela.</w:t>
-      </w:r>
-    </w:p>
-    <w:p>
-      <w:pPr>
-        <w:rPr>
-          <w:b/>
-          <w:bCs/>
-          <w:lang w:eastAsia="es-CO"/>
-        </w:rPr>
-      </w:pPr>
-      <w:r>
-        <w:rPr>
-          <w:b/>
-          <w:bCs/>
-          <w:lang w:eastAsia="es-CO"/>
-        </w:rPr>
-        <w:t>Consultar las instrucciones de costura</w:t>
-      </w:r>
-    </w:p>
-    <w:p>
-      <w:pPr>
-        <w:rPr>
-          <w:lang w:eastAsia="es-CO"/>
-        </w:rPr>
-      </w:pPr>
-      <w:r>
-        <w:rPr>
-          <w:lang w:eastAsia="es-CO"/>
-        </w:rPr>
-        <w:t>Es muy importante leer las instrucciones de uso de cada hilo y seguirlas al pie de la letra para asegurarse de que el resultado será el correcto.</w:t>
-      </w:r>
-    </w:p>
-    <w:p>
-      <w:pPr>
-        <w:rPr>
-          <w:b/>
-          <w:bCs/>
-          <w:lang w:eastAsia="es-CO"/>
-        </w:rPr>
-      </w:pPr>
-      <w:r>
-        <w:rPr>
-          <w:b/>
-          <w:bCs/>
-          <w:lang w:eastAsia="es-CO"/>
-        </w:rPr>
         <w:t>Comprar siempre hilos de buena calidad</w:t>
       </w:r>
     </w:p>
@@ -9617,20 +10012,11 @@
         <w:rPr>
           <w:lang w:eastAsia="es-CO"/>
         </w:rPr>
-        <w:lastRenderedPageBreak/>
         <w:t>Se debe comprar hilos de excelente calidad y así garantizar una prenda de muy buena calidad y durabilidad.</w:t>
       </w:r>
     </w:p>
     <w:p>
       <w:pPr>
-        <w:rPr>
-          <w:lang w:val="es-419" w:eastAsia="es-CO"/>
-        </w:rPr>
-      </w:pPr>
-    </w:p>
-    <w:p>
-      <w:pPr>
-        <w:ind w:firstLine="0"/>
         <w:rPr>
           <w:lang w:val="es-419" w:eastAsia="es-CO"/>
         </w:rPr>
@@ -10028,7 +10414,23 @@
               <w:pStyle w:val="TextoTablas"/>
             </w:pPr>
             <w:r>
-              <w:t>Ticona Apaza, L. &amp; Humpiri Flórez, M.E. (2020). Aprendizaje de la resistencia a la tracción de hilos industriales en estudiantes de Ingeniería Téxtil. ÑAWPARISUN – Revista de Investigación Científica, 3 (1), 49-58.</w:t>
+              <w:t xml:space="preserve">Ticona Apaza, L. &amp; </w:t>
+            </w:r>
+            <w:proofErr w:type="spellStart"/>
+            <w:r>
+              <w:t>Humpiri</w:t>
+            </w:r>
+            <w:proofErr w:type="spellEnd"/>
+            <w:r>
+              <w:t xml:space="preserve"> Flórez, M.E. (2020). Aprendizaje de la resistencia a la tracción de hilos industriales en estudiantes de Ingeniería </w:t>
+            </w:r>
+            <w:proofErr w:type="spellStart"/>
+            <w:r>
+              <w:t>Téxtil</w:t>
+            </w:r>
+            <w:proofErr w:type="spellEnd"/>
+            <w:r>
+              <w:t>. ÑAWPARISUN – Revista de Investigación Científica, 3 (1), 49-58.</w:t>
             </w:r>
           </w:p>
         </w:tc>
@@ -10270,12 +10672,14 @@
         </w:rPr>
         <w:t xml:space="preserve"> o </w:t>
       </w:r>
+      <w:proofErr w:type="spellStart"/>
       <w:r>
         <w:rPr>
           <w:rStyle w:val="Extranjerismo"/>
         </w:rPr>
         <w:t>lycra</w:t>
       </w:r>
+      <w:proofErr w:type="spellEnd"/>
       <w:r>
         <w:rPr>
           <w:bdr w:val="none" w:sz="0" w:space="0" w:color="auto" w:frame="1"/>
@@ -10704,7 +11108,31 @@
           <w:lang w:eastAsia="es-CO"/>
           <w14:ligatures w14:val="none"/>
         </w:rPr>
-        <w:t xml:space="preserve">Carrera Gallissà, E. (2017). Física textil: propiedades físicas para caracterizar la calidad de las fibras textiles. Recuperado de </w:t>
+        <w:t xml:space="preserve">Carrera </w:t>
+      </w:r>
+      <w:proofErr w:type="spellStart"/>
+      <w:r>
+        <w:rPr>
+          <w:rFonts w:eastAsia="Times New Roman" w:cstheme="minorHAnsi"/>
+          <w:kern w:val="0"/>
+          <w:szCs w:val="28"/>
+          <w:bdr w:val="none" w:sz="0" w:space="0" w:color="auto" w:frame="1"/>
+          <w:lang w:eastAsia="es-CO"/>
+          <w14:ligatures w14:val="none"/>
+        </w:rPr>
+        <w:t>Gallissà</w:t>
+      </w:r>
+      <w:proofErr w:type="spellEnd"/>
+      <w:r>
+        <w:rPr>
+          <w:rFonts w:eastAsia="Times New Roman" w:cstheme="minorHAnsi"/>
+          <w:kern w:val="0"/>
+          <w:szCs w:val="28"/>
+          <w:bdr w:val="none" w:sz="0" w:space="0" w:color="auto" w:frame="1"/>
+          <w:lang w:eastAsia="es-CO"/>
+          <w14:ligatures w14:val="none"/>
+        </w:rPr>
+        <w:t xml:space="preserve">, E. (2017). Física textil: propiedades físicas para caracterizar la calidad de las fibras textiles. Recuperado de </w:t>
       </w:r>
       <w:hyperlink r:id="rId23" w:history="1">
         <w:r>
@@ -10733,6 +11161,7 @@
           <w14:ligatures w14:val="none"/>
         </w:rPr>
       </w:pPr>
+      <w:proofErr w:type="spellStart"/>
       <w:r>
         <w:rPr>
           <w:rFonts w:eastAsia="Times New Roman" w:cstheme="minorHAnsi"/>
@@ -10742,7 +11171,19 @@
           <w:lang w:eastAsia="es-CO"/>
           <w14:ligatures w14:val="none"/>
         </w:rPr>
-        <w:t>Coats. (s.f.). Todo sobre hilos. España. Recuperado de</w:t>
+        <w:t>Coats</w:t>
+      </w:r>
+      <w:proofErr w:type="spellEnd"/>
+      <w:r>
+        <w:rPr>
+          <w:rFonts w:eastAsia="Times New Roman" w:cstheme="minorHAnsi"/>
+          <w:kern w:val="0"/>
+          <w:szCs w:val="28"/>
+          <w:bdr w:val="none" w:sz="0" w:space="0" w:color="auto" w:frame="1"/>
+          <w:lang w:eastAsia="es-CO"/>
+          <w14:ligatures w14:val="none"/>
+        </w:rPr>
+        <w:t>. (s.f.). Todo sobre hilos. España. Recuperado de</w:t>
       </w:r>
       <w:r>
         <w:rPr>
@@ -10782,6 +11223,7 @@
           <w14:ligatures w14:val="none"/>
         </w:rPr>
       </w:pPr>
+      <w:proofErr w:type="spellStart"/>
       <w:r>
         <w:rPr>
           <w:rFonts w:eastAsia="Times New Roman" w:cstheme="minorHAnsi"/>
@@ -10791,7 +11233,19 @@
           <w:lang w:eastAsia="es-CO"/>
           <w14:ligatures w14:val="none"/>
         </w:rPr>
-        <w:t xml:space="preserve">Coats. (s.f.). Todo sobre compuestos. España. Recuperado de </w:t>
+        <w:t>Coats</w:t>
+      </w:r>
+      <w:proofErr w:type="spellEnd"/>
+      <w:r>
+        <w:rPr>
+          <w:rFonts w:eastAsia="Times New Roman" w:cstheme="minorHAnsi"/>
+          <w:kern w:val="0"/>
+          <w:szCs w:val="28"/>
+          <w:bdr w:val="none" w:sz="0" w:space="0" w:color="auto" w:frame="1"/>
+          <w:lang w:eastAsia="es-CO"/>
+          <w14:ligatures w14:val="none"/>
+        </w:rPr>
+        <w:t xml:space="preserve">. (s.f.). Todo sobre compuestos. España. Recuperado de </w:t>
       </w:r>
       <w:hyperlink r:id="rId25" w:history="1">
         <w:r>
@@ -10878,7 +11332,31 @@
           <w:lang w:eastAsia="es-CO"/>
           <w14:ligatures w14:val="none"/>
         </w:rPr>
-        <w:t>SENA. (2013). Modistería: hilos y tela. Centro de Gestión de Mercados, logística y TIC´s: Bogotá, Colombia</w:t>
+        <w:t xml:space="preserve">SENA. (2013). Modistería: hilos y tela. Centro de Gestión de Mercados, logística y </w:t>
+      </w:r>
+      <w:proofErr w:type="spellStart"/>
+      <w:r>
+        <w:rPr>
+          <w:rFonts w:eastAsia="Times New Roman" w:cstheme="minorHAnsi"/>
+          <w:kern w:val="0"/>
+          <w:szCs w:val="28"/>
+          <w:bdr w:val="none" w:sz="0" w:space="0" w:color="auto" w:frame="1"/>
+          <w:lang w:eastAsia="es-CO"/>
+          <w14:ligatures w14:val="none"/>
+        </w:rPr>
+        <w:t>TIC´s</w:t>
+      </w:r>
+      <w:proofErr w:type="spellEnd"/>
+      <w:r>
+        <w:rPr>
+          <w:rFonts w:eastAsia="Times New Roman" w:cstheme="minorHAnsi"/>
+          <w:kern w:val="0"/>
+          <w:szCs w:val="28"/>
+          <w:bdr w:val="none" w:sz="0" w:space="0" w:color="auto" w:frame="1"/>
+          <w:lang w:eastAsia="es-CO"/>
+          <w14:ligatures w14:val="none"/>
+        </w:rPr>
+        <w:t>: Bogotá, Colombia</w:t>
       </w:r>
       <w:r>
         <w:rPr>
@@ -11042,8 +11520,13 @@
             <w:pPr>
               <w:pStyle w:val="TextoTablas"/>
             </w:pPr>
-            <w:r>
-              <w:t>Milady Tatiana Villamil Castellanos</w:t>
+            <w:proofErr w:type="spellStart"/>
+            <w:r>
+              <w:t>Milady</w:t>
+            </w:r>
+            <w:proofErr w:type="spellEnd"/>
+            <w:r>
+              <w:t xml:space="preserve"> Tatiana Villamil Castellanos</w:t>
             </w:r>
           </w:p>
         </w:tc>
@@ -11175,8 +11658,13 @@
             <w:pPr>
               <w:pStyle w:val="TextoTablas"/>
             </w:pPr>
-            <w:r>
-              <w:t>Gissela del Carmen Alvis Ladino</w:t>
+            <w:proofErr w:type="spellStart"/>
+            <w:r>
+              <w:t>Gissela</w:t>
+            </w:r>
+            <w:proofErr w:type="spellEnd"/>
+            <w:r>
+              <w:t xml:space="preserve"> del Carmen Alvis Ladino</w:t>
             </w:r>
           </w:p>
         </w:tc>
@@ -17455,6 +17943,7 @@
   <w:style w:type="character" w:default="1" w:styleId="Fuentedeprrafopredeter">
     <w:name w:val="Default Paragraph Font"/>
     <w:uiPriority w:val="1"/>
+    <w:semiHidden/>
     <w:unhideWhenUsed/>
   </w:style>
   <w:style w:type="table" w:default="1" w:styleId="Tablanormal">

--- a/fuentes/CF1_93510381_DU.docx
+++ b/fuentes/CF1_93510381_DU.docx
@@ -560,7 +560,7 @@
             </w:rPr>
             <w:fldChar w:fldCharType="separate"/>
           </w:r>
-          <w:hyperlink w:anchor="_Toc202339091" w:history="1">
+          <w:hyperlink w:anchor="_Toc206492384" w:history="1">
             <w:r>
               <w:rPr>
                 <w:rStyle w:val="Hipervnculo"/>
@@ -587,7 +587,7 @@
                 <w:noProof/>
                 <w:webHidden/>
               </w:rPr>
-              <w:instrText xml:space="preserve"> PAGEREF _Toc202339091 \h </w:instrText>
+              <w:instrText xml:space="preserve"> PAGEREF _Toc206492384 \h </w:instrText>
             </w:r>
             <w:r>
               <w:rPr>
@@ -634,7 +634,7 @@
               <w14:ligatures w14:val="none"/>
             </w:rPr>
           </w:pPr>
-          <w:hyperlink w:anchor="_Toc202339092" w:history="1">
+          <w:hyperlink w:anchor="_Toc206492385" w:history="1">
             <w:r>
               <w:rPr>
                 <w:rStyle w:val="Hipervnculo"/>
@@ -679,7 +679,7 @@
                 <w:noProof/>
                 <w:webHidden/>
               </w:rPr>
-              <w:instrText xml:space="preserve"> PAGEREF _Toc202339092 \h </w:instrText>
+              <w:instrText xml:space="preserve"> PAGEREF _Toc206492385 \h </w:instrText>
             </w:r>
             <w:r>
               <w:rPr>
@@ -721,7 +721,7 @@
               <w14:ligatures w14:val="none"/>
             </w:rPr>
           </w:pPr>
-          <w:hyperlink w:anchor="_Toc202339093" w:history="1">
+          <w:hyperlink w:anchor="_Toc206492386" w:history="1">
             <w:r>
               <w:rPr>
                 <w:rStyle w:val="Hipervnculo"/>
@@ -766,7 +766,7 @@
               <w:rPr>
                 <w:webHidden/>
               </w:rPr>
-              <w:instrText xml:space="preserve"> PAGEREF _Toc202339093 \h </w:instrText>
+              <w:instrText xml:space="preserve"> PAGEREF _Toc206492386 \h </w:instrText>
             </w:r>
             <w:r>
               <w:rPr>
@@ -804,7 +804,7 @@
               <w14:ligatures w14:val="none"/>
             </w:rPr>
           </w:pPr>
-          <w:hyperlink w:anchor="_Toc202339094" w:history="1">
+          <w:hyperlink w:anchor="_Toc206492387" w:history="1">
             <w:r>
               <w:rPr>
                 <w:rStyle w:val="Hipervnculo"/>
@@ -849,7 +849,7 @@
               <w:rPr>
                 <w:webHidden/>
               </w:rPr>
-              <w:instrText xml:space="preserve"> PAGEREF _Toc202339094 \h </w:instrText>
+              <w:instrText xml:space="preserve"> PAGEREF _Toc206492387 \h </w:instrText>
             </w:r>
             <w:r>
               <w:rPr>
@@ -887,7 +887,7 @@
               <w14:ligatures w14:val="none"/>
             </w:rPr>
           </w:pPr>
-          <w:hyperlink w:anchor="_Toc202339095" w:history="1">
+          <w:hyperlink w:anchor="_Toc206492388" w:history="1">
             <w:r>
               <w:rPr>
                 <w:rStyle w:val="Hipervnculo"/>
@@ -932,7 +932,7 @@
               <w:rPr>
                 <w:webHidden/>
               </w:rPr>
-              <w:instrText xml:space="preserve"> PAGEREF _Toc202339095 \h </w:instrText>
+              <w:instrText xml:space="preserve"> PAGEREF _Toc206492388 \h </w:instrText>
             </w:r>
             <w:r>
               <w:rPr>
@@ -970,7 +970,7 @@
               <w14:ligatures w14:val="none"/>
             </w:rPr>
           </w:pPr>
-          <w:hyperlink w:anchor="_Toc202339096" w:history="1">
+          <w:hyperlink w:anchor="_Toc206492389" w:history="1">
             <w:r>
               <w:rPr>
                 <w:rStyle w:val="Hipervnculo"/>
@@ -1015,7 +1015,7 @@
               <w:rPr>
                 <w:webHidden/>
               </w:rPr>
-              <w:instrText xml:space="preserve"> PAGEREF _Toc202339096 \h </w:instrText>
+              <w:instrText xml:space="preserve"> PAGEREF _Toc206492389 \h </w:instrText>
             </w:r>
             <w:r>
               <w:rPr>
@@ -1053,7 +1053,7 @@
               <w14:ligatures w14:val="none"/>
             </w:rPr>
           </w:pPr>
-          <w:hyperlink w:anchor="_Toc202339097" w:history="1">
+          <w:hyperlink w:anchor="_Toc206492390" w:history="1">
             <w:r>
               <w:rPr>
                 <w:rStyle w:val="Hipervnculo"/>
@@ -1098,7 +1098,7 @@
               <w:rPr>
                 <w:webHidden/>
               </w:rPr>
-              <w:instrText xml:space="preserve"> PAGEREF _Toc202339097 \h </w:instrText>
+              <w:instrText xml:space="preserve"> PAGEREF _Toc206492390 \h </w:instrText>
             </w:r>
             <w:r>
               <w:rPr>
@@ -1136,7 +1136,7 @@
               <w14:ligatures w14:val="none"/>
             </w:rPr>
           </w:pPr>
-          <w:hyperlink w:anchor="_Toc202339098" w:history="1">
+          <w:hyperlink w:anchor="_Toc206492391" w:history="1">
             <w:r>
               <w:rPr>
                 <w:rStyle w:val="Hipervnculo"/>
@@ -1181,7 +1181,7 @@
               <w:rPr>
                 <w:webHidden/>
               </w:rPr>
-              <w:instrText xml:space="preserve"> PAGEREF _Toc202339098 \h </w:instrText>
+              <w:instrText xml:space="preserve"> PAGEREF _Toc206492391 \h </w:instrText>
             </w:r>
             <w:r>
               <w:rPr>
@@ -1224,7 +1224,7 @@
               <w14:ligatures w14:val="none"/>
             </w:rPr>
           </w:pPr>
-          <w:hyperlink w:anchor="_Toc202339099" w:history="1">
+          <w:hyperlink w:anchor="_Toc206492392" w:history="1">
             <w:r>
               <w:rPr>
                 <w:rStyle w:val="Hipervnculo"/>
@@ -1269,7 +1269,7 @@
                 <w:noProof/>
                 <w:webHidden/>
               </w:rPr>
-              <w:instrText xml:space="preserve"> PAGEREF _Toc202339099 \h </w:instrText>
+              <w:instrText xml:space="preserve"> PAGEREF _Toc206492392 \h </w:instrText>
             </w:r>
             <w:r>
               <w:rPr>
@@ -1311,7 +1311,7 @@
               <w14:ligatures w14:val="none"/>
             </w:rPr>
           </w:pPr>
-          <w:hyperlink w:anchor="_Toc202339101" w:history="1">
+          <w:hyperlink w:anchor="_Toc206492394" w:history="1">
             <w:r>
               <w:rPr>
                 <w:rStyle w:val="Hipervnculo"/>
@@ -1356,7 +1356,7 @@
               <w:rPr>
                 <w:webHidden/>
               </w:rPr>
-              <w:instrText xml:space="preserve"> PAGEREF _Toc202339101 \h </w:instrText>
+              <w:instrText xml:space="preserve"> PAGEREF _Toc206492394 \h </w:instrText>
             </w:r>
             <w:r>
               <w:rPr>
@@ -1394,7 +1394,7 @@
               <w14:ligatures w14:val="none"/>
             </w:rPr>
           </w:pPr>
-          <w:hyperlink w:anchor="_Toc202339102" w:history="1">
+          <w:hyperlink w:anchor="_Toc206492395" w:history="1">
             <w:r>
               <w:rPr>
                 <w:rStyle w:val="Hipervnculo"/>
@@ -1439,7 +1439,7 @@
               <w:rPr>
                 <w:webHidden/>
               </w:rPr>
-              <w:instrText xml:space="preserve"> PAGEREF _Toc202339102 \h </w:instrText>
+              <w:instrText xml:space="preserve"> PAGEREF _Toc206492395 \h </w:instrText>
             </w:r>
             <w:r>
               <w:rPr>
@@ -1477,7 +1477,7 @@
               <w14:ligatures w14:val="none"/>
             </w:rPr>
           </w:pPr>
-          <w:hyperlink w:anchor="_Toc202339103" w:history="1">
+          <w:hyperlink w:anchor="_Toc206492396" w:history="1">
             <w:r>
               <w:rPr>
                 <w:rStyle w:val="Hipervnculo"/>
@@ -1522,7 +1522,7 @@
               <w:rPr>
                 <w:webHidden/>
               </w:rPr>
-              <w:instrText xml:space="preserve"> PAGEREF _Toc202339103 \h </w:instrText>
+              <w:instrText xml:space="preserve"> PAGEREF _Toc206492396 \h </w:instrText>
             </w:r>
             <w:r>
               <w:rPr>
@@ -1560,7 +1560,7 @@
               <w14:ligatures w14:val="none"/>
             </w:rPr>
           </w:pPr>
-          <w:hyperlink w:anchor="_Toc202339104" w:history="1">
+          <w:hyperlink w:anchor="_Toc206492397" w:history="1">
             <w:r>
               <w:rPr>
                 <w:rStyle w:val="Hipervnculo"/>
@@ -1605,7 +1605,7 @@
               <w:rPr>
                 <w:webHidden/>
               </w:rPr>
-              <w:instrText xml:space="preserve"> PAGEREF _Toc202339104 \h </w:instrText>
+              <w:instrText xml:space="preserve"> PAGEREF _Toc206492397 \h </w:instrText>
             </w:r>
             <w:r>
               <w:rPr>
@@ -1647,7 +1647,7 @@
               <w14:ligatures w14:val="none"/>
             </w:rPr>
           </w:pPr>
-          <w:hyperlink w:anchor="_Toc202339105" w:history="1">
+          <w:hyperlink w:anchor="_Toc206492398" w:history="1">
             <w:r>
               <w:rPr>
                 <w:rStyle w:val="Hipervnculo"/>
@@ -1674,7 +1674,7 @@
                 <w:noProof/>
                 <w:webHidden/>
               </w:rPr>
-              <w:instrText xml:space="preserve"> PAGEREF _Toc202339105 \h </w:instrText>
+              <w:instrText xml:space="preserve"> PAGEREF _Toc206492398 \h </w:instrText>
             </w:r>
             <w:r>
               <w:rPr>
@@ -1720,7 +1720,7 @@
               <w14:ligatures w14:val="none"/>
             </w:rPr>
           </w:pPr>
-          <w:hyperlink w:anchor="_Toc202339106" w:history="1">
+          <w:hyperlink w:anchor="_Toc206492399" w:history="1">
             <w:r>
               <w:rPr>
                 <w:rStyle w:val="Hipervnculo"/>
@@ -1747,7 +1747,7 @@
                 <w:noProof/>
                 <w:webHidden/>
               </w:rPr>
-              <w:instrText xml:space="preserve"> PAGEREF _Toc202339106 \h </w:instrText>
+              <w:instrText xml:space="preserve"> PAGEREF _Toc206492399 \h </w:instrText>
             </w:r>
             <w:r>
               <w:rPr>
@@ -1793,7 +1793,7 @@
               <w14:ligatures w14:val="none"/>
             </w:rPr>
           </w:pPr>
-          <w:hyperlink w:anchor="_Toc202339107" w:history="1">
+          <w:hyperlink w:anchor="_Toc206492400" w:history="1">
             <w:r>
               <w:rPr>
                 <w:rStyle w:val="Hipervnculo"/>
@@ -1820,7 +1820,7 @@
                 <w:noProof/>
                 <w:webHidden/>
               </w:rPr>
-              <w:instrText xml:space="preserve"> PAGEREF _Toc202339107 \h </w:instrText>
+              <w:instrText xml:space="preserve"> PAGEREF _Toc206492400 \h </w:instrText>
             </w:r>
             <w:r>
               <w:rPr>
@@ -1866,7 +1866,7 @@
               <w14:ligatures w14:val="none"/>
             </w:rPr>
           </w:pPr>
-          <w:hyperlink w:anchor="_Toc202339108" w:history="1">
+          <w:hyperlink w:anchor="_Toc206492401" w:history="1">
             <w:r>
               <w:rPr>
                 <w:rStyle w:val="Hipervnculo"/>
@@ -1894,7 +1894,7 @@
                 <w:noProof/>
                 <w:webHidden/>
               </w:rPr>
-              <w:instrText xml:space="preserve"> PAGEREF _Toc202339108 \h </w:instrText>
+              <w:instrText xml:space="preserve"> PAGEREF _Toc206492401 \h </w:instrText>
             </w:r>
             <w:r>
               <w:rPr>
@@ -1940,7 +1940,7 @@
               <w14:ligatures w14:val="none"/>
             </w:rPr>
           </w:pPr>
-          <w:hyperlink w:anchor="_Toc202339109" w:history="1">
+          <w:hyperlink w:anchor="_Toc206492402" w:history="1">
             <w:r>
               <w:rPr>
                 <w:rStyle w:val="Hipervnculo"/>
@@ -1967,7 +1967,7 @@
                 <w:noProof/>
                 <w:webHidden/>
               </w:rPr>
-              <w:instrText xml:space="preserve"> PAGEREF _Toc202339109 \h </w:instrText>
+              <w:instrText xml:space="preserve"> PAGEREF _Toc206492402 \h </w:instrText>
             </w:r>
             <w:r>
               <w:rPr>
@@ -2034,7 +2034,7 @@
         </w:numPr>
         <w:ind w:left="1068"/>
       </w:pPr>
-      <w:bookmarkStart w:id="0" w:name="_Toc202339091"/>
+      <w:bookmarkStart w:id="0" w:name="_Toc206492384"/>
       <w:r>
         <w:lastRenderedPageBreak/>
         <w:t>Introducción</w:t>
@@ -2051,21 +2051,7 @@
         <w:rPr>
           <w:lang w:val="es-419" w:eastAsia="es-CO"/>
         </w:rPr>
-        <w:t xml:space="preserve">Las fibras textiles son los filamentos procesados para formar hilos o telas para la industria de la confección y corresponden a un insumo que ha venido evolucionando con el tiempo. Inicialmente la industria solo contaba con las fibras que se obtenían de la naturaleza, pero con los avances tecnológicos y la necesidad de contar con fibras de características especiales, ha obligado a realizar estudios y pruebas para poder diseñar fibras artificiales hechas en laboratorios y con características que le dan un valor agregado a las prendas de vestir, tales como: impermeabilidad, efecto </w:t>
-      </w:r>
-      <w:proofErr w:type="spellStart"/>
-      <w:r>
-        <w:rPr>
-          <w:lang w:val="es-419" w:eastAsia="es-CO"/>
-        </w:rPr>
-        <w:t>antibacterial</w:t>
-      </w:r>
-      <w:proofErr w:type="spellEnd"/>
-      <w:r>
-        <w:rPr>
-          <w:lang w:val="es-419" w:eastAsia="es-CO"/>
-        </w:rPr>
-        <w:t>, protección, resistencia y durabilidad; un número importante de propiedades que permiten que el hombre pueda no solo satisfacer la necesidad básica de protección, si no a la vez contar con características especiales de acuerdo con las necesidades de uso para el campo personal y laboral.</w:t>
+        <w:t>Las fibras textiles son los filamentos procesados para formar hilos o telas para la industria de la confección y corresponden a un insumo que ha venido evolucionando con el tiempo. Inicialmente la industria solo contaba con las fibras que se obtenían de la naturaleza, pero con los avances tecnológicos y la necesidad de contar con fibras de características especiales, ha obligado a realizar estudios y pruebas para poder diseñar fibras artificiales hechas en laboratorios y con características que le dan un valor agregado a las prendas de vestir, tales como: impermeabilidad, efecto antibacterial, protección, resistencia y durabilidad; un número importante de propiedades que permiten que el hombre pueda no solo satisfacer la necesidad básica de protección, si no a la vez contar con características especiales de acuerdo con las necesidades de uso para el campo personal y laboral.</w:t>
       </w:r>
     </w:p>
     <w:p>
@@ -2288,7 +2274,7 @@
       <w:pPr>
         <w:pStyle w:val="Ttulo1"/>
       </w:pPr>
-      <w:bookmarkStart w:id="1" w:name="_Toc202339092"/>
+      <w:bookmarkStart w:id="1" w:name="_Toc206492385"/>
       <w:r>
         <w:lastRenderedPageBreak/>
         <w:t>Fibras</w:t>
@@ -2312,7 +2298,7 @@
       <w:pPr>
         <w:pStyle w:val="Ttulo2"/>
       </w:pPr>
-      <w:bookmarkStart w:id="2" w:name="_Toc202339093"/>
+      <w:bookmarkStart w:id="2" w:name="_Toc206492386"/>
       <w:r>
         <w:t>Definición fibras</w:t>
       </w:r>
@@ -2354,21 +2340,7 @@
         <w:rPr>
           <w:lang w:eastAsia="es-CO"/>
         </w:rPr>
-        <w:t>Se denomina fibra textil a los materiales compuestos de filamentos, susceptibles de ser usados para formar hilos o telas, bien sea mediante tejido o mediante otros procesos físicos o químicos (</w:t>
-      </w:r>
-      <w:proofErr w:type="spellStart"/>
-      <w:r>
-        <w:rPr>
-          <w:lang w:eastAsia="es-CO"/>
-        </w:rPr>
-        <w:t>Coats</w:t>
-      </w:r>
-      <w:proofErr w:type="spellEnd"/>
-      <w:r>
-        <w:rPr>
-          <w:lang w:eastAsia="es-CO"/>
-        </w:rPr>
-        <w:t>, s.f.).</w:t>
+        <w:t>Se denomina fibra textil a los materiales compuestos de filamentos, susceptibles de ser usados para formar hilos o telas, bien sea mediante tejido o mediante otros procesos físicos o químicos (Coats, s.f.).</w:t>
       </w:r>
     </w:p>
     <w:p>
@@ -2408,7 +2380,7 @@
       <w:pPr>
         <w:pStyle w:val="Ttulo2"/>
       </w:pPr>
-      <w:bookmarkStart w:id="3" w:name="_Toc202339094"/>
+      <w:bookmarkStart w:id="3" w:name="_Toc206492387"/>
       <w:r>
         <w:lastRenderedPageBreak/>
         <w:t>Propiedades de las fibras textiles</w:t>
@@ -2515,21 +2487,7 @@
         <w:rPr>
           <w:lang w:eastAsia="es-CO"/>
         </w:rPr>
-        <w:t xml:space="preserve">Determina el volumen, cuerpo, textura y tacto de la fibra. Según su forma transversal, pueden ser redondas (nailon, poliéster), acanaladas (rayón, acetato) o almendradas (acrílicos, </w:t>
-      </w:r>
-      <w:proofErr w:type="spellStart"/>
-      <w:r>
-        <w:rPr>
-          <w:lang w:eastAsia="es-CO"/>
-        </w:rPr>
-        <w:t>modacrílicos</w:t>
-      </w:r>
-      <w:proofErr w:type="spellEnd"/>
-      <w:r>
-        <w:rPr>
-          <w:lang w:eastAsia="es-CO"/>
-        </w:rPr>
-        <w:t>).</w:t>
+        <w:t>Determina el volumen, cuerpo, textura y tacto de la fibra. Según su forma transversal, pueden ser redondas (nailon, poliéster), acanaladas (rayón, acetato) o almendradas (acrílicos, modacrílicos).</w:t>
       </w:r>
     </w:p>
     <w:p>
@@ -2870,7 +2828,7 @@
       <w:pPr>
         <w:pStyle w:val="Ttulo2"/>
       </w:pPr>
-      <w:bookmarkStart w:id="4" w:name="_Toc202339095"/>
+      <w:bookmarkStart w:id="4" w:name="_Toc206492388"/>
       <w:r>
         <w:t>Clasificación de las fibras</w:t>
       </w:r>
@@ -3186,7 +3144,7 @@
       <w:pPr>
         <w:pStyle w:val="Ttulo2"/>
       </w:pPr>
-      <w:bookmarkStart w:id="5" w:name="_Toc202339096"/>
+      <w:bookmarkStart w:id="5" w:name="_Toc206492389"/>
       <w:r>
         <w:t>Tipos de fibras</w:t>
       </w:r>
@@ -4950,21 +4908,7 @@
         <w:rPr>
           <w:lang w:eastAsia="es-CO"/>
         </w:rPr>
-        <w:t>el acetato es una fibra sintética derivada de la celulosa extraída de la madera o del interior del algodón (</w:t>
-      </w:r>
-      <w:proofErr w:type="spellStart"/>
-      <w:r>
-        <w:rPr>
-          <w:lang w:eastAsia="es-CO"/>
-        </w:rPr>
-        <w:t>Coats</w:t>
-      </w:r>
-      <w:proofErr w:type="spellEnd"/>
-      <w:r>
-        <w:rPr>
-          <w:lang w:eastAsia="es-CO"/>
-        </w:rPr>
-        <w:t>, s.f.). Se diferencia del rayón viscosa porque se disuelve en ácido acético, lo que altera sus propiedades finales. Las telas de acetato tienen una apariencia similar a la seda y se fabrican con hilos de fibra de acetato de celulosa.</w:t>
+        <w:t>el acetato es una fibra sintética derivada de la celulosa extraída de la madera o del interior del algodón (Coats, s.f.). Se diferencia del rayón viscosa porque se disuelve en ácido acético, lo que altera sus propiedades finales. Las telas de acetato tienen una apariencia similar a la seda y se fabrican con hilos de fibra de acetato de celulosa.</w:t>
       </w:r>
     </w:p>
     <w:p>
@@ -5669,7 +5613,6 @@
         </w:rPr>
         <w:t xml:space="preserve">, mientras que </w:t>
       </w:r>
-      <w:proofErr w:type="spellStart"/>
       <w:r>
         <w:rPr>
           <w:rStyle w:val="Extranjerismo"/>
@@ -5682,7 +5625,6 @@
         </w:rPr>
         <w:t>ycra</w:t>
       </w:r>
-      <w:proofErr w:type="spellEnd"/>
       <w:r>
         <w:rPr>
           <w:lang w:eastAsia="es-CO"/>
@@ -6185,7 +6127,7 @@
       <w:pPr>
         <w:pStyle w:val="Ttulo2"/>
       </w:pPr>
-      <w:bookmarkStart w:id="6" w:name="_Toc202339097"/>
+      <w:bookmarkStart w:id="6" w:name="_Toc206492390"/>
       <w:r>
         <w:t>Ventajas de acuerdo con el uso</w:t>
       </w:r>
@@ -6907,7 +6849,7 @@
       <w:pPr>
         <w:pStyle w:val="Ttulo2"/>
       </w:pPr>
-      <w:bookmarkStart w:id="7" w:name="_Toc202339098"/>
+      <w:bookmarkStart w:id="7" w:name="_Toc206492391"/>
       <w:r>
         <w:t>Tendencias</w:t>
       </w:r>
@@ -7066,23 +7008,13 @@
           <w:lang w:eastAsia="es-CO"/>
         </w:rPr>
       </w:pPr>
-      <w:proofErr w:type="spellStart"/>
-      <w:r>
-        <w:rPr>
-          <w:b/>
-          <w:bCs/>
-          <w:lang w:eastAsia="es-CO"/>
-        </w:rPr>
-        <w:t>Antiácaros</w:t>
-      </w:r>
-      <w:proofErr w:type="spellEnd"/>
-      <w:r>
-        <w:rPr>
-          <w:b/>
-          <w:bCs/>
-          <w:lang w:eastAsia="es-CO"/>
-        </w:rPr>
-        <w:t>:</w:t>
+      <w:r>
+        <w:rPr>
+          <w:b/>
+          <w:bCs/>
+          <w:lang w:eastAsia="es-CO"/>
+        </w:rPr>
+        <w:t>Antiácaros:</w:t>
       </w:r>
       <w:r>
         <w:rPr>
@@ -7103,23 +7035,13 @@
           <w:lang w:eastAsia="es-CO"/>
         </w:rPr>
       </w:pPr>
-      <w:proofErr w:type="spellStart"/>
-      <w:r>
-        <w:rPr>
-          <w:b/>
-          <w:bCs/>
-          <w:lang w:eastAsia="es-CO"/>
-        </w:rPr>
-        <w:t>Autolimpiantes</w:t>
-      </w:r>
-      <w:proofErr w:type="spellEnd"/>
-      <w:r>
-        <w:rPr>
-          <w:b/>
-          <w:bCs/>
-          <w:lang w:eastAsia="es-CO"/>
-        </w:rPr>
-        <w:t>:</w:t>
+      <w:r>
+        <w:rPr>
+          <w:b/>
+          <w:bCs/>
+          <w:lang w:eastAsia="es-CO"/>
+        </w:rPr>
+        <w:t>Autolimpiantes:</w:t>
       </w:r>
       <w:r>
         <w:rPr>
@@ -7204,7 +7126,7 @@
       <w:pPr>
         <w:pStyle w:val="Ttulo1"/>
       </w:pPr>
-      <w:bookmarkStart w:id="8" w:name="_Toc202339099"/>
+      <w:bookmarkStart w:id="8" w:name="_Toc206492392"/>
       <w:r>
         <w:lastRenderedPageBreak/>
         <w:t>Hilos</w:t>
@@ -7247,21 +7169,7 @@
         <w:rPr>
           <w:lang w:eastAsia="es-CO"/>
         </w:rPr>
-        <w:t>El hilo puede fabricarse con fibras naturales o sintéticas. Entre ellos, el poliéster es uno de los más utilizados debido a su alta resistencia, superior a la del algodón, y a su disponibilidad en una amplia variedad de tamaños y colores (</w:t>
-      </w:r>
-      <w:proofErr w:type="spellStart"/>
-      <w:r>
-        <w:rPr>
-          <w:lang w:eastAsia="es-CO"/>
-        </w:rPr>
-        <w:t>Coats</w:t>
-      </w:r>
-      <w:proofErr w:type="spellEnd"/>
-      <w:r>
-        <w:rPr>
-          <w:lang w:eastAsia="es-CO"/>
-        </w:rPr>
-        <w:t>, s.f.).</w:t>
+        <w:t>El hilo puede fabricarse con fibras naturales o sintéticas. Entre ellos, el poliéster es uno de los más utilizados debido a su alta resistencia, superior a la del algodón, y a su disponibilidad en una amplia variedad de tamaños y colores (Coats, s.f.).</w:t>
       </w:r>
     </w:p>
     <w:p>
@@ -7293,17 +7201,21 @@
         </w:rPr>
       </w:pPr>
       <w:bookmarkStart w:id="9" w:name="_Toc202339100"/>
+      <w:bookmarkStart w:id="10" w:name="_Toc206491570"/>
+      <w:bookmarkStart w:id="11" w:name="_Toc206492393"/>
       <w:bookmarkEnd w:id="9"/>
+      <w:bookmarkEnd w:id="10"/>
+      <w:bookmarkEnd w:id="11"/>
     </w:p>
     <w:p>
       <w:pPr>
         <w:pStyle w:val="Ttulo2"/>
       </w:pPr>
-      <w:bookmarkStart w:id="10" w:name="_Toc202339101"/>
+      <w:bookmarkStart w:id="12" w:name="_Toc206492394"/>
       <w:r>
         <w:t>Propiedades y características</w:t>
       </w:r>
-      <w:bookmarkEnd w:id="10"/>
+      <w:bookmarkEnd w:id="12"/>
     </w:p>
     <w:p>
       <w:pPr>
@@ -7730,11 +7642,11 @@
       <w:r>
         <w:t> </w:t>
       </w:r>
-      <w:bookmarkStart w:id="11" w:name="_Toc202339102"/>
+      <w:bookmarkStart w:id="13" w:name="_Toc206492395"/>
       <w:r>
         <w:t>Clasificación de hilos</w:t>
       </w:r>
-      <w:bookmarkEnd w:id="11"/>
+      <w:bookmarkEnd w:id="13"/>
     </w:p>
     <w:p>
       <w:pPr>
@@ -8172,7 +8084,7 @@
           <w:lang w:val="es-419" w:eastAsia="es-CO"/>
         </w:rPr>
       </w:pPr>
-      <w:bookmarkStart w:id="12" w:name="_Hlk202298357"/>
+      <w:bookmarkStart w:id="14" w:name="_Hlk202298357"/>
       <w:r>
         <w:rPr>
           <w:lang w:val="es-419" w:eastAsia="es-CO"/>
@@ -8180,7 +8092,7 @@
         <w:t>Fuente: SENA, (2013)</w:t>
       </w:r>
     </w:p>
-    <w:bookmarkEnd w:id="12"/>
+    <w:bookmarkEnd w:id="14"/>
     <w:p>
       <w:pPr>
         <w:rPr>
@@ -8435,21 +8347,7 @@
         <w:rPr>
           <w:lang w:eastAsia="es-CO"/>
         </w:rPr>
-        <w:t>Dentro de la clasificación del hilo, existen aquellos que se basan en la estructura del terminado. Se dan terminados al hilo por dos propósitos (</w:t>
-      </w:r>
-      <w:proofErr w:type="spellStart"/>
-      <w:r>
-        <w:rPr>
-          <w:lang w:eastAsia="es-CO"/>
-        </w:rPr>
-        <w:t>Coats</w:t>
-      </w:r>
-      <w:proofErr w:type="spellEnd"/>
-      <w:r>
-        <w:rPr>
-          <w:lang w:eastAsia="es-CO"/>
-        </w:rPr>
-        <w:t>, s.f.).</w:t>
+        <w:t>Dentro de la clasificación del hilo, existen aquellos que se basan en la estructura del terminado. Se dan terminados al hilo por dos propósitos (Coats, s.f.).</w:t>
       </w:r>
     </w:p>
     <w:p>
@@ -8502,60 +8400,18 @@
         <w:rPr>
           <w:lang w:eastAsia="es-CO"/>
         </w:rPr>
-        <w:t xml:space="preserve"> algunos terminados incluyen </w:t>
-      </w:r>
-      <w:proofErr w:type="spellStart"/>
-      <w:r>
-        <w:rPr>
-          <w:lang w:eastAsia="es-CO"/>
-        </w:rPr>
-        <w:t>bondeo</w:t>
-      </w:r>
-      <w:proofErr w:type="spellEnd"/>
-      <w:r>
-        <w:rPr>
-          <w:lang w:eastAsia="es-CO"/>
-        </w:rPr>
-        <w:t xml:space="preserve">, </w:t>
-      </w:r>
-      <w:proofErr w:type="spellStart"/>
-      <w:r>
-        <w:rPr>
-          <w:lang w:eastAsia="es-CO"/>
-        </w:rPr>
-        <w:t>antiabsorbencia</w:t>
-      </w:r>
-      <w:proofErr w:type="spellEnd"/>
-      <w:r>
-        <w:rPr>
-          <w:lang w:eastAsia="es-CO"/>
-        </w:rPr>
-        <w:t xml:space="preserve">, </w:t>
-      </w:r>
-      <w:proofErr w:type="spellStart"/>
-      <w:r>
-        <w:rPr>
-          <w:lang w:eastAsia="es-CO"/>
-        </w:rPr>
-        <w:t>antihongo</w:t>
-      </w:r>
-      <w:proofErr w:type="spellEnd"/>
-      <w:r>
-        <w:rPr>
-          <w:lang w:eastAsia="es-CO"/>
-        </w:rPr>
-        <w:t>, retardante de fuego, repelente al agua y antiestático.</w:t>
+        <w:t> algunos terminados incluyen bondeo, antiabsorbencia, antihongo, retardante de fuego, repelente al agua y antiestático.</w:t>
       </w:r>
     </w:p>
     <w:p>
       <w:pPr>
         <w:pStyle w:val="Ttulo2"/>
       </w:pPr>
-      <w:bookmarkStart w:id="13" w:name="_Toc202339103"/>
+      <w:bookmarkStart w:id="15" w:name="_Toc206492396"/>
       <w:r>
         <w:t>Tipos de hilos según su aplicación en la industria</w:t>
       </w:r>
-      <w:bookmarkEnd w:id="13"/>
+      <w:bookmarkEnd w:id="15"/>
     </w:p>
     <w:p>
       <w:pPr>
@@ -8681,12 +8537,12 @@
       <w:pPr>
         <w:pStyle w:val="Ttulo2"/>
       </w:pPr>
-      <w:bookmarkStart w:id="14" w:name="_Toc202339104"/>
+      <w:bookmarkStart w:id="16" w:name="_Toc206492397"/>
       <w:r>
         <w:lastRenderedPageBreak/>
         <w:t>Recomendaciones para la selección del hilo</w:t>
       </w:r>
-      <w:bookmarkEnd w:id="14"/>
+      <w:bookmarkEnd w:id="16"/>
     </w:p>
     <w:p>
       <w:pPr>
@@ -9056,25 +8912,7 @@
           <w:bCs/>
           <w:lang w:eastAsia="es-CO"/>
         </w:rPr>
-        <w:t>Denier (</w:t>
-      </w:r>
-      <w:proofErr w:type="spellStart"/>
-      <w:r>
-        <w:rPr>
-          <w:b/>
-          <w:bCs/>
-          <w:lang w:eastAsia="es-CO"/>
-        </w:rPr>
-        <w:t>Dnr</w:t>
-      </w:r>
-      <w:proofErr w:type="spellEnd"/>
-      <w:r>
-        <w:rPr>
-          <w:b/>
-          <w:bCs/>
-          <w:lang w:eastAsia="es-CO"/>
-        </w:rPr>
-        <w:t>):</w:t>
+        <w:t>Denier (Dnr):</w:t>
       </w:r>
       <w:r>
         <w:rPr>
@@ -9100,25 +8938,7 @@
           <w:bCs/>
           <w:lang w:eastAsia="es-CO"/>
         </w:rPr>
-        <w:t>Decitex (</w:t>
-      </w:r>
-      <w:proofErr w:type="spellStart"/>
-      <w:r>
-        <w:rPr>
-          <w:b/>
-          <w:bCs/>
-          <w:lang w:eastAsia="es-CO"/>
-        </w:rPr>
-        <w:t>dtex</w:t>
-      </w:r>
-      <w:proofErr w:type="spellEnd"/>
-      <w:r>
-        <w:rPr>
-          <w:b/>
-          <w:bCs/>
-          <w:lang w:eastAsia="es-CO"/>
-        </w:rPr>
-        <w:t>):</w:t>
+        <w:t>Decitex (dtex):</w:t>
       </w:r>
       <w:r>
         <w:rPr>
@@ -9493,35 +9313,7 @@
         <w:rPr>
           <w:lang w:val="es-419" w:eastAsia="es-CO"/>
         </w:rPr>
-        <w:t xml:space="preserve">Generalmente, se emplea una fracción del Tex llamada </w:t>
-      </w:r>
-      <w:proofErr w:type="spellStart"/>
-      <w:r>
-        <w:rPr>
-          <w:lang w:val="es-419" w:eastAsia="es-CO"/>
-        </w:rPr>
-        <w:t>dTex</w:t>
-      </w:r>
-      <w:proofErr w:type="spellEnd"/>
-      <w:r>
-        <w:rPr>
-          <w:lang w:val="es-419" w:eastAsia="es-CO"/>
-        </w:rPr>
-        <w:t xml:space="preserve"> (decitex), que equivale a su décima parte (1 Tex = 10 </w:t>
-      </w:r>
-      <w:proofErr w:type="spellStart"/>
-      <w:r>
-        <w:rPr>
-          <w:lang w:val="es-419" w:eastAsia="es-CO"/>
-        </w:rPr>
-        <w:t>dTex</w:t>
-      </w:r>
-      <w:proofErr w:type="spellEnd"/>
-      <w:r>
-        <w:rPr>
-          <w:lang w:val="es-419" w:eastAsia="es-CO"/>
-        </w:rPr>
-        <w:t>). La cual se presenta en la siguiente tabla:</w:t>
+        <w:t>Generalmente, se emplea una fracción del Tex llamada dTex (decitex), que equivale a su décima parte (1 Tex = 10 dTex). La cual se presenta en la siguiente tabla:</w:t>
       </w:r>
     </w:p>
     <w:p>
@@ -9641,13 +9433,8 @@
               <w:jc w:val="center"/>
             </w:pPr>
             <w:r>
-              <w:t xml:space="preserve">60 </w:t>
-            </w:r>
-            <w:proofErr w:type="gramStart"/>
-            <w:r>
-              <w:t>Tex</w:t>
-            </w:r>
-            <w:proofErr w:type="gramEnd"/>
+              <w:t>60 Tex</w:t>
+            </w:r>
           </w:p>
         </w:tc>
       </w:tr>
@@ -9696,13 +9483,8 @@
               <w:jc w:val="center"/>
             </w:pPr>
             <w:r>
-              <w:t xml:space="preserve">40 </w:t>
-            </w:r>
-            <w:proofErr w:type="gramStart"/>
-            <w:r>
-              <w:t>Tex</w:t>
-            </w:r>
-            <w:proofErr w:type="gramEnd"/>
+              <w:t>40 Tex</w:t>
+            </w:r>
           </w:p>
         </w:tc>
       </w:tr>
@@ -9756,13 +9538,8 @@
               </w:rPr>
             </w:pPr>
             <w:r>
-              <w:t xml:space="preserve">120 </w:t>
-            </w:r>
-            <w:proofErr w:type="gramStart"/>
-            <w:r>
-              <w:t>Tex</w:t>
-            </w:r>
-            <w:proofErr w:type="gramEnd"/>
+              <w:t>120 Tex</w:t>
+            </w:r>
           </w:p>
         </w:tc>
       </w:tr>
@@ -10151,12 +9928,12 @@
         </w:numPr>
         <w:ind w:left="1068"/>
       </w:pPr>
-      <w:bookmarkStart w:id="15" w:name="_Toc202339105"/>
+      <w:bookmarkStart w:id="17" w:name="_Toc206492398"/>
       <w:r>
         <w:lastRenderedPageBreak/>
         <w:t>Síntesis</w:t>
       </w:r>
-      <w:bookmarkEnd w:id="15"/>
+      <w:bookmarkEnd w:id="17"/>
     </w:p>
     <w:p>
       <w:pPr>
@@ -10181,19 +9958,18 @@
       <w:pPr>
         <w:jc w:val="center"/>
         <w:rPr>
-          <w:lang w:val="es-419" w:eastAsia="es-CO"/>
-        </w:rPr>
-      </w:pPr>
-      <w:r>
-        <w:rPr>
-          <w:noProof/>
-          <w:lang w:val="es-419" w:eastAsia="es-CO"/>
+          <w:lang w:eastAsia="es-CO"/>
+        </w:rPr>
+      </w:pPr>
+      <w:r>
+        <w:rPr>
+          <w:lang w:eastAsia="es-CO"/>
         </w:rPr>
         <w:drawing>
-          <wp:inline distT="0" distB="0" distL="0" distR="0" wp14:anchorId="72077A33" wp14:editId="1559C109">
-            <wp:extent cx="5804072" cy="3725839"/>
-            <wp:effectExtent l="0" t="0" r="6350" b="8255"/>
-            <wp:docPr id="16" name="Imagen 16" descr="Las fibras e hilos se clasifican según su composición y propiedades. Las fibras pueden ser de origen animal, vegetal, mineral, sintéticas o artificiales. Los hilos, por su parte, se diferencian según su composición, lo que influye en su uso y resistencia en la confección textil."/>
+          <wp:inline distT="0" distB="0" distL="0" distR="0" wp14:anchorId="12EAB435" wp14:editId="7E745F51">
+            <wp:extent cx="4530603" cy="3809494"/>
+            <wp:effectExtent l="0" t="0" r="3810" b="635"/>
+            <wp:docPr id="1" name="Imagen 1" descr="Las fibras e hilos se clasifican según su composición y propiedades. Las fibras pueden ser de origen animal, vegetal, mineral, sintéticas o artificiales. Los hilos, por su parte, se diferencian según su composición, lo que influye en su uso y resistencia en la confección textil."/>
             <wp:cNvGraphicFramePr>
               <a:graphicFrameLocks xmlns:a="http://schemas.openxmlformats.org/drawingml/2006/main" noChangeAspect="1"/>
             </wp:cNvGraphicFramePr>
@@ -10201,33 +9977,23 @@
               <a:graphicData uri="http://schemas.openxmlformats.org/drawingml/2006/picture">
                 <pic:pic xmlns:pic="http://schemas.openxmlformats.org/drawingml/2006/picture">
                   <pic:nvPicPr>
-                    <pic:cNvPr id="16" name="Imagen 16" descr="Las fibras e hilos se clasifican según su composición y propiedades. Las fibras pueden ser de origen animal, vegetal, mineral, sintéticas o artificiales. Los hilos, por su parte, se diferencian según su composición, lo que influye en su uso y resistencia en la confección textil."/>
-                    <pic:cNvPicPr>
-                      <a:picLocks noChangeAspect="1" noChangeArrowheads="1"/>
-                    </pic:cNvPicPr>
+                    <pic:cNvPr id="1" name="Imagen 1" descr="Las fibras e hilos se clasifican según su composición y propiedades. Las fibras pueden ser de origen animal, vegetal, mineral, sintéticas o artificiales. Los hilos, por su parte, se diferencian según su composición, lo que influye en su uso y resistencia en la confección textil."/>
+                    <pic:cNvPicPr/>
                   </pic:nvPicPr>
                   <pic:blipFill>
-                    <a:blip r:embed="rId20">
-                      <a:extLst>
-                        <a:ext uri="{28A0092B-C50C-407E-A947-70E740481C1C}">
-                          <a14:useLocalDpi xmlns:a14="http://schemas.microsoft.com/office/drawing/2010/main" val="0"/>
-                        </a:ext>
-                      </a:extLst>
-                    </a:blip>
-                    <a:srcRect/>
+                    <a:blip r:embed="rId20"/>
                     <a:stretch>
                       <a:fillRect/>
                     </a:stretch>
                   </pic:blipFill>
-                  <pic:spPr bwMode="auto">
+                  <pic:spPr>
                     <a:xfrm>
                       <a:off x="0" y="0"/>
-                      <a:ext cx="5822912" cy="3737933"/>
+                      <a:ext cx="4542564" cy="3819552"/>
                     </a:xfrm>
                     <a:prstGeom prst="rect">
                       <a:avLst/>
                     </a:prstGeom>
-                    <a:noFill/>
                   </pic:spPr>
                 </pic:pic>
               </a:graphicData>
@@ -10235,7 +10001,6 @@
           </wp:inline>
         </w:drawing>
       </w:r>
-      <w:bookmarkStart w:id="16" w:name="_Toc202339106"/>
     </w:p>
     <w:p>
       <w:pPr>
@@ -10246,11 +10011,12 @@
         </w:numPr>
         <w:ind w:left="1068"/>
       </w:pPr>
+      <w:bookmarkStart w:id="18" w:name="_Toc206492399"/>
       <w:r>
         <w:lastRenderedPageBreak/>
         <w:t>Material complementario</w:t>
       </w:r>
-      <w:bookmarkEnd w:id="16"/>
+      <w:bookmarkEnd w:id="18"/>
     </w:p>
     <w:tbl>
       <w:tblPr>
@@ -10278,7 +10044,7 @@
             <w:pPr>
               <w:pStyle w:val="TextoTablas"/>
             </w:pPr>
-            <w:bookmarkStart w:id="17" w:name="_Hlk202296685"/>
+            <w:bookmarkStart w:id="19" w:name="_Hlk202296685"/>
             <w:r>
               <w:t>Tema</w:t>
             </w:r>
@@ -10414,23 +10180,7 @@
               <w:pStyle w:val="TextoTablas"/>
             </w:pPr>
             <w:r>
-              <w:t xml:space="preserve">Ticona Apaza, L. &amp; </w:t>
-            </w:r>
-            <w:proofErr w:type="spellStart"/>
-            <w:r>
-              <w:t>Humpiri</w:t>
-            </w:r>
-            <w:proofErr w:type="spellEnd"/>
-            <w:r>
-              <w:t xml:space="preserve"> Flórez, M.E. (2020). Aprendizaje de la resistencia a la tracción de hilos industriales en estudiantes de Ingeniería </w:t>
-            </w:r>
-            <w:proofErr w:type="spellStart"/>
-            <w:r>
-              <w:t>Téxtil</w:t>
-            </w:r>
-            <w:proofErr w:type="spellEnd"/>
-            <w:r>
-              <w:t>. ÑAWPARISUN – Revista de Investigación Científica, 3 (1), 49-58.</w:t>
+              <w:t>Ticona Apaza, L. &amp; Humpiri Flórez, M.E. (2020). Aprendizaje de la resistencia a la tracción de hilos industriales en estudiantes de Ingeniería Téxtil. ÑAWPARISUN – Revista de Investigación Científica, 3 (1), 49-58.</w:t>
             </w:r>
           </w:p>
         </w:tc>
@@ -10466,7 +10216,7 @@
           </w:p>
         </w:tc>
       </w:tr>
-      <w:bookmarkEnd w:id="17"/>
+      <w:bookmarkEnd w:id="19"/>
     </w:tbl>
     <w:p>
       <w:pPr>
@@ -10557,12 +10307,12 @@
         </w:numPr>
         <w:ind w:left="1068"/>
       </w:pPr>
-      <w:bookmarkStart w:id="18" w:name="_Toc202339107"/>
+      <w:bookmarkStart w:id="20" w:name="_Toc206492400"/>
       <w:r>
         <w:lastRenderedPageBreak/>
         <w:t>Glosario</w:t>
       </w:r>
-      <w:bookmarkEnd w:id="18"/>
+      <w:bookmarkEnd w:id="20"/>
     </w:p>
     <w:p>
       <w:pPr>
@@ -10672,14 +10422,12 @@
         </w:rPr>
         <w:t xml:space="preserve"> o </w:t>
       </w:r>
-      <w:proofErr w:type="spellStart"/>
       <w:r>
         <w:rPr>
           <w:rStyle w:val="Extranjerismo"/>
         </w:rPr>
         <w:t>lycra</w:t>
       </w:r>
-      <w:proofErr w:type="spellEnd"/>
       <w:r>
         <w:rPr>
           <w:bdr w:val="none" w:sz="0" w:space="0" w:color="auto" w:frame="1"/>
@@ -11077,7 +10825,7 @@
         </w:numPr>
         <w:ind w:left="1068"/>
       </w:pPr>
-      <w:bookmarkStart w:id="19" w:name="_Toc202339108"/>
+      <w:bookmarkStart w:id="21" w:name="_Toc206492401"/>
       <w:r>
         <w:rPr>
           <w:bdr w:val="none" w:sz="0" w:space="0" w:color="auto" w:frame="1"/>
@@ -11085,7 +10833,7 @@
         <w:lastRenderedPageBreak/>
         <w:t>Referencias bibliográficas</w:t>
       </w:r>
-      <w:bookmarkEnd w:id="19"/>
+      <w:bookmarkEnd w:id="21"/>
     </w:p>
     <w:p>
       <w:pPr>
@@ -11108,31 +10856,7 @@
           <w:lang w:eastAsia="es-CO"/>
           <w14:ligatures w14:val="none"/>
         </w:rPr>
-        <w:t xml:space="preserve">Carrera </w:t>
-      </w:r>
-      <w:proofErr w:type="spellStart"/>
-      <w:r>
-        <w:rPr>
-          <w:rFonts w:eastAsia="Times New Roman" w:cstheme="minorHAnsi"/>
-          <w:kern w:val="0"/>
-          <w:szCs w:val="28"/>
-          <w:bdr w:val="none" w:sz="0" w:space="0" w:color="auto" w:frame="1"/>
-          <w:lang w:eastAsia="es-CO"/>
-          <w14:ligatures w14:val="none"/>
-        </w:rPr>
-        <w:t>Gallissà</w:t>
-      </w:r>
-      <w:proofErr w:type="spellEnd"/>
-      <w:r>
-        <w:rPr>
-          <w:rFonts w:eastAsia="Times New Roman" w:cstheme="minorHAnsi"/>
-          <w:kern w:val="0"/>
-          <w:szCs w:val="28"/>
-          <w:bdr w:val="none" w:sz="0" w:space="0" w:color="auto" w:frame="1"/>
-          <w:lang w:eastAsia="es-CO"/>
-          <w14:ligatures w14:val="none"/>
-        </w:rPr>
-        <w:t xml:space="preserve">, E. (2017). Física textil: propiedades físicas para caracterizar la calidad de las fibras textiles. Recuperado de </w:t>
+        <w:t xml:space="preserve">Carrera Gallissà, E. (2017). Física textil: propiedades físicas para caracterizar la calidad de las fibras textiles. </w:t>
       </w:r>
       <w:hyperlink r:id="rId23" w:history="1">
         <w:r>
@@ -11161,7 +10885,6 @@
           <w14:ligatures w14:val="none"/>
         </w:rPr>
       </w:pPr>
-      <w:proofErr w:type="spellStart"/>
       <w:r>
         <w:rPr>
           <w:rFonts w:eastAsia="Times New Roman" w:cstheme="minorHAnsi"/>
@@ -11171,30 +10894,7 @@
           <w:lang w:eastAsia="es-CO"/>
           <w14:ligatures w14:val="none"/>
         </w:rPr>
-        <w:t>Coats</w:t>
-      </w:r>
-      <w:proofErr w:type="spellEnd"/>
-      <w:r>
-        <w:rPr>
-          <w:rFonts w:eastAsia="Times New Roman" w:cstheme="minorHAnsi"/>
-          <w:kern w:val="0"/>
-          <w:szCs w:val="28"/>
-          <w:bdr w:val="none" w:sz="0" w:space="0" w:color="auto" w:frame="1"/>
-          <w:lang w:eastAsia="es-CO"/>
-          <w14:ligatures w14:val="none"/>
-        </w:rPr>
-        <w:t>. (s.f.). Todo sobre hilos. España. Recuperado de</w:t>
-      </w:r>
-      <w:r>
-        <w:rPr>
-          <w:rFonts w:eastAsia="Times New Roman" w:cstheme="minorHAnsi"/>
-          <w:kern w:val="0"/>
-          <w:szCs w:val="28"/>
-          <w:bdr w:val="none" w:sz="0" w:space="0" w:color="auto" w:frame="1"/>
-          <w:lang w:eastAsia="es-CO"/>
-          <w14:ligatures w14:val="none"/>
-        </w:rPr>
-        <w:t xml:space="preserve"> </w:t>
+        <w:t xml:space="preserve">Coats. (s.f.). Todo sobre hilos. España. </w:t>
       </w:r>
       <w:hyperlink r:id="rId24" w:history="1">
         <w:r>
@@ -11223,7 +10923,6 @@
           <w14:ligatures w14:val="none"/>
         </w:rPr>
       </w:pPr>
-      <w:proofErr w:type="spellStart"/>
       <w:r>
         <w:rPr>
           <w:rFonts w:eastAsia="Times New Roman" w:cstheme="minorHAnsi"/>
@@ -11233,19 +10932,7 @@
           <w:lang w:eastAsia="es-CO"/>
           <w14:ligatures w14:val="none"/>
         </w:rPr>
-        <w:t>Coats</w:t>
-      </w:r>
-      <w:proofErr w:type="spellEnd"/>
-      <w:r>
-        <w:rPr>
-          <w:rFonts w:eastAsia="Times New Roman" w:cstheme="minorHAnsi"/>
-          <w:kern w:val="0"/>
-          <w:szCs w:val="28"/>
-          <w:bdr w:val="none" w:sz="0" w:space="0" w:color="auto" w:frame="1"/>
-          <w:lang w:eastAsia="es-CO"/>
-          <w14:ligatures w14:val="none"/>
-        </w:rPr>
-        <w:t xml:space="preserve">. (s.f.). Todo sobre compuestos. España. Recuperado de </w:t>
+        <w:t xml:space="preserve">Coats. (s.f.). Todo sobre compuestos. España. </w:t>
       </w:r>
       <w:hyperlink r:id="rId25" w:history="1">
         <w:r>
@@ -11283,18 +10970,7 @@
           <w:lang w:eastAsia="es-CO"/>
           <w14:ligatures w14:val="none"/>
         </w:rPr>
-        <w:t>Organización de las Naciones Unidas para la Alimentación y la Agricultura (FAO). (2009). Perfiles de 15 de las principales fibras de origen vegetal y animal. Recuperado de</w:t>
-      </w:r>
-      <w:r>
-        <w:rPr>
-          <w:rFonts w:eastAsia="Times New Roman" w:cstheme="minorHAnsi"/>
-          <w:kern w:val="0"/>
-          <w:szCs w:val="28"/>
-          <w:bdr w:val="none" w:sz="0" w:space="0" w:color="auto" w:frame="1"/>
-          <w:lang w:eastAsia="es-CO"/>
-          <w14:ligatures w14:val="none"/>
-        </w:rPr>
-        <w:t xml:space="preserve"> </w:t>
+        <w:t xml:space="preserve">Organización de las Naciones Unidas para la Alimentación y la Agricultura (FAO). (2009). Perfiles de 15 de las principales fibras de origen vegetal y animal. </w:t>
       </w:r>
       <w:hyperlink r:id="rId26" w:history="1">
         <w:r>
@@ -11332,9 +11008,8 @@
           <w:lang w:eastAsia="es-CO"/>
           <w14:ligatures w14:val="none"/>
         </w:rPr>
-        <w:t xml:space="preserve">SENA. (2013). Modistería: hilos y tela. Centro de Gestión de Mercados, logística y </w:t>
-      </w:r>
-      <w:proofErr w:type="spellStart"/>
+        <w:t>SENA. (2013). Modistería: hilos y tela. Centro de Gestión de Mercados, logística y TIC´s: Bogotá, Colombia</w:t>
+      </w:r>
       <w:r>
         <w:rPr>
           <w:rFonts w:eastAsia="Times New Roman" w:cstheme="minorHAnsi"/>
@@ -11344,31 +11019,24 @@
           <w:lang w:eastAsia="es-CO"/>
           <w14:ligatures w14:val="none"/>
         </w:rPr>
-        <w:t>TIC´s</w:t>
-      </w:r>
-      <w:proofErr w:type="spellEnd"/>
-      <w:r>
-        <w:rPr>
-          <w:rFonts w:eastAsia="Times New Roman" w:cstheme="minorHAnsi"/>
-          <w:kern w:val="0"/>
-          <w:szCs w:val="28"/>
-          <w:bdr w:val="none" w:sz="0" w:space="0" w:color="auto" w:frame="1"/>
-          <w:lang w:eastAsia="es-CO"/>
-          <w14:ligatures w14:val="none"/>
-        </w:rPr>
-        <w:t>: Bogotá, Colombia</w:t>
-      </w:r>
-      <w:r>
-        <w:rPr>
-          <w:rFonts w:eastAsia="Times New Roman" w:cstheme="minorHAnsi"/>
-          <w:kern w:val="0"/>
-          <w:szCs w:val="28"/>
-          <w:bdr w:val="none" w:sz="0" w:space="0" w:color="auto" w:frame="1"/>
-          <w:lang w:eastAsia="es-CO"/>
-          <w14:ligatures w14:val="none"/>
-        </w:rPr>
         <w:t>.</w:t>
       </w:r>
+    </w:p>
+    <w:p>
+      <w:pPr>
+        <w:ind w:firstLine="0"/>
+        <w:rPr>
+          <w:lang w:val="es-419" w:eastAsia="es-CO"/>
+        </w:rPr>
+      </w:pPr>
+    </w:p>
+    <w:p>
+      <w:pPr>
+        <w:ind w:firstLine="0"/>
+        <w:rPr>
+          <w:lang w:val="es-419" w:eastAsia="es-CO"/>
+        </w:rPr>
+      </w:pPr>
     </w:p>
     <w:p>
       <w:pPr>
@@ -11435,12 +11103,12 @@
         </w:numPr>
         <w:ind w:left="708"/>
       </w:pPr>
-      <w:bookmarkStart w:id="20" w:name="_Toc202339109"/>
+      <w:bookmarkStart w:id="22" w:name="_Toc206492402"/>
       <w:r>
         <w:lastRenderedPageBreak/>
         <w:t>Créditos</w:t>
       </w:r>
-      <w:bookmarkEnd w:id="20"/>
+      <w:bookmarkEnd w:id="22"/>
     </w:p>
     <w:tbl>
       <w:tblPr>
@@ -11520,13 +11188,8 @@
             <w:pPr>
               <w:pStyle w:val="TextoTablas"/>
             </w:pPr>
-            <w:proofErr w:type="spellStart"/>
-            <w:r>
-              <w:t>Milady</w:t>
-            </w:r>
-            <w:proofErr w:type="spellEnd"/>
-            <w:r>
-              <w:t xml:space="preserve"> Tatiana Villamil Castellanos</w:t>
+            <w:r>
+              <w:t>Milady Tatiana Villamil Castellanos</w:t>
             </w:r>
           </w:p>
         </w:tc>
@@ -11658,13 +11321,8 @@
             <w:pPr>
               <w:pStyle w:val="TextoTablas"/>
             </w:pPr>
-            <w:proofErr w:type="spellStart"/>
-            <w:r>
-              <w:t>Gissela</w:t>
-            </w:r>
-            <w:proofErr w:type="spellEnd"/>
-            <w:r>
-              <w:t xml:space="preserve"> del Carmen Alvis Ladino</w:t>
+            <w:r>
+              <w:t>Gissela del Carmen Alvis Ladino</w:t>
             </w:r>
           </w:p>
         </w:tc>

--- a/fuentes/CF1_93510381_DU.docx
+++ b/fuentes/CF1_93510381_DU.docx
@@ -9451,7 +9451,7 @@
               <w:pStyle w:val="TextoTablas"/>
             </w:pPr>
             <w:r>
-              <w:t>Tejidos semi pesado</w:t>
+              <w:t>Tejidos semipesado</w:t>
             </w:r>
           </w:p>
         </w:tc>
@@ -9963,6 +9963,7 @@
       </w:pPr>
       <w:r>
         <w:rPr>
+          <w:noProof/>
           <w:lang w:eastAsia="es-CO"/>
         </w:rPr>
         <w:drawing>
@@ -18780,6 +18781,17 @@
 </file>
 
 <file path=customXml/item1.xml><?xml version="1.0" encoding="utf-8"?>
+<p:properties xmlns:p="http://schemas.microsoft.com/office/2006/metadata/properties" xmlns:xsi="http://www.w3.org/2001/XMLSchema-instance" xmlns:pc="http://schemas.microsoft.com/office/infopath/2007/PartnerControls">
+  <documentManagement>
+    <TaxCatchAll xmlns="cb45339b-ced9-4d0d-8f64-77573914d53b" xsi:nil="true"/>
+    <lcf76f155ced4ddcb4097134ff3c332f xmlns="43a3ca16-9c26-4813-b83f-4aec9927b43f">
+      <Terms xmlns="http://schemas.microsoft.com/office/infopath/2007/PartnerControls"/>
+    </lcf76f155ced4ddcb4097134ff3c332f>
+  </documentManagement>
+</p:properties>
+</file>
+
+<file path=customXml/item2.xml><?xml version="1.0" encoding="utf-8"?>
 <ct:contentTypeSchema xmlns:ct="http://schemas.microsoft.com/office/2006/metadata/contentType" xmlns:ma="http://schemas.microsoft.com/office/2006/metadata/properties/metaAttributes" ct:_="" ma:_="" ma:contentTypeName="Documento" ma:contentTypeID="0x01010049282E1EDBE9234EA9E6D38F720E265F" ma:contentTypeVersion="15" ma:contentTypeDescription="Crear nuevo documento." ma:contentTypeScope="" ma:versionID="b31c7aa9eaf043a08b87120b3c4916e3">
   <xsd:schema xmlns:xsd="http://www.w3.org/2001/XMLSchema" xmlns:xs="http://www.w3.org/2001/XMLSchema" xmlns:p="http://schemas.microsoft.com/office/2006/metadata/properties" xmlns:ns2="cb45339b-ced9-4d0d-8f64-77573914d53b" xmlns:ns3="43a3ca16-9c26-4813-b83f-4aec9927b43f" targetNamespace="http://schemas.microsoft.com/office/2006/metadata/properties" ma:root="true" ma:fieldsID="3533d065b04d75c457075bc55f1f5315" ns2:_="" ns3:_="">
     <xsd:import namespace="cb45339b-ced9-4d0d-8f64-77573914d53b"/>
@@ -19014,22 +19026,7 @@
 </ct:contentTypeSchema>
 </file>
 
-<file path=customXml/item2.xml><?xml version="1.0" encoding="utf-8"?>
-<p:properties xmlns:p="http://schemas.microsoft.com/office/2006/metadata/properties" xmlns:xsi="http://www.w3.org/2001/XMLSchema-instance" xmlns:pc="http://schemas.microsoft.com/office/infopath/2007/PartnerControls">
-  <documentManagement>
-    <TaxCatchAll xmlns="cb45339b-ced9-4d0d-8f64-77573914d53b" xsi:nil="true"/>
-    <lcf76f155ced4ddcb4097134ff3c332f xmlns="43a3ca16-9c26-4813-b83f-4aec9927b43f">
-      <Terms xmlns="http://schemas.microsoft.com/office/infopath/2007/PartnerControls"/>
-    </lcf76f155ced4ddcb4097134ff3c332f>
-  </documentManagement>
-</p:properties>
-</file>
-
 <file path=customXml/item3.xml><?xml version="1.0" encoding="utf-8"?>
-<b:Sources xmlns:b="http://schemas.openxmlformats.org/officeDocument/2006/bibliography" xmlns="http://schemas.openxmlformats.org/officeDocument/2006/bibliography" SelectedStyle="\APASixthEditionOfficeOnline.xsl" StyleName="APA" Version="6"/>
-</file>
-
-<file path=customXml/item4.xml><?xml version="1.0" encoding="utf-8"?>
 <?mso-contentType ?>
 <FormTemplates xmlns="http://schemas.microsoft.com/sharepoint/v3/contenttype/forms">
   <Display>DocumentLibraryForm</Display>
@@ -19038,7 +19035,22 @@
 </FormTemplates>
 </file>
 
+<file path=customXml/item4.xml><?xml version="1.0" encoding="utf-8"?>
+<b:Sources xmlns:b="http://schemas.openxmlformats.org/officeDocument/2006/bibliography" xmlns="http://schemas.openxmlformats.org/officeDocument/2006/bibliography" SelectedStyle="\APASixthEditionOfficeOnline.xsl" StyleName="APA" Version="6"/>
+</file>
+
 <file path=customXml/itemProps1.xml><?xml version="1.0" encoding="utf-8"?>
+<ds:datastoreItem xmlns:ds="http://schemas.openxmlformats.org/officeDocument/2006/customXml" ds:itemID="{26259216-AD86-464A-AEAD-95B1F9E17392}">
+  <ds:schemaRefs>
+    <ds:schemaRef ds:uri="http://schemas.microsoft.com/office/2006/metadata/properties"/>
+    <ds:schemaRef ds:uri="http://schemas.microsoft.com/office/infopath/2007/PartnerControls"/>
+    <ds:schemaRef ds:uri="cb45339b-ced9-4d0d-8f64-77573914d53b"/>
+    <ds:schemaRef ds:uri="43a3ca16-9c26-4813-b83f-4aec9927b43f"/>
+  </ds:schemaRefs>
+</ds:datastoreItem>
+</file>
+
+<file path=customXml/itemProps2.xml><?xml version="1.0" encoding="utf-8"?>
 <ds:datastoreItem xmlns:ds="http://schemas.openxmlformats.org/officeDocument/2006/customXml" ds:itemID="{0BC4A0A4-89EA-4C0C-9011-C1B351E892BC}">
   <ds:schemaRefs>
     <ds:schemaRef ds:uri="http://schemas.microsoft.com/office/2006/metadata/contentType"/>
@@ -19057,29 +19069,18 @@
 </ds:datastoreItem>
 </file>
 
-<file path=customXml/itemProps2.xml><?xml version="1.0" encoding="utf-8"?>
-<ds:datastoreItem xmlns:ds="http://schemas.openxmlformats.org/officeDocument/2006/customXml" ds:itemID="{26259216-AD86-464A-AEAD-95B1F9E17392}">
+<file path=customXml/itemProps3.xml><?xml version="1.0" encoding="utf-8"?>
+<ds:datastoreItem xmlns:ds="http://schemas.openxmlformats.org/officeDocument/2006/customXml" ds:itemID="{D00A4A46-BDBD-48AC-87B9-2BA42D9CC06F}">
   <ds:schemaRefs>
-    <ds:schemaRef ds:uri="http://schemas.microsoft.com/office/2006/metadata/properties"/>
-    <ds:schemaRef ds:uri="http://schemas.microsoft.com/office/infopath/2007/PartnerControls"/>
-    <ds:schemaRef ds:uri="cb45339b-ced9-4d0d-8f64-77573914d53b"/>
-    <ds:schemaRef ds:uri="43a3ca16-9c26-4813-b83f-4aec9927b43f"/>
+    <ds:schemaRef ds:uri="http://schemas.microsoft.com/sharepoint/v3/contenttype/forms"/>
   </ds:schemaRefs>
 </ds:datastoreItem>
 </file>
 
-<file path=customXml/itemProps3.xml><?xml version="1.0" encoding="utf-8"?>
+<file path=customXml/itemProps4.xml><?xml version="1.0" encoding="utf-8"?>
 <ds:datastoreItem xmlns:ds="http://schemas.openxmlformats.org/officeDocument/2006/customXml" ds:itemID="{A9F2CEBA-C824-4C86-81A8-E32CBD0EB92D}">
   <ds:schemaRefs>
     <ds:schemaRef ds:uri="http://schemas.openxmlformats.org/officeDocument/2006/bibliography"/>
   </ds:schemaRefs>
 </ds:datastoreItem>
-</file>
-
-<file path=customXml/itemProps4.xml><?xml version="1.0" encoding="utf-8"?>
-<ds:datastoreItem xmlns:ds="http://schemas.openxmlformats.org/officeDocument/2006/customXml" ds:itemID="{D00A4A46-BDBD-48AC-87B9-2BA42D9CC06F}">
-  <ds:schemaRefs>
-    <ds:schemaRef ds:uri="http://schemas.microsoft.com/sharepoint/v3/contenttype/forms"/>
-  </ds:schemaRefs>
-</ds:datastoreItem>
 </file>